--- a/app/templates/hkd/000_HUONG DAN KY + HOP DONG + GIAY DE NGHI.docx
+++ b/app/templates/hkd/000_HUONG DAN KY + HOP DONG + GIAY DE NGHI.docx
@@ -5855,6 +5855,17 @@
         </w:rPr>
         <w:t xml:space="preserve">: </w:t>
       </w:r>
+      <w:r>
+        <w:rPr>
+          <w:rFonts w:ascii="Times New Roman" w:eastAsia="Times New Roman" w:hAnsi="Times New Roman" w:cs="Times New Roman"/>
+          <w:kern w:val="0"/>
+          <w:sz w:val="26"/>
+          <w:szCs w:val="26"/>
+          <w:lang w:val="en"/>
+          <w14:ligatures w14:val="none"/>
+        </w:rPr>
+        <w:t>{{hkd_fax}}</w:t>
+      </w:r>
     </w:p>
     <w:p>
       <w:pPr>
@@ -6060,6 +6071,17 @@
             </w:pict>
           </mc:Fallback>
         </mc:AlternateContent>
+      </w:r>
+      <w:r>
+        <w:rPr>
+          <w:rFonts w:ascii="Times New Roman" w:eastAsia="Times New Roman" w:hAnsi="Times New Roman" w:cs="Times New Roman"/>
+          <w:kern w:val="0"/>
+          <w:sz w:val="26"/>
+          <w:szCs w:val="26"/>
+          <w:lang w:val="en"/>
+          <w14:ligatures w14:val="none"/>
+        </w:rPr>
+        <w:t>{{hkd_web}}</w:t>
       </w:r>
     </w:p>
     <w:p>

--- a/app/templates/hkd/000_HUONG DAN KY + HOP DONG + GIAY DE NGHI.docx
+++ b/app/templates/hkd/000_HUONG DAN KY + HOP DONG + GIAY DE NGHI.docx
@@ -1093,7 +1093,46 @@
                 <w:lang w:val="pt-BR"/>
                 <w14:ligatures w14:val="none"/>
               </w:rPr>
-              <w:t>Hà Nội, ngày ……tháng …… năm 2026</w:t>
+              <w:t>{{</w:t>
+            </w:r>
+            <w:r>
+              <w:rPr>
+                <w:rFonts w:ascii="Times New Roman" w:eastAsia="Times New Roman" w:hAnsi="Times New Roman" w:cs="Times New Roman"/>
+                <w:i/>
+                <w:iCs/>
+                <w:kern w:val="0"/>
+                <w:sz w:val="26"/>
+                <w:szCs w:val="26"/>
+                <w:lang w:val="pt-BR"/>
+                <w14:ligatures w14:val="none"/>
+              </w:rPr>
+              <w:t>hkd_province</w:t>
+            </w:r>
+            <w:r>
+              <w:rPr>
+                <w:rFonts w:ascii="Times New Roman" w:eastAsia="Times New Roman" w:hAnsi="Times New Roman" w:cs="Times New Roman"/>
+                <w:i/>
+                <w:iCs/>
+                <w:kern w:val="0"/>
+                <w:sz w:val="26"/>
+                <w:szCs w:val="26"/>
+                <w:lang w:val="pt-BR"/>
+                <w14:ligatures w14:val="none"/>
+              </w:rPr>
+              <w:t>}}</w:t>
+            </w:r>
+            <w:r>
+              <w:rPr>
+                <w:rFonts w:ascii="Times New Roman" w:eastAsia="Times New Roman" w:hAnsi="Times New Roman" w:cs="Times New Roman"/>
+                <w:i/>
+                <w:iCs/>
+                <w:kern w:val="0"/>
+                <w:sz w:val="26"/>
+                <w:szCs w:val="26"/>
+                <w:lang w:val="pt-BR"/>
+                <w14:ligatures w14:val="none"/>
+              </w:rPr>
+              <w:t>, ngày ……tháng …… năm 2026</w:t>
             </w:r>
           </w:p>
         </w:tc>
@@ -4071,8 +4110,16 @@
         <w:rPr>
           <w:rFonts w:ascii="Times New Roman" w:eastAsia="Times New Roman" w:hAnsi="Times New Roman" w:cs="Times New Roman"/>
         </w:rPr>
-        <w:t>Đồng ý sử dụng dịch vụ thành lập hộ kinh doanh tại Cenvi Launch;</w:t>
-      </w:r>
+        <w:t xml:space="preserve">Đồng ý sử dụng dịch vụ thành lập hộ kinh doanh tại Cenvi </w:t>
+      </w:r>
+      <w:proofErr w:type="gramStart"/>
+      <w:r>
+        <w:rPr>
+          <w:rFonts w:ascii="Times New Roman" w:eastAsia="Times New Roman" w:hAnsi="Times New Roman" w:cs="Times New Roman"/>
+        </w:rPr>
+        <w:t>Launch;</w:t>
+      </w:r>
+      <w:proofErr w:type="gramEnd"/>
     </w:p>
     <w:p>
       <w:pPr>
@@ -4097,8 +4144,16 @@
         <w:rPr>
           <w:rFonts w:ascii="Times New Roman" w:eastAsia="Times New Roman" w:hAnsi="Times New Roman" w:cs="Times New Roman"/>
         </w:rPr>
-        <w:t>Cam kết cung cấp đầy đủ các giấy tờ và hồ sơ pháp lý cần thiết cho Ngân hàng Techcombank để thực hiện thủ tục mở tài khoản Hộ kinh doanh;</w:t>
-      </w:r>
+        <w:t xml:space="preserve">Cam kết cung cấp đầy đủ các giấy tờ và hồ sơ pháp lý cần thiết cho Ngân hàng Techcombank để thực hiện thủ tục mở tài khoản Hộ kinh </w:t>
+      </w:r>
+      <w:proofErr w:type="gramStart"/>
+      <w:r>
+        <w:rPr>
+          <w:rFonts w:ascii="Times New Roman" w:eastAsia="Times New Roman" w:hAnsi="Times New Roman" w:cs="Times New Roman"/>
+        </w:rPr>
+        <w:t>doanh;</w:t>
+      </w:r>
+      <w:proofErr w:type="gramEnd"/>
     </w:p>
     <w:p>
       <w:pPr>
@@ -4123,8 +4178,16 @@
         <w:rPr>
           <w:rFonts w:ascii="Times New Roman" w:eastAsia="Times New Roman" w:hAnsi="Times New Roman" w:cs="Times New Roman"/>
         </w:rPr>
-        <w:t>Đồng ý cho phép phía Ngân hàng Techcombank sử dụng hồ sơ để mở tài khoản Hộ kinh doanh khoản tại Ngân hàng Techcombank;</w:t>
-      </w:r>
+        <w:t xml:space="preserve">Đồng ý cho phép phía Ngân hàng Techcombank sử dụng hồ sơ để mở tài khoản Hộ kinh doanh khoản tại Ngân hàng </w:t>
+      </w:r>
+      <w:proofErr w:type="gramStart"/>
+      <w:r>
+        <w:rPr>
+          <w:rFonts w:ascii="Times New Roman" w:eastAsia="Times New Roman" w:hAnsi="Times New Roman" w:cs="Times New Roman"/>
+        </w:rPr>
+        <w:t>Techcombank;</w:t>
+      </w:r>
+      <w:proofErr w:type="gramEnd"/>
     </w:p>
     <w:p>
       <w:pPr>
@@ -4142,8 +4205,16 @@
         <w:rPr>
           <w:rFonts w:ascii="Times New Roman" w:eastAsia="Times New Roman" w:hAnsi="Times New Roman" w:cs="Times New Roman"/>
         </w:rPr>
-        <w:t>Đồng ý đăng ký tài khoản Ngân hàng mở tại Techcombank làm tài khoản nộp thuế điện tử của Hộ kinh doanh;</w:t>
-      </w:r>
+        <w:t xml:space="preserve">Đồng ý đăng ký tài khoản Ngân hàng mở tại Techcombank làm tài khoản nộp thuế điện tử của Hộ kinh </w:t>
+      </w:r>
+      <w:proofErr w:type="gramStart"/>
+      <w:r>
+        <w:rPr>
+          <w:rFonts w:ascii="Times New Roman" w:eastAsia="Times New Roman" w:hAnsi="Times New Roman" w:cs="Times New Roman"/>
+        </w:rPr>
+        <w:t>doanh;</w:t>
+      </w:r>
+      <w:proofErr w:type="gramEnd"/>
     </w:p>
     <w:p>
       <w:pPr>
@@ -4168,8 +4239,16 @@
         <w:rPr>
           <w:rFonts w:ascii="Times New Roman" w:eastAsia="Times New Roman" w:hAnsi="Times New Roman" w:cs="Times New Roman"/>
         </w:rPr>
-        <w:t>Cam kết các thông tin và tài liệu cung cấp cho Ngân hàng Techcombank là đầy đủ, hợp pháp, và chính xác;</w:t>
-      </w:r>
+        <w:t xml:space="preserve">Cam kết các thông tin và tài liệu cung cấp cho Ngân hàng Techcombank là đầy đủ, hợp pháp, và chính </w:t>
+      </w:r>
+      <w:proofErr w:type="gramStart"/>
+      <w:r>
+        <w:rPr>
+          <w:rFonts w:ascii="Times New Roman" w:eastAsia="Times New Roman" w:hAnsi="Times New Roman" w:cs="Times New Roman"/>
+        </w:rPr>
+        <w:t>xác;</w:t>
+      </w:r>
+      <w:proofErr w:type="gramEnd"/>
     </w:p>
     <w:p>
       <w:pPr>
@@ -4267,7 +4346,31 @@
                 <w:i/>
                 <w:iCs/>
               </w:rPr>
-              <w:t>Hà Nội, ngày    tháng      năm 2026</w:t>
+              <w:t>{{</w:t>
+            </w:r>
+            <w:r>
+              <w:rPr>
+                <w:rFonts w:ascii="Times New Roman" w:eastAsia="Times New Roman" w:hAnsi="Times New Roman" w:cs="Times New Roman"/>
+                <w:i/>
+                <w:iCs/>
+              </w:rPr>
+              <w:t>hkd_province</w:t>
+            </w:r>
+            <w:r>
+              <w:rPr>
+                <w:rFonts w:ascii="Times New Roman" w:eastAsia="Times New Roman" w:hAnsi="Times New Roman" w:cs="Times New Roman"/>
+                <w:i/>
+                <w:iCs/>
+              </w:rPr>
+              <w:t>}}</w:t>
+            </w:r>
+            <w:r>
+              <w:rPr>
+                <w:rFonts w:ascii="Times New Roman" w:eastAsia="Times New Roman" w:hAnsi="Times New Roman" w:cs="Times New Roman"/>
+                <w:i/>
+                <w:iCs/>
+              </w:rPr>
+              <w:t>, ngày    tháng      năm 2026</w:t>
             </w:r>
           </w:p>
         </w:tc>
@@ -4454,7 +4557,6 @@
           <w:lang w:val="en"/>
           <w14:ligatures w14:val="none"/>
         </w:rPr>
-        <w:lastRenderedPageBreak/>
         <w:t>CỘNG HÒA XÃ HỘI CHỦ NGHĨA VIỆT NAM</w:t>
       </w:r>
     </w:p>
@@ -4584,7 +4686,46 @@
           <w:lang w:val="en"/>
           <w14:ligatures w14:val="none"/>
         </w:rPr>
-        <w:t>Hà Nội, ngày ……tháng …… năm 2026</w:t>
+        <w:t>{{</w:t>
+      </w:r>
+      <w:r>
+        <w:rPr>
+          <w:rFonts w:ascii="Times New Roman" w:eastAsia="Times New Roman" w:hAnsi="Times New Roman" w:cs="Times New Roman"/>
+          <w:i/>
+          <w:iCs/>
+          <w:kern w:val="0"/>
+          <w:sz w:val="26"/>
+          <w:szCs w:val="26"/>
+          <w:lang w:val="en"/>
+          <w14:ligatures w14:val="none"/>
+        </w:rPr>
+        <w:t>hkd_province</w:t>
+      </w:r>
+      <w:r>
+        <w:rPr>
+          <w:rFonts w:ascii="Times New Roman" w:eastAsia="Times New Roman" w:hAnsi="Times New Roman" w:cs="Times New Roman"/>
+          <w:i/>
+          <w:iCs/>
+          <w:kern w:val="0"/>
+          <w:sz w:val="26"/>
+          <w:szCs w:val="26"/>
+          <w:lang w:val="en"/>
+          <w14:ligatures w14:val="none"/>
+        </w:rPr>
+        <w:t>}}</w:t>
+      </w:r>
+      <w:r>
+        <w:rPr>
+          <w:rFonts w:ascii="Times New Roman" w:eastAsia="Times New Roman" w:hAnsi="Times New Roman" w:cs="Times New Roman"/>
+          <w:i/>
+          <w:iCs/>
+          <w:kern w:val="0"/>
+          <w:sz w:val="26"/>
+          <w:szCs w:val="26"/>
+          <w:lang w:val="en"/>
+          <w14:ligatures w14:val="none"/>
+        </w:rPr>
+        <w:t>, ngày ……tháng …… năm 2026</w:t>
       </w:r>
     </w:p>
     <w:p>
@@ -4896,7 +5037,21 @@
           <w:lang w:val="en"/>
           <w14:ligatures w14:val="none"/>
         </w:rPr>
-        <w:t xml:space="preserve"> (nếu có)</w:t>
+        <w:t xml:space="preserve"> (nếu có</w:t>
+      </w:r>
+      <w:proofErr w:type="gramStart"/>
+      <w:r>
+        <w:rPr>
+          <w:rFonts w:ascii="Times New Roman" w:eastAsia="Times New Roman" w:hAnsi="Times New Roman" w:cs="Times New Roman"/>
+          <w:i/>
+          <w:iCs/>
+          <w:kern w:val="0"/>
+          <w:sz w:val="26"/>
+          <w:szCs w:val="26"/>
+          <w:lang w:val="en"/>
+          <w14:ligatures w14:val="none"/>
+        </w:rPr>
+        <w:t>)</w:t>
       </w:r>
       <w:r>
         <w:rPr>
@@ -4918,7 +5073,19 @@
           <w:lang w:val="en"/>
           <w14:ligatures w14:val="none"/>
         </w:rPr>
-        <w:t>{{cus_phone}}</w:t>
+        <w:t>{</w:t>
+      </w:r>
+      <w:proofErr w:type="gramEnd"/>
+      <w:r>
+        <w:rPr>
+          <w:rFonts w:ascii="Times New Roman" w:eastAsia="Times New Roman" w:hAnsi="Times New Roman" w:cs="Times New Roman"/>
+          <w:kern w:val="0"/>
+          <w:sz w:val="26"/>
+          <w:szCs w:val="26"/>
+          <w:lang w:val="en"/>
+          <w14:ligatures w14:val="none"/>
+        </w:rPr>
+        <w:t>{cus_phone}}</w:t>
       </w:r>
     </w:p>
     <w:p>
@@ -4935,6 +5102,7 @@
           <w14:ligatures w14:val="none"/>
         </w:rPr>
       </w:pPr>
+      <w:proofErr w:type="gramStart"/>
       <w:r>
         <w:rPr>
           <w:rFonts w:ascii="Times New Roman" w:eastAsia="Times New Roman" w:hAnsi="Times New Roman" w:cs="Times New Roman"/>
@@ -4979,7 +5147,19 @@
           <w:lang w:val="en"/>
           <w14:ligatures w14:val="none"/>
         </w:rPr>
-        <w:t xml:space="preserve"> {{hkd_email}}</w:t>
+        <w:t xml:space="preserve"> {{</w:t>
+      </w:r>
+      <w:proofErr w:type="gramEnd"/>
+      <w:r>
+        <w:rPr>
+          <w:rFonts w:ascii="Times New Roman" w:eastAsia="Times New Roman" w:hAnsi="Times New Roman" w:cs="Times New Roman"/>
+          <w:kern w:val="0"/>
+          <w:sz w:val="26"/>
+          <w:szCs w:val="26"/>
+          <w:lang w:val="en"/>
+          <w14:ligatures w14:val="none"/>
+        </w:rPr>
+        <w:t>hkd_email}}</w:t>
       </w:r>
     </w:p>
     <w:p>
@@ -5796,6 +5976,7 @@
         </w:rPr>
         <w:t>_phone</w:t>
       </w:r>
+      <w:proofErr w:type="gramStart"/>
       <w:r>
         <w:rPr>
           <w:rFonts w:ascii="Times New Roman" w:eastAsia="Times New Roman" w:hAnsi="Times New Roman" w:cs="Times New Roman"/>
@@ -5818,7 +5999,20 @@
           <w:lang w:val="en"/>
           <w14:ligatures w14:val="none"/>
         </w:rPr>
-        <w:t xml:space="preserve">                               </w:t>
+        <w:t xml:space="preserve">   </w:t>
+      </w:r>
+      <w:proofErr w:type="gramEnd"/>
+      <w:r>
+        <w:rPr>
+          <w:rFonts w:ascii="Times New Roman" w:eastAsia="Times New Roman" w:hAnsi="Times New Roman" w:cs="Times New Roman"/>
+          <w:kern w:val="0"/>
+          <w:sz w:val="26"/>
+          <w:szCs w:val="26"/>
+          <w:highlight w:val="white"/>
+          <w:lang w:val="en"/>
+          <w14:ligatures w14:val="none"/>
+        </w:rPr>
+        <w:t xml:space="preserve">                            </w:t>
       </w:r>
       <w:r>
         <w:rPr>
@@ -5884,6 +6078,7 @@
           <w14:ligatures w14:val="none"/>
         </w:rPr>
       </w:pPr>
+      <w:proofErr w:type="gramStart"/>
       <w:r>
         <w:rPr>
           <w:rFonts w:ascii="Times New Roman" w:eastAsia="Times New Roman" w:hAnsi="Times New Roman" w:cs="Times New Roman"/>
@@ -5928,18 +6123,54 @@
           <w:lang w:val="en"/>
           <w14:ligatures w14:val="none"/>
         </w:rPr>
-        <w:t>{{hkd_email}}</w:t>
-      </w:r>
-      <w:r>
-        <w:rPr>
-          <w:rFonts w:ascii="Times New Roman" w:eastAsia="Times New Roman" w:hAnsi="Times New Roman" w:cs="Times New Roman"/>
-          <w:kern w:val="0"/>
-          <w:sz w:val="26"/>
-          <w:szCs w:val="26"/>
-          <w:lang w:val="en"/>
-          <w14:ligatures w14:val="none"/>
-        </w:rPr>
-        <w:t xml:space="preserve">        </w:t>
+        <w:t>{{</w:t>
+      </w:r>
+      <w:proofErr w:type="gramEnd"/>
+      <w:r>
+        <w:rPr>
+          <w:rFonts w:ascii="Times New Roman" w:eastAsia="Times New Roman" w:hAnsi="Times New Roman" w:cs="Times New Roman"/>
+          <w:kern w:val="0"/>
+          <w:sz w:val="26"/>
+          <w:szCs w:val="26"/>
+          <w:lang w:val="en"/>
+          <w14:ligatures w14:val="none"/>
+        </w:rPr>
+        <w:t>hkd_email</w:t>
+      </w:r>
+      <w:proofErr w:type="gramStart"/>
+      <w:r>
+        <w:rPr>
+          <w:rFonts w:ascii="Times New Roman" w:eastAsia="Times New Roman" w:hAnsi="Times New Roman" w:cs="Times New Roman"/>
+          <w:kern w:val="0"/>
+          <w:sz w:val="26"/>
+          <w:szCs w:val="26"/>
+          <w:lang w:val="en"/>
+          <w14:ligatures w14:val="none"/>
+        </w:rPr>
+        <w:t>}}</w:t>
+      </w:r>
+      <w:r>
+        <w:rPr>
+          <w:rFonts w:ascii="Times New Roman" w:eastAsia="Times New Roman" w:hAnsi="Times New Roman" w:cs="Times New Roman"/>
+          <w:kern w:val="0"/>
+          <w:sz w:val="26"/>
+          <w:szCs w:val="26"/>
+          <w:lang w:val="en"/>
+          <w14:ligatures w14:val="none"/>
+        </w:rPr>
+        <w:t xml:space="preserve">   </w:t>
+      </w:r>
+      <w:proofErr w:type="gramEnd"/>
+      <w:r>
+        <w:rPr>
+          <w:rFonts w:ascii="Times New Roman" w:eastAsia="Times New Roman" w:hAnsi="Times New Roman" w:cs="Times New Roman"/>
+          <w:kern w:val="0"/>
+          <w:sz w:val="26"/>
+          <w:szCs w:val="26"/>
+          <w:lang w:val="en"/>
+          <w14:ligatures w14:val="none"/>
+        </w:rPr>
+        <w:t xml:space="preserve">     </w:t>
       </w:r>
       <w:r>
         <w:rPr>
@@ -6507,7 +6738,20 @@
                 <w:lang w:val="en"/>
                 <w14:ligatures w14:val="none"/>
               </w:rPr>
-              <w:t>{{ind.ten_nganh}}</w:t>
+              <w:t>{{ind.ten_nganh</w:t>
+            </w:r>
+            <w:proofErr w:type="gramStart"/>
+            <w:r>
+              <w:rPr>
+                <w:rFonts w:ascii="Times New Roman" w:eastAsia="Times New Roman" w:hAnsi="Times New Roman" w:cs="Times New Roman"/>
+                <w:kern w:val="0"/>
+                <w:sz w:val="26"/>
+                <w:szCs w:val="26"/>
+                <w:highlight w:val="white"/>
+                <w:lang w:val="en"/>
+                <w14:ligatures w14:val="none"/>
+              </w:rPr>
+              <w:t>}}</w:t>
             </w:r>
             <w:r>
               <w:rPr>
@@ -6518,7 +6762,31 @@
                 <w:lang w:val="en"/>
                 <w14:ligatures w14:val="none"/>
               </w:rPr>
-              <w:t>{% if ind.ghi_chu %}</w:t>
+              <w:t>{</w:t>
+            </w:r>
+            <w:proofErr w:type="gramEnd"/>
+            <w:r>
+              <w:rPr>
+                <w:rFonts w:ascii="Times New Roman" w:eastAsia="Times New Roman" w:hAnsi="Times New Roman" w:cs="Times New Roman"/>
+                <w:kern w:val="0"/>
+                <w:sz w:val="26"/>
+                <w:szCs w:val="26"/>
+                <w:lang w:val="en"/>
+                <w14:ligatures w14:val="none"/>
+              </w:rPr>
+              <w:t xml:space="preserve">% if ind.ghi_chu </w:t>
+            </w:r>
+            <w:proofErr w:type="gramStart"/>
+            <w:r>
+              <w:rPr>
+                <w:rFonts w:ascii="Times New Roman" w:eastAsia="Times New Roman" w:hAnsi="Times New Roman" w:cs="Times New Roman"/>
+                <w:kern w:val="0"/>
+                <w:sz w:val="26"/>
+                <w:szCs w:val="26"/>
+                <w:lang w:val="en"/>
+                <w14:ligatures w14:val="none"/>
+              </w:rPr>
+              <w:t>%}</w:t>
             </w:r>
             <w:r>
               <w:rPr>
@@ -6531,7 +6799,35 @@
                 <w:lang w:val="en"/>
                 <w14:ligatures w14:val="none"/>
               </w:rPr>
-              <w:t>{{ind.ghi_chu}}</w:t>
+              <w:t>{</w:t>
+            </w:r>
+            <w:proofErr w:type="gramEnd"/>
+            <w:r>
+              <w:rPr>
+                <w:rFonts w:ascii="Times New Roman" w:eastAsia="Times New Roman" w:hAnsi="Times New Roman" w:cs="Times New Roman"/>
+                <w:i/>
+                <w:iCs/>
+                <w:kern w:val="0"/>
+                <w:sz w:val="26"/>
+                <w:szCs w:val="26"/>
+                <w:lang w:val="en"/>
+                <w14:ligatures w14:val="none"/>
+              </w:rPr>
+              <w:t>{ind.ghi_chu</w:t>
+            </w:r>
+            <w:proofErr w:type="gramStart"/>
+            <w:r>
+              <w:rPr>
+                <w:rFonts w:ascii="Times New Roman" w:eastAsia="Times New Roman" w:hAnsi="Times New Roman" w:cs="Times New Roman"/>
+                <w:i/>
+                <w:iCs/>
+                <w:kern w:val="0"/>
+                <w:sz w:val="26"/>
+                <w:szCs w:val="26"/>
+                <w:lang w:val="en"/>
+                <w14:ligatures w14:val="none"/>
+              </w:rPr>
+              <w:t>}}</w:t>
             </w:r>
             <w:r>
               <w:rPr>
@@ -6542,7 +6838,19 @@
                 <w:lang w:val="en"/>
                 <w14:ligatures w14:val="none"/>
               </w:rPr>
-              <w:t>{% endif %}</w:t>
+              <w:t>{</w:t>
+            </w:r>
+            <w:proofErr w:type="gramEnd"/>
+            <w:r>
+              <w:rPr>
+                <w:rFonts w:ascii="Times New Roman" w:eastAsia="Times New Roman" w:hAnsi="Times New Roman" w:cs="Times New Roman"/>
+                <w:kern w:val="0"/>
+                <w:sz w:val="26"/>
+                <w:szCs w:val="26"/>
+                <w:lang w:val="en"/>
+                <w14:ligatures w14:val="none"/>
+              </w:rPr>
+              <w:t>% endif %}</w:t>
             </w:r>
           </w:p>
         </w:tc>
@@ -6621,7 +6929,31 @@
                 <w:lang w:val="en"/>
                 <w14:ligatures w14:val="none"/>
               </w:rPr>
-              <w:t>{{ind.chinh}}</w:t>
+              <w:t>{{</w:t>
+            </w:r>
+            <w:proofErr w:type="gramStart"/>
+            <w:r>
+              <w:rPr>
+                <w:rFonts w:ascii="Times New Roman" w:eastAsia="Times New Roman" w:hAnsi="Times New Roman" w:cs="Times New Roman"/>
+                <w:kern w:val="0"/>
+                <w:sz w:val="26"/>
+                <w:szCs w:val="26"/>
+                <w:lang w:val="en"/>
+                <w14:ligatures w14:val="none"/>
+              </w:rPr>
+              <w:t>ind.chinh</w:t>
+            </w:r>
+            <w:proofErr w:type="gramEnd"/>
+            <w:r>
+              <w:rPr>
+                <w:rFonts w:ascii="Times New Roman" w:eastAsia="Times New Roman" w:hAnsi="Times New Roman" w:cs="Times New Roman"/>
+                <w:kern w:val="0"/>
+                <w:sz w:val="26"/>
+                <w:szCs w:val="26"/>
+                <w:lang w:val="en"/>
+                <w14:ligatures w14:val="none"/>
+              </w:rPr>
+              <w:t>}}</w:t>
             </w:r>
           </w:p>
         </w:tc>
@@ -6789,7 +7121,31 @@
           <w:lang w:val="en"/>
           <w14:ligatures w14:val="none"/>
         </w:rPr>
-        <w:t xml:space="preserve">{{hkd_von_so}}    </w:t>
+        <w:t>{{hkd_von_so</w:t>
+      </w:r>
+      <w:proofErr w:type="gramStart"/>
+      <w:r>
+        <w:rPr>
+          <w:rFonts w:ascii="Times New Roman" w:eastAsia="Times New Roman" w:hAnsi="Times New Roman" w:cs="Times New Roman"/>
+          <w:kern w:val="0"/>
+          <w:sz w:val="26"/>
+          <w:szCs w:val="26"/>
+          <w:lang w:val="en"/>
+          <w14:ligatures w14:val="none"/>
+        </w:rPr>
+        <w:t xml:space="preserve">}}   </w:t>
+      </w:r>
+      <w:proofErr w:type="gramEnd"/>
+      <w:r>
+        <w:rPr>
+          <w:rFonts w:ascii="Times New Roman" w:eastAsia="Times New Roman" w:hAnsi="Times New Roman" w:cs="Times New Roman"/>
+          <w:kern w:val="0"/>
+          <w:sz w:val="26"/>
+          <w:szCs w:val="26"/>
+          <w:lang w:val="en"/>
+          <w14:ligatures w14:val="none"/>
+        </w:rPr>
+        <w:t xml:space="preserve"> </w:t>
       </w:r>
       <w:r>
         <w:rPr>
@@ -7135,7 +7491,55 @@
           <w:lang w:val="en"/>
           <w14:ligatures w14:val="none"/>
         </w:rPr>
-        <w:t>: …../…../…….</w:t>
+        <w:t xml:space="preserve">: </w:t>
+      </w:r>
+      <w:proofErr w:type="gramStart"/>
+      <w:r>
+        <w:rPr>
+          <w:rFonts w:ascii="Times New Roman" w:eastAsia="Times New Roman" w:hAnsi="Times New Roman" w:cs="Times New Roman"/>
+          <w:kern w:val="0"/>
+          <w:sz w:val="26"/>
+          <w:szCs w:val="26"/>
+          <w:lang w:val="en"/>
+          <w14:ligatures w14:val="none"/>
+        </w:rPr>
+        <w:t>…..</w:t>
+      </w:r>
+      <w:proofErr w:type="gramEnd"/>
+      <w:r>
+        <w:rPr>
+          <w:rFonts w:ascii="Times New Roman" w:eastAsia="Times New Roman" w:hAnsi="Times New Roman" w:cs="Times New Roman"/>
+          <w:kern w:val="0"/>
+          <w:sz w:val="26"/>
+          <w:szCs w:val="26"/>
+          <w:lang w:val="en"/>
+          <w14:ligatures w14:val="none"/>
+        </w:rPr>
+        <w:t>/</w:t>
+      </w:r>
+      <w:proofErr w:type="gramStart"/>
+      <w:r>
+        <w:rPr>
+          <w:rFonts w:ascii="Times New Roman" w:eastAsia="Times New Roman" w:hAnsi="Times New Roman" w:cs="Times New Roman"/>
+          <w:kern w:val="0"/>
+          <w:sz w:val="26"/>
+          <w:szCs w:val="26"/>
+          <w:lang w:val="en"/>
+          <w14:ligatures w14:val="none"/>
+        </w:rPr>
+        <w:t>…..</w:t>
+      </w:r>
+      <w:proofErr w:type="gramEnd"/>
+      <w:r>
+        <w:rPr>
+          <w:rFonts w:ascii="Times New Roman" w:eastAsia="Times New Roman" w:hAnsi="Times New Roman" w:cs="Times New Roman"/>
+          <w:kern w:val="0"/>
+          <w:sz w:val="26"/>
+          <w:szCs w:val="26"/>
+          <w:lang w:val="en"/>
+          <w14:ligatures w14:val="none"/>
+        </w:rPr>
+        <w:t>/…….</w:t>
       </w:r>
     </w:p>
     <w:p>
@@ -9301,8 +9705,21 @@
           <w:lang w:val="en"/>
           <w14:ligatures w14:val="none"/>
         </w:rPr>
-        <w:t>- Bản thân đồng ý chia sẻ thông tin cá nhân được lưu giữ tại Cơ sở dữ liệu quốc gia về dân cư cho Cơ quan đăng ký kinh doanh cấp xã, Cơ quan quản lý nhà nước về đăng ký kinh doanh để phục vụ công tác quản lý nhà nước về đăng ký hộ kinh doanh theo quy định;</w:t>
-      </w:r>
+        <w:t xml:space="preserve">- Bản thân đồng ý chia sẻ thông tin cá nhân được lưu giữ tại Cơ sở dữ liệu quốc gia về dân cư cho Cơ quan đăng ký kinh doanh cấp xã, Cơ quan quản lý nhà nước về đăng ký kinh doanh để phục vụ công tác quản lý nhà nước về đăng ký hộ kinh doanh theo quy </w:t>
+      </w:r>
+      <w:proofErr w:type="gramStart"/>
+      <w:r>
+        <w:rPr>
+          <w:rFonts w:ascii="Times New Roman" w:eastAsia="Times New Roman" w:hAnsi="Times New Roman" w:cs="Times New Roman"/>
+          <w:kern w:val="0"/>
+          <w:sz w:val="26"/>
+          <w:szCs w:val="26"/>
+          <w:lang w:val="en"/>
+          <w14:ligatures w14:val="none"/>
+        </w:rPr>
+        <w:t>định;</w:t>
+      </w:r>
+      <w:proofErr w:type="gramEnd"/>
     </w:p>
     <w:p>
       <w:pPr>
@@ -9327,8 +9744,21 @@
           <w:lang w:val="en"/>
           <w14:ligatures w14:val="none"/>
         </w:rPr>
-        <w:t>- Bản thân không thuộc diện pháp luật cấm kinh doanh; không đồng thời là chủ hộ kinh doanh, thành viên hộ gia đình đăng ký hộ kinh doanh khác; không là chủ doanh nghiệp tư nhân;</w:t>
-      </w:r>
+        <w:t xml:space="preserve">- Bản thân không thuộc diện pháp luật cấm kinh doanh; không đồng thời là chủ hộ kinh doanh, thành viên hộ gia đình đăng ký hộ kinh doanh khác; không là chủ doanh nghiệp tư </w:t>
+      </w:r>
+      <w:proofErr w:type="gramStart"/>
+      <w:r>
+        <w:rPr>
+          <w:rFonts w:ascii="Times New Roman" w:eastAsia="Times New Roman" w:hAnsi="Times New Roman" w:cs="Times New Roman"/>
+          <w:kern w:val="0"/>
+          <w:sz w:val="26"/>
+          <w:szCs w:val="26"/>
+          <w:lang w:val="en"/>
+          <w14:ligatures w14:val="none"/>
+        </w:rPr>
+        <w:t>nhân;</w:t>
+      </w:r>
+      <w:proofErr w:type="gramEnd"/>
     </w:p>
     <w:p>
       <w:pPr>
@@ -9368,6 +9798,7 @@
         </w:rPr>
         <w:t>hộ kinh doanh chỉ cam kết trong trường hợp kinh doanh tại trụ sở</w:t>
       </w:r>
+      <w:proofErr w:type="gramStart"/>
       <w:r>
         <w:rPr>
           <w:rFonts w:ascii="Times New Roman" w:eastAsia="Times New Roman" w:hAnsi="Times New Roman" w:cs="Times New Roman"/>
@@ -9379,6 +9810,7 @@
         </w:rPr>
         <w:t>);</w:t>
       </w:r>
+      <w:proofErr w:type="gramEnd"/>
     </w:p>
     <w:p>
       <w:pPr>
@@ -13262,7 +13694,6 @@
   <w:style w:type="character" w:default="1" w:styleId="DefaultParagraphFont">
     <w:name w:val="Default Paragraph Font"/>
     <w:uiPriority w:val="1"/>
-    <w:semiHidden/>
     <w:unhideWhenUsed/>
   </w:style>
   <w:style w:type="table" w:default="1" w:styleId="TableNormal">

--- a/app/templates/hkd/000_HUONG DAN KY + HOP DONG + GIAY DE NGHI.docx
+++ b/app/templates/hkd/000_HUONG DAN KY + HOP DONG + GIAY DE NGHI.docx
@@ -1132,7 +1132,33 @@
                 <w:lang w:val="pt-BR"/>
                 <w14:ligatures w14:val="none"/>
               </w:rPr>
-              <w:t>, ngày ……tháng …… năm 2026</w:t>
+              <w:t>, ngày ……tháng …… nă</w:t>
+            </w:r>
+            <w:r>
+              <w:rPr>
+                <w:rFonts w:ascii="Times New Roman" w:eastAsia="Times New Roman" w:hAnsi="Times New Roman" w:cs="Times New Roman"/>
+                <w:i/>
+                <w:iCs/>
+                <w:kern w:val="0"/>
+                <w:sz w:val="26"/>
+                <w:szCs w:val="26"/>
+                <w:lang w:val="pt-BR"/>
+                <w14:ligatures w14:val="none"/>
+              </w:rPr>
+              <w:t xml:space="preserve">m </w:t>
+            </w:r>
+            <w:r>
+              <w:rPr>
+                <w:rFonts w:ascii="Times New Roman" w:eastAsia="Times New Roman" w:hAnsi="Times New Roman" w:cs="Times New Roman"/>
+                <w:i/>
+                <w:iCs/>
+                <w:kern w:val="0"/>
+                <w:sz w:val="26"/>
+                <w:szCs w:val="26"/>
+                <w:lang w:val="pt-BR"/>
+                <w14:ligatures w14:val="none"/>
+              </w:rPr>
+              <w:t>……</w:t>
             </w:r>
           </w:p>
         </w:tc>
@@ -4110,16 +4136,8 @@
         <w:rPr>
           <w:rFonts w:ascii="Times New Roman" w:eastAsia="Times New Roman" w:hAnsi="Times New Roman" w:cs="Times New Roman"/>
         </w:rPr>
-        <w:t xml:space="preserve">Đồng ý sử dụng dịch vụ thành lập hộ kinh doanh tại Cenvi </w:t>
-      </w:r>
-      <w:proofErr w:type="gramStart"/>
-      <w:r>
-        <w:rPr>
-          <w:rFonts w:ascii="Times New Roman" w:eastAsia="Times New Roman" w:hAnsi="Times New Roman" w:cs="Times New Roman"/>
-        </w:rPr>
-        <w:t>Launch;</w:t>
-      </w:r>
-      <w:proofErr w:type="gramEnd"/>
+        <w:t>Đồng ý sử dụng dịch vụ thành lập hộ kinh doanh tại Cenvi Launch;</w:t>
+      </w:r>
     </w:p>
     <w:p>
       <w:pPr>
@@ -4144,16 +4162,8 @@
         <w:rPr>
           <w:rFonts w:ascii="Times New Roman" w:eastAsia="Times New Roman" w:hAnsi="Times New Roman" w:cs="Times New Roman"/>
         </w:rPr>
-        <w:t xml:space="preserve">Cam kết cung cấp đầy đủ các giấy tờ và hồ sơ pháp lý cần thiết cho Ngân hàng Techcombank để thực hiện thủ tục mở tài khoản Hộ kinh </w:t>
-      </w:r>
-      <w:proofErr w:type="gramStart"/>
-      <w:r>
-        <w:rPr>
-          <w:rFonts w:ascii="Times New Roman" w:eastAsia="Times New Roman" w:hAnsi="Times New Roman" w:cs="Times New Roman"/>
-        </w:rPr>
-        <w:t>doanh;</w:t>
-      </w:r>
-      <w:proofErr w:type="gramEnd"/>
+        <w:t>Cam kết cung cấp đầy đủ các giấy tờ và hồ sơ pháp lý cần thiết cho Ngân hàng Techcombank để thực hiện thủ tục mở tài khoản Hộ kinh doanh;</w:t>
+      </w:r>
     </w:p>
     <w:p>
       <w:pPr>
@@ -4178,16 +4188,8 @@
         <w:rPr>
           <w:rFonts w:ascii="Times New Roman" w:eastAsia="Times New Roman" w:hAnsi="Times New Roman" w:cs="Times New Roman"/>
         </w:rPr>
-        <w:t xml:space="preserve">Đồng ý cho phép phía Ngân hàng Techcombank sử dụng hồ sơ để mở tài khoản Hộ kinh doanh khoản tại Ngân hàng </w:t>
-      </w:r>
-      <w:proofErr w:type="gramStart"/>
-      <w:r>
-        <w:rPr>
-          <w:rFonts w:ascii="Times New Roman" w:eastAsia="Times New Roman" w:hAnsi="Times New Roman" w:cs="Times New Roman"/>
-        </w:rPr>
-        <w:t>Techcombank;</w:t>
-      </w:r>
-      <w:proofErr w:type="gramEnd"/>
+        <w:t>Đồng ý cho phép phía Ngân hàng Techcombank sử dụng hồ sơ để mở tài khoản Hộ kinh doanh khoản tại Ngân hàng Techcombank;</w:t>
+      </w:r>
     </w:p>
     <w:p>
       <w:pPr>
@@ -4205,16 +4207,8 @@
         <w:rPr>
           <w:rFonts w:ascii="Times New Roman" w:eastAsia="Times New Roman" w:hAnsi="Times New Roman" w:cs="Times New Roman"/>
         </w:rPr>
-        <w:t xml:space="preserve">Đồng ý đăng ký tài khoản Ngân hàng mở tại Techcombank làm tài khoản nộp thuế điện tử của Hộ kinh </w:t>
-      </w:r>
-      <w:proofErr w:type="gramStart"/>
-      <w:r>
-        <w:rPr>
-          <w:rFonts w:ascii="Times New Roman" w:eastAsia="Times New Roman" w:hAnsi="Times New Roman" w:cs="Times New Roman"/>
-        </w:rPr>
-        <w:t>doanh;</w:t>
-      </w:r>
-      <w:proofErr w:type="gramEnd"/>
+        <w:t>Đồng ý đăng ký tài khoản Ngân hàng mở tại Techcombank làm tài khoản nộp thuế điện tử của Hộ kinh doanh;</w:t>
+      </w:r>
     </w:p>
     <w:p>
       <w:pPr>
@@ -4239,16 +4233,8 @@
         <w:rPr>
           <w:rFonts w:ascii="Times New Roman" w:eastAsia="Times New Roman" w:hAnsi="Times New Roman" w:cs="Times New Roman"/>
         </w:rPr>
-        <w:t xml:space="preserve">Cam kết các thông tin và tài liệu cung cấp cho Ngân hàng Techcombank là đầy đủ, hợp pháp, và chính </w:t>
-      </w:r>
-      <w:proofErr w:type="gramStart"/>
-      <w:r>
-        <w:rPr>
-          <w:rFonts w:ascii="Times New Roman" w:eastAsia="Times New Roman" w:hAnsi="Times New Roman" w:cs="Times New Roman"/>
-        </w:rPr>
-        <w:t>xác;</w:t>
-      </w:r>
-      <w:proofErr w:type="gramEnd"/>
+        <w:t>Cam kết các thông tin và tài liệu cung cấp cho Ngân hàng Techcombank là đầy đủ, hợp pháp, và chính xác;</w:t>
+      </w:r>
     </w:p>
     <w:p>
       <w:pPr>
@@ -4370,7 +4356,15 @@
                 <w:i/>
                 <w:iCs/>
               </w:rPr>
-              <w:t>, ngày    tháng      năm 2026</w:t>
+              <w:t xml:space="preserve">, ngày    tháng      năm </w:t>
+            </w:r>
+            <w:r>
+              <w:rPr>
+                <w:rFonts w:ascii="Times New Roman" w:eastAsia="Times New Roman" w:hAnsi="Times New Roman" w:cs="Times New Roman"/>
+                <w:i/>
+                <w:iCs/>
+              </w:rPr>
+              <w:t xml:space="preserve">       </w:t>
             </w:r>
           </w:p>
         </w:tc>
@@ -4470,7 +4464,6 @@
                 <w:rFonts w:ascii="Times New Roman" w:eastAsia="Times New Roman" w:hAnsi="Times New Roman" w:cs="Times New Roman"/>
                 <w:i/>
                 <w:iCs/>
-                <w:lang w:val="vi-VN"/>
               </w:rPr>
             </w:pPr>
           </w:p>
@@ -4481,7 +4474,6 @@
                 <w:rFonts w:ascii="Times New Roman" w:eastAsia="Times New Roman" w:hAnsi="Times New Roman" w:cs="Times New Roman"/>
                 <w:i/>
                 <w:iCs/>
-                <w:lang w:val="vi-VN"/>
               </w:rPr>
             </w:pPr>
           </w:p>
@@ -4530,6 +4522,19 @@
           <w14:ligatures w14:val="none"/>
         </w:rPr>
       </w:pPr>
+      <w:r>
+        <w:rPr>
+          <w:rFonts w:ascii="Times New Roman" w:eastAsia="Times New Roman" w:hAnsi="Times New Roman" w:cs="Times New Roman"/>
+          <w:b/>
+          <w:bCs/>
+          <w:kern w:val="0"/>
+          <w:sz w:val="26"/>
+          <w:szCs w:val="26"/>
+          <w:lang w:val="en"/>
+          <w14:ligatures w14:val="none"/>
+        </w:rPr>
+        <w:br w:type="page"/>
+      </w:r>
     </w:p>
     <w:p>
       <w:pPr>
@@ -4557,6 +4562,7 @@
           <w:lang w:val="en"/>
           <w14:ligatures w14:val="none"/>
         </w:rPr>
+        <w:lastRenderedPageBreak/>
         <w:t>CỘNG HÒA XÃ HỘI CHỦ NGHĨA VIỆT NAM</w:t>
       </w:r>
     </w:p>
@@ -4725,7 +4731,20 @@
           <w:lang w:val="en"/>
           <w14:ligatures w14:val="none"/>
         </w:rPr>
-        <w:t>, ngày ……tháng …… năm 2026</w:t>
+        <w:t xml:space="preserve">, ngày ……tháng …… năm </w:t>
+      </w:r>
+      <w:r>
+        <w:rPr>
+          <w:rFonts w:ascii="Times New Roman" w:eastAsia="Times New Roman" w:hAnsi="Times New Roman" w:cs="Times New Roman"/>
+          <w:i/>
+          <w:iCs/>
+          <w:kern w:val="0"/>
+          <w:sz w:val="26"/>
+          <w:szCs w:val="26"/>
+          <w:lang w:val="en"/>
+          <w14:ligatures w14:val="none"/>
+        </w:rPr>
+        <w:t>……</w:t>
       </w:r>
     </w:p>
     <w:p>
@@ -9705,21 +9724,8 @@
           <w:lang w:val="en"/>
           <w14:ligatures w14:val="none"/>
         </w:rPr>
-        <w:t xml:space="preserve">- Bản thân đồng ý chia sẻ thông tin cá nhân được lưu giữ tại Cơ sở dữ liệu quốc gia về dân cư cho Cơ quan đăng ký kinh doanh cấp xã, Cơ quan quản lý nhà nước về đăng ký kinh doanh để phục vụ công tác quản lý nhà nước về đăng ký hộ kinh doanh theo quy </w:t>
-      </w:r>
-      <w:proofErr w:type="gramStart"/>
-      <w:r>
-        <w:rPr>
-          <w:rFonts w:ascii="Times New Roman" w:eastAsia="Times New Roman" w:hAnsi="Times New Roman" w:cs="Times New Roman"/>
-          <w:kern w:val="0"/>
-          <w:sz w:val="26"/>
-          <w:szCs w:val="26"/>
-          <w:lang w:val="en"/>
-          <w14:ligatures w14:val="none"/>
-        </w:rPr>
-        <w:t>định;</w:t>
-      </w:r>
-      <w:proofErr w:type="gramEnd"/>
+        <w:t>- Bản thân đồng ý chia sẻ thông tin cá nhân được lưu giữ tại Cơ sở dữ liệu quốc gia về dân cư cho Cơ quan đăng ký kinh doanh cấp xã, Cơ quan quản lý nhà nước về đăng ký kinh doanh để phục vụ công tác quản lý nhà nước về đăng ký hộ kinh doanh theo quy định;</w:t>
+      </w:r>
     </w:p>
     <w:p>
       <w:pPr>
@@ -9744,21 +9750,8 @@
           <w:lang w:val="en"/>
           <w14:ligatures w14:val="none"/>
         </w:rPr>
-        <w:t xml:space="preserve">- Bản thân không thuộc diện pháp luật cấm kinh doanh; không đồng thời là chủ hộ kinh doanh, thành viên hộ gia đình đăng ký hộ kinh doanh khác; không là chủ doanh nghiệp tư </w:t>
-      </w:r>
-      <w:proofErr w:type="gramStart"/>
-      <w:r>
-        <w:rPr>
-          <w:rFonts w:ascii="Times New Roman" w:eastAsia="Times New Roman" w:hAnsi="Times New Roman" w:cs="Times New Roman"/>
-          <w:kern w:val="0"/>
-          <w:sz w:val="26"/>
-          <w:szCs w:val="26"/>
-          <w:lang w:val="en"/>
-          <w14:ligatures w14:val="none"/>
-        </w:rPr>
-        <w:t>nhân;</w:t>
-      </w:r>
-      <w:proofErr w:type="gramEnd"/>
+        <w:t>- Bản thân không thuộc diện pháp luật cấm kinh doanh; không đồng thời là chủ hộ kinh doanh, thành viên hộ gia đình đăng ký hộ kinh doanh khác; không là chủ doanh nghiệp tư nhân;</w:t>
+      </w:r>
     </w:p>
     <w:p>
       <w:pPr>
@@ -9798,7 +9791,6 @@
         </w:rPr>
         <w:t>hộ kinh doanh chỉ cam kết trong trường hợp kinh doanh tại trụ sở</w:t>
       </w:r>
-      <w:proofErr w:type="gramStart"/>
       <w:r>
         <w:rPr>
           <w:rFonts w:ascii="Times New Roman" w:eastAsia="Times New Roman" w:hAnsi="Times New Roman" w:cs="Times New Roman"/>
@@ -9810,7 +9802,6 @@
         </w:rPr>
         <w:t>);</w:t>
       </w:r>
-      <w:proofErr w:type="gramEnd"/>
     </w:p>
     <w:p>
       <w:pPr>
@@ -13694,6 +13685,7 @@
   <w:style w:type="character" w:default="1" w:styleId="DefaultParagraphFont">
     <w:name w:val="Default Paragraph Font"/>
     <w:uiPriority w:val="1"/>
+    <w:semiHidden/>
     <w:unhideWhenUsed/>
   </w:style>
   <w:style w:type="table" w:default="1" w:styleId="TableNormal">

--- a/app/templates/hkd/000_HUONG DAN KY + HOP DONG + GIAY DE NGHI.docx
+++ b/app/templates/hkd/000_HUONG DAN KY + HOP DONG + GIAY DE NGHI.docx
@@ -943,8 +943,6 @@
                 <w:b/>
                 <w:bCs/>
                 <w:kern w:val="0"/>
-                <w:sz w:val="26"/>
-                <w:szCs w:val="26"/>
                 <w:lang w:val="pt-BR"/>
                 <w14:ligatures w14:val="none"/>
               </w:rPr>
@@ -955,8 +953,6 @@
                 <w:b/>
                 <w:bCs/>
                 <w:kern w:val="0"/>
-                <w:sz w:val="26"/>
-                <w:szCs w:val="26"/>
                 <w:lang w:val="pt-BR"/>
                 <w14:ligatures w14:val="none"/>
               </w:rPr>
@@ -976,8 +972,6 @@
                 <w:b/>
                 <w:bCs/>
                 <w:kern w:val="0"/>
-                <w:sz w:val="26"/>
-                <w:szCs w:val="26"/>
                 <w:lang w:val="pt-BR"/>
                 <w14:ligatures w14:val="none"/>
               </w:rPr>
@@ -989,8 +983,6 @@
                 <w:bCs/>
                 <w:noProof/>
                 <w:kern w:val="0"/>
-                <w:sz w:val="26"/>
-                <w:szCs w:val="26"/>
                 <w:lang w:val="pt-BR"/>
               </w:rPr>
               <mc:AlternateContent>
@@ -1058,8 +1050,6 @@
                 <w:b/>
                 <w:bCs/>
                 <w:kern w:val="0"/>
-                <w:sz w:val="26"/>
-                <w:szCs w:val="26"/>
                 <w:lang w:val="pt-BR"/>
                 <w14:ligatures w14:val="none"/>
               </w:rPr>
@@ -1076,8 +1066,6 @@
                 <w:i/>
                 <w:iCs/>
                 <w:kern w:val="0"/>
-                <w:sz w:val="26"/>
-                <w:szCs w:val="26"/>
                 <w:lang w:val="pt-BR"/>
                 <w14:ligatures w14:val="none"/>
               </w:rPr>
@@ -1088,12 +1076,10 @@
                 <w:i/>
                 <w:iCs/>
                 <w:kern w:val="0"/>
-                <w:sz w:val="26"/>
-                <w:szCs w:val="26"/>
                 <w:lang w:val="pt-BR"/>
                 <w14:ligatures w14:val="none"/>
               </w:rPr>
-              <w:t>{{</w:t>
+              <w:t>{{hkd_province}}</w:t>
             </w:r>
             <w:r>
               <w:rPr>
@@ -1101,12 +1087,10 @@
                 <w:i/>
                 <w:iCs/>
                 <w:kern w:val="0"/>
-                <w:sz w:val="26"/>
-                <w:szCs w:val="26"/>
                 <w:lang w:val="pt-BR"/>
                 <w14:ligatures w14:val="none"/>
               </w:rPr>
-              <w:t>hkd_province</w:t>
+              <w:t>, ngày ……tháng …… nă</w:t>
             </w:r>
             <w:r>
               <w:rPr>
@@ -1114,51 +1098,10 @@
                 <w:i/>
                 <w:iCs/>
                 <w:kern w:val="0"/>
-                <w:sz w:val="26"/>
-                <w:szCs w:val="26"/>
                 <w:lang w:val="pt-BR"/>
                 <w14:ligatures w14:val="none"/>
               </w:rPr>
-              <w:t>}}</w:t>
-            </w:r>
-            <w:r>
-              <w:rPr>
-                <w:rFonts w:ascii="Times New Roman" w:eastAsia="Times New Roman" w:hAnsi="Times New Roman" w:cs="Times New Roman"/>
-                <w:i/>
-                <w:iCs/>
-                <w:kern w:val="0"/>
-                <w:sz w:val="26"/>
-                <w:szCs w:val="26"/>
-                <w:lang w:val="pt-BR"/>
-                <w14:ligatures w14:val="none"/>
-              </w:rPr>
-              <w:t>, ngày ……tháng …… nă</w:t>
-            </w:r>
-            <w:r>
-              <w:rPr>
-                <w:rFonts w:ascii="Times New Roman" w:eastAsia="Times New Roman" w:hAnsi="Times New Roman" w:cs="Times New Roman"/>
-                <w:i/>
-                <w:iCs/>
-                <w:kern w:val="0"/>
-                <w:sz w:val="26"/>
-                <w:szCs w:val="26"/>
-                <w:lang w:val="pt-BR"/>
-                <w14:ligatures w14:val="none"/>
-              </w:rPr>
-              <w:t xml:space="preserve">m </w:t>
-            </w:r>
-            <w:r>
-              <w:rPr>
-                <w:rFonts w:ascii="Times New Roman" w:eastAsia="Times New Roman" w:hAnsi="Times New Roman" w:cs="Times New Roman"/>
-                <w:i/>
-                <w:iCs/>
-                <w:kern w:val="0"/>
-                <w:sz w:val="26"/>
-                <w:szCs w:val="26"/>
-                <w:lang w:val="pt-BR"/>
-                <w14:ligatures w14:val="none"/>
-              </w:rPr>
-              <w:t>……</w:t>
+              <w:t>m ……</w:t>
             </w:r>
           </w:p>
         </w:tc>
@@ -1176,8 +1119,6 @@
           <w:b/>
           <w:bCs/>
           <w:kern w:val="0"/>
-          <w:sz w:val="26"/>
-          <w:szCs w:val="26"/>
           <w:lang w:val="pt-BR"/>
           <w14:ligatures w14:val="none"/>
         </w:rPr>
@@ -1195,8 +1136,6 @@
           <w:b/>
           <w:bCs/>
           <w:kern w:val="0"/>
-          <w:sz w:val="26"/>
-          <w:szCs w:val="26"/>
           <w:lang w:val="pt-BR"/>
           <w14:ligatures w14:val="none"/>
         </w:rPr>
@@ -1207,8 +1146,6 @@
           <w:b/>
           <w:bCs/>
           <w:kern w:val="0"/>
-          <w:sz w:val="26"/>
-          <w:szCs w:val="26"/>
           <w:lang w:val="pt-BR"/>
           <w14:ligatures w14:val="none"/>
         </w:rPr>
@@ -1262,8 +1199,6 @@
                 <w:b/>
                 <w:bCs/>
                 <w:kern w:val="0"/>
-                <w:sz w:val="26"/>
-                <w:szCs w:val="26"/>
                 <w:lang w:val="pt-BR"/>
                 <w14:ligatures w14:val="none"/>
               </w:rPr>
@@ -1274,8 +1209,6 @@
                 <w:b/>
                 <w:bCs/>
                 <w:kern w:val="0"/>
-                <w:sz w:val="26"/>
-                <w:szCs w:val="26"/>
                 <w:lang w:val="pt-BR"/>
                 <w14:ligatures w14:val="none"/>
               </w:rPr>
@@ -1291,8 +1224,6 @@
               <w:rPr>
                 <w:rFonts w:ascii="Times New Roman" w:eastAsia="Times New Roman" w:hAnsi="Times New Roman" w:cs="Times New Roman"/>
                 <w:kern w:val="0"/>
-                <w:sz w:val="26"/>
-                <w:szCs w:val="26"/>
                 <w:lang w:val="pt-BR"/>
                 <w14:ligatures w14:val="none"/>
               </w:rPr>
@@ -1301,8 +1232,6 @@
               <w:rPr>
                 <w:rFonts w:ascii="Times New Roman" w:eastAsia="Times New Roman" w:hAnsi="Times New Roman" w:cs="Times New Roman"/>
                 <w:kern w:val="0"/>
-                <w:sz w:val="26"/>
-                <w:szCs w:val="26"/>
                 <w:lang w:val="pt-BR"/>
                 <w14:ligatures w14:val="none"/>
               </w:rPr>
@@ -1318,8 +1247,6 @@
               <w:rPr>
                 <w:rFonts w:ascii="Times New Roman" w:eastAsia="Times New Roman" w:hAnsi="Times New Roman" w:cs="Times New Roman"/>
                 <w:kern w:val="0"/>
-                <w:sz w:val="26"/>
-                <w:szCs w:val="26"/>
                 <w:lang w:val="pt-BR"/>
                 <w14:ligatures w14:val="none"/>
               </w:rPr>
@@ -1328,8 +1255,6 @@
               <w:rPr>
                 <w:rFonts w:ascii="Times New Roman" w:eastAsia="Times New Roman" w:hAnsi="Times New Roman" w:cs="Times New Roman"/>
                 <w:kern w:val="0"/>
-                <w:sz w:val="26"/>
-                <w:szCs w:val="26"/>
                 <w:lang w:val="pt-BR"/>
                 <w14:ligatures w14:val="none"/>
               </w:rPr>
@@ -1345,8 +1270,6 @@
               <w:rPr>
                 <w:rFonts w:ascii="Times New Roman" w:eastAsia="Times New Roman" w:hAnsi="Times New Roman" w:cs="Times New Roman"/>
                 <w:kern w:val="0"/>
-                <w:sz w:val="26"/>
-                <w:szCs w:val="26"/>
                 <w:lang w:val="pt-BR"/>
                 <w14:ligatures w14:val="none"/>
               </w:rPr>
@@ -1355,8 +1278,6 @@
               <w:rPr>
                 <w:rFonts w:ascii="Times New Roman" w:eastAsia="Times New Roman" w:hAnsi="Times New Roman" w:cs="Times New Roman"/>
                 <w:kern w:val="0"/>
-                <w:sz w:val="26"/>
-                <w:szCs w:val="26"/>
                 <w:lang w:val="pt-BR"/>
                 <w14:ligatures w14:val="none"/>
               </w:rPr>
@@ -1368,8 +1289,6 @@
                 <w:b/>
                 <w:bCs/>
                 <w:kern w:val="0"/>
-                <w:sz w:val="26"/>
-                <w:szCs w:val="26"/>
                 <w:lang w:val="pt-BR"/>
                 <w14:ligatures w14:val="none"/>
               </w:rPr>
@@ -1385,8 +1304,6 @@
               <w:rPr>
                 <w:rFonts w:ascii="Times New Roman" w:eastAsia="Times New Roman" w:hAnsi="Times New Roman" w:cs="Times New Roman"/>
                 <w:kern w:val="0"/>
-                <w:sz w:val="26"/>
-                <w:szCs w:val="26"/>
                 <w:lang w:val="pt-BR"/>
                 <w14:ligatures w14:val="none"/>
               </w:rPr>
@@ -1395,8 +1312,6 @@
               <w:rPr>
                 <w:rFonts w:ascii="Times New Roman" w:eastAsia="Times New Roman" w:hAnsi="Times New Roman" w:cs="Times New Roman"/>
                 <w:kern w:val="0"/>
-                <w:sz w:val="26"/>
-                <w:szCs w:val="26"/>
                 <w:lang w:val="pt-BR"/>
                 <w14:ligatures w14:val="none"/>
               </w:rPr>
@@ -1406,8 +1321,6 @@
               <w:rPr>
                 <w:rFonts w:ascii="Times New Roman" w:eastAsia="Times New Roman" w:hAnsi="Times New Roman" w:cs="Times New Roman"/>
                 <w:kern w:val="0"/>
-                <w:sz w:val="26"/>
-                <w:szCs w:val="26"/>
                 <w:lang w:val="pt-BR"/>
                 <w14:ligatures w14:val="none"/>
               </w:rPr>
@@ -1446,8 +1359,6 @@
                 <w:b/>
                 <w:bCs/>
                 <w:kern w:val="0"/>
-                <w:sz w:val="26"/>
-                <w:szCs w:val="26"/>
                 <w:lang w:val="pt-BR"/>
                 <w14:ligatures w14:val="none"/>
               </w:rPr>
@@ -1458,25 +1369,10 @@
                 <w:b/>
                 <w:bCs/>
                 <w:kern w:val="0"/>
-                <w:sz w:val="26"/>
-                <w:szCs w:val="26"/>
                 <w:lang w:val="pt-BR"/>
                 <w14:ligatures w14:val="none"/>
               </w:rPr>
-              <w:t xml:space="preserve">Bên B: </w:t>
-            </w:r>
-            <w:r>
-              <w:rPr>
-                <w:rFonts w:ascii="Times New Roman" w:eastAsia="Times New Roman" w:hAnsi="Times New Roman" w:cs="Times New Roman"/>
-                <w:b/>
-                <w:bCs/>
-                <w:kern w:val="0"/>
-                <w:sz w:val="26"/>
-                <w:szCs w:val="26"/>
-                <w:lang w:val="pt-BR"/>
-                <w14:ligatures w14:val="none"/>
-              </w:rPr>
-              <w:t>{{cus_name}}</w:t>
+              <w:t>Bên B: {{cus_name}}</w:t>
             </w:r>
           </w:p>
           <w:p>
@@ -1492,8 +1388,6 @@
               <w:rPr>
                 <w:rFonts w:ascii="Times New Roman" w:eastAsia="Times New Roman" w:hAnsi="Times New Roman" w:cs="Times New Roman"/>
                 <w:kern w:val="0"/>
-                <w:sz w:val="26"/>
-                <w:szCs w:val="26"/>
                 <w:lang w:val="pt-BR"/>
                 <w14:ligatures w14:val="none"/>
               </w:rPr>
@@ -1502,23 +1396,10 @@
               <w:rPr>
                 <w:rFonts w:ascii="Times New Roman" w:eastAsia="Times New Roman" w:hAnsi="Times New Roman" w:cs="Times New Roman"/>
                 <w:kern w:val="0"/>
-                <w:sz w:val="26"/>
-                <w:szCs w:val="26"/>
                 <w:lang w:val="pt-BR"/>
                 <w14:ligatures w14:val="none"/>
               </w:rPr>
-              <w:t xml:space="preserve">- Sinh ngày: </w:t>
-            </w:r>
-            <w:r>
-              <w:rPr>
-                <w:rFonts w:ascii="Times New Roman" w:eastAsia="Times New Roman" w:hAnsi="Times New Roman" w:cs="Times New Roman"/>
-                <w:kern w:val="0"/>
-                <w:sz w:val="26"/>
-                <w:szCs w:val="26"/>
-                <w:lang w:val="pt-BR"/>
-                <w14:ligatures w14:val="none"/>
-              </w:rPr>
-              <w:t>{{cus_dob}}</w:t>
+              <w:t>- Sinh ngày: {{cus_dob}}</w:t>
             </w:r>
           </w:p>
           <w:p>
@@ -1534,8 +1415,6 @@
               <w:rPr>
                 <w:rFonts w:ascii="Times New Roman" w:eastAsia="Times New Roman" w:hAnsi="Times New Roman" w:cs="Times New Roman"/>
                 <w:kern w:val="0"/>
-                <w:sz w:val="26"/>
-                <w:szCs w:val="26"/>
                 <w:lang w:val="pt-BR"/>
                 <w14:ligatures w14:val="none"/>
               </w:rPr>
@@ -1544,23 +1423,10 @@
               <w:rPr>
                 <w:rFonts w:ascii="Times New Roman" w:eastAsia="Times New Roman" w:hAnsi="Times New Roman" w:cs="Times New Roman"/>
                 <w:kern w:val="0"/>
-                <w:sz w:val="26"/>
-                <w:szCs w:val="26"/>
                 <w:lang w:val="pt-BR"/>
                 <w14:ligatures w14:val="none"/>
               </w:rPr>
-              <w:t xml:space="preserve">- Số định danh cá nhân: </w:t>
-            </w:r>
-            <w:r>
-              <w:rPr>
-                <w:rFonts w:ascii="Times New Roman" w:eastAsia="Times New Roman" w:hAnsi="Times New Roman" w:cs="Times New Roman"/>
-                <w:kern w:val="0"/>
-                <w:sz w:val="26"/>
-                <w:szCs w:val="26"/>
-                <w:lang w:val="pt-BR"/>
-                <w14:ligatures w14:val="none"/>
-              </w:rPr>
-              <w:t>{{cus_cccd}}</w:t>
+              <w:t>- Số định danh cá nhân: {{cus_cccd}}</w:t>
             </w:r>
           </w:p>
           <w:p>
@@ -1576,8 +1442,6 @@
               <w:rPr>
                 <w:rFonts w:ascii="Times New Roman" w:eastAsia="Times New Roman" w:hAnsi="Times New Roman" w:cs="Times New Roman"/>
                 <w:kern w:val="0"/>
-                <w:sz w:val="26"/>
-                <w:szCs w:val="26"/>
                 <w:lang w:val="pt-BR"/>
                 <w14:ligatures w14:val="none"/>
               </w:rPr>
@@ -1586,23 +1450,10 @@
               <w:rPr>
                 <w:rFonts w:ascii="Times New Roman" w:eastAsia="Times New Roman" w:hAnsi="Times New Roman" w:cs="Times New Roman"/>
                 <w:kern w:val="0"/>
-                <w:sz w:val="26"/>
-                <w:szCs w:val="26"/>
                 <w:lang w:val="pt-BR"/>
                 <w14:ligatures w14:val="none"/>
               </w:rPr>
-              <w:t xml:space="preserve">- Địa chỉ: </w:t>
-            </w:r>
-            <w:r>
-              <w:rPr>
-                <w:rFonts w:ascii="Times New Roman" w:eastAsia="Times New Roman" w:hAnsi="Times New Roman" w:cs="Times New Roman"/>
-                <w:kern w:val="0"/>
-                <w:sz w:val="26"/>
-                <w:szCs w:val="26"/>
-                <w:lang w:val="pt-BR"/>
-                <w14:ligatures w14:val="none"/>
-              </w:rPr>
-              <w:t>{{cus_address}}</w:t>
+              <w:t>- Địa chỉ: {{cus_address}}</w:t>
             </w:r>
           </w:p>
           <w:p>
@@ -1620,8 +1471,6 @@
                 <w:b/>
                 <w:bCs/>
                 <w:kern w:val="0"/>
-                <w:sz w:val="26"/>
-                <w:szCs w:val="26"/>
                 <w:lang w:val="pt-BR"/>
                 <w14:ligatures w14:val="none"/>
               </w:rPr>
@@ -1643,8 +1492,6 @@
           <w:i/>
           <w:iCs/>
           <w:kern w:val="0"/>
-          <w:sz w:val="26"/>
-          <w:szCs w:val="26"/>
           <w:lang w:val="pt-BR"/>
           <w14:ligatures w14:val="none"/>
         </w:rPr>
@@ -1663,8 +1510,6 @@
           <w:i/>
           <w:iCs/>
           <w:kern w:val="0"/>
-          <w:sz w:val="26"/>
-          <w:szCs w:val="26"/>
           <w:lang w:val="pt-BR"/>
           <w14:ligatures w14:val="none"/>
         </w:rPr>
@@ -1677,8 +1522,6 @@
           <w:i/>
           <w:iCs/>
           <w:kern w:val="0"/>
-          <w:sz w:val="26"/>
-          <w:szCs w:val="26"/>
           <w:lang w:val="pt-BR"/>
           <w14:ligatures w14:val="none"/>
         </w:rPr>
@@ -1698,8 +1541,6 @@
           <w:b/>
           <w:bCs/>
           <w:kern w:val="0"/>
-          <w:sz w:val="26"/>
-          <w:szCs w:val="26"/>
           <w:lang w:val="pt-BR"/>
           <w14:ligatures w14:val="none"/>
         </w:rPr>
@@ -1710,8 +1551,6 @@
           <w:b/>
           <w:bCs/>
           <w:kern w:val="0"/>
-          <w:sz w:val="26"/>
-          <w:szCs w:val="26"/>
           <w:lang w:val="pt-BR"/>
           <w14:ligatures w14:val="none"/>
         </w:rPr>
@@ -1731,8 +1570,6 @@
         <w:rPr>
           <w:rFonts w:ascii="Times New Roman" w:eastAsia="Times New Roman" w:hAnsi="Times New Roman" w:cs="Times New Roman"/>
           <w:kern w:val="0"/>
-          <w:sz w:val="26"/>
-          <w:szCs w:val="26"/>
           <w:lang w:val="pt-BR"/>
           <w14:ligatures w14:val="none"/>
         </w:rPr>
@@ -1741,8 +1578,6 @@
         <w:rPr>
           <w:rFonts w:ascii="Times New Roman" w:eastAsia="Times New Roman" w:hAnsi="Times New Roman" w:cs="Times New Roman"/>
           <w:kern w:val="0"/>
-          <w:sz w:val="26"/>
-          <w:szCs w:val="26"/>
           <w:lang w:val="pt-BR"/>
           <w14:ligatures w14:val="none"/>
         </w:rPr>
@@ -1762,8 +1597,6 @@
         <w:rPr>
           <w:rFonts w:ascii="Times New Roman" w:eastAsia="Times New Roman" w:hAnsi="Times New Roman" w:cs="Times New Roman"/>
           <w:kern w:val="0"/>
-          <w:sz w:val="26"/>
-          <w:szCs w:val="26"/>
           <w:lang w:val="pt-BR"/>
           <w14:ligatures w14:val="none"/>
         </w:rPr>
@@ -1772,8 +1605,6 @@
         <w:rPr>
           <w:rFonts w:ascii="Times New Roman" w:eastAsia="Times New Roman" w:hAnsi="Times New Roman" w:cs="Times New Roman"/>
           <w:kern w:val="0"/>
-          <w:sz w:val="26"/>
-          <w:szCs w:val="26"/>
           <w:lang w:val="pt-BR"/>
           <w14:ligatures w14:val="none"/>
         </w:rPr>
@@ -1791,8 +1622,6 @@
         <w:rPr>
           <w:rFonts w:ascii="Times New Roman" w:eastAsia="Times New Roman" w:hAnsi="Times New Roman" w:cs="Times New Roman"/>
           <w:kern w:val="0"/>
-          <w:sz w:val="26"/>
-          <w:szCs w:val="26"/>
           <w:lang w:val="pt-BR"/>
           <w14:ligatures w14:val="none"/>
         </w:rPr>
@@ -1801,8 +1630,6 @@
         <w:rPr>
           <w:rFonts w:ascii="Times New Roman" w:eastAsia="Times New Roman" w:hAnsi="Times New Roman" w:cs="Times New Roman"/>
           <w:kern w:val="0"/>
-          <w:sz w:val="26"/>
-          <w:szCs w:val="26"/>
           <w:lang w:val="pt-BR"/>
           <w14:ligatures w14:val="none"/>
         </w:rPr>
@@ -1812,8 +1639,6 @@
         <w:rPr>
           <w:rFonts w:ascii="Times New Roman" w:eastAsia="Times New Roman" w:hAnsi="Times New Roman" w:cs="Times New Roman"/>
           <w:kern w:val="0"/>
-          <w:sz w:val="26"/>
-          <w:szCs w:val="26"/>
           <w:lang w:val="pt-BR"/>
           <w14:ligatures w14:val="none"/>
         </w:rPr>
@@ -1835,8 +1660,6 @@
         <w:rPr>
           <w:rFonts w:ascii="Times New Roman" w:eastAsia="Times New Roman" w:hAnsi="Times New Roman" w:cs="Times New Roman"/>
           <w:kern w:val="0"/>
-          <w:sz w:val="26"/>
-          <w:szCs w:val="26"/>
           <w:lang w:val="pt-BR"/>
           <w14:ligatures w14:val="none"/>
         </w:rPr>
@@ -1845,8 +1668,6 @@
         <w:rPr>
           <w:rFonts w:ascii="Times New Roman" w:eastAsia="Times New Roman" w:hAnsi="Times New Roman" w:cs="Times New Roman"/>
           <w:kern w:val="0"/>
-          <w:sz w:val="26"/>
-          <w:szCs w:val="26"/>
           <w:lang w:val="pt-BR"/>
           <w14:ligatures w14:val="none"/>
         </w:rPr>
@@ -1868,8 +1689,6 @@
         <w:rPr>
           <w:rFonts w:ascii="Times New Roman" w:eastAsia="Times New Roman" w:hAnsi="Times New Roman" w:cs="Times New Roman"/>
           <w:kern w:val="0"/>
-          <w:sz w:val="26"/>
-          <w:szCs w:val="26"/>
           <w:lang w:val="pt-BR"/>
           <w14:ligatures w14:val="none"/>
         </w:rPr>
@@ -1878,8 +1697,6 @@
         <w:rPr>
           <w:rFonts w:ascii="Times New Roman" w:eastAsia="Times New Roman" w:hAnsi="Times New Roman" w:cs="Times New Roman"/>
           <w:kern w:val="0"/>
-          <w:sz w:val="26"/>
-          <w:szCs w:val="26"/>
           <w:lang w:val="pt-BR"/>
           <w14:ligatures w14:val="none"/>
         </w:rPr>
@@ -1902,8 +1719,6 @@
         <w:rPr>
           <w:rFonts w:ascii="Times New Roman" w:eastAsia="Times New Roman" w:hAnsi="Times New Roman" w:cs="Times New Roman"/>
           <w:kern w:val="0"/>
-          <w:sz w:val="26"/>
-          <w:szCs w:val="26"/>
           <w:lang w:val="pt-BR"/>
           <w14:ligatures w14:val="none"/>
         </w:rPr>
@@ -1912,8 +1727,6 @@
         <w:rPr>
           <w:rFonts w:ascii="Times New Roman" w:eastAsia="Times New Roman" w:hAnsi="Times New Roman" w:cs="Times New Roman"/>
           <w:kern w:val="0"/>
-          <w:sz w:val="26"/>
-          <w:szCs w:val="26"/>
           <w:lang w:val="pt-BR"/>
           <w14:ligatures w14:val="none"/>
         </w:rPr>
@@ -1935,8 +1748,6 @@
         <w:rPr>
           <w:rFonts w:ascii="Times New Roman" w:eastAsia="Times New Roman" w:hAnsi="Times New Roman" w:cs="Times New Roman"/>
           <w:kern w:val="0"/>
-          <w:sz w:val="26"/>
-          <w:szCs w:val="26"/>
           <w:lang w:val="pt-BR"/>
           <w14:ligatures w14:val="none"/>
         </w:rPr>
@@ -1945,8 +1756,6 @@
         <w:rPr>
           <w:rFonts w:ascii="Times New Roman" w:eastAsia="Times New Roman" w:hAnsi="Times New Roman" w:cs="Times New Roman"/>
           <w:kern w:val="0"/>
-          <w:sz w:val="26"/>
-          <w:szCs w:val="26"/>
           <w:lang w:val="pt-BR"/>
           <w14:ligatures w14:val="none"/>
         </w:rPr>
@@ -1966,8 +1775,6 @@
           <w:b/>
           <w:bCs/>
           <w:kern w:val="0"/>
-          <w:sz w:val="26"/>
-          <w:szCs w:val="26"/>
           <w:lang w:val="pt-BR"/>
           <w14:ligatures w14:val="none"/>
         </w:rPr>
@@ -1978,8 +1785,6 @@
           <w:b/>
           <w:bCs/>
           <w:kern w:val="0"/>
-          <w:sz w:val="26"/>
-          <w:szCs w:val="26"/>
           <w:lang w:val="pt-BR"/>
           <w14:ligatures w14:val="none"/>
         </w:rPr>
@@ -2000,8 +1805,6 @@
         <w:rPr>
           <w:rFonts w:ascii="Times New Roman" w:eastAsia="Times New Roman" w:hAnsi="Times New Roman" w:cs="Times New Roman"/>
           <w:kern w:val="0"/>
-          <w:sz w:val="26"/>
-          <w:szCs w:val="26"/>
           <w:lang w:val="pt-BR"/>
           <w14:ligatures w14:val="none"/>
         </w:rPr>
@@ -2010,8 +1813,6 @@
         <w:rPr>
           <w:rFonts w:ascii="Times New Roman" w:eastAsia="Times New Roman" w:hAnsi="Times New Roman" w:cs="Times New Roman"/>
           <w:kern w:val="0"/>
-          <w:sz w:val="26"/>
-          <w:szCs w:val="26"/>
           <w:lang w:val="pt-BR"/>
           <w14:ligatures w14:val="none"/>
         </w:rPr>
@@ -2032,8 +1833,6 @@
         <w:rPr>
           <w:rFonts w:ascii="Times New Roman" w:eastAsia="Times New Roman" w:hAnsi="Times New Roman" w:cs="Times New Roman"/>
           <w:kern w:val="0"/>
-          <w:sz w:val="26"/>
-          <w:szCs w:val="26"/>
           <w:lang w:val="pt-BR"/>
           <w14:ligatures w14:val="none"/>
         </w:rPr>
@@ -2042,8 +1841,6 @@
         <w:rPr>
           <w:rFonts w:ascii="Times New Roman" w:eastAsia="Times New Roman" w:hAnsi="Times New Roman" w:cs="Times New Roman"/>
           <w:kern w:val="0"/>
-          <w:sz w:val="26"/>
-          <w:szCs w:val="26"/>
           <w:lang w:val="pt-BR"/>
           <w14:ligatures w14:val="none"/>
         </w:rPr>
@@ -2055,8 +1852,6 @@
           <w:i/>
           <w:iCs/>
           <w:kern w:val="0"/>
-          <w:sz w:val="26"/>
-          <w:szCs w:val="26"/>
           <w:lang w:val="pt-BR"/>
           <w14:ligatures w14:val="none"/>
         </w:rPr>
@@ -2066,8 +1861,6 @@
         <w:rPr>
           <w:rFonts w:ascii="Times New Roman" w:eastAsia="Times New Roman" w:hAnsi="Times New Roman" w:cs="Times New Roman"/>
           <w:kern w:val="0"/>
-          <w:sz w:val="26"/>
-          <w:szCs w:val="26"/>
           <w:lang w:val="pt-BR"/>
           <w14:ligatures w14:val="none"/>
         </w:rPr>
@@ -2090,8 +1883,6 @@
         <w:rPr>
           <w:rFonts w:ascii="Times New Roman" w:eastAsia="Times New Roman" w:hAnsi="Times New Roman" w:cs="Times New Roman"/>
           <w:kern w:val="0"/>
-          <w:sz w:val="26"/>
-          <w:szCs w:val="26"/>
           <w:lang w:val="pt-BR"/>
           <w14:ligatures w14:val="none"/>
         </w:rPr>
@@ -2100,8 +1891,6 @@
         <w:rPr>
           <w:rFonts w:ascii="Times New Roman" w:eastAsia="Times New Roman" w:hAnsi="Times New Roman" w:cs="Times New Roman"/>
           <w:kern w:val="0"/>
-          <w:sz w:val="26"/>
-          <w:szCs w:val="26"/>
           <w:lang w:val="pt-BR"/>
           <w14:ligatures w14:val="none"/>
         </w:rPr>
@@ -2124,8 +1913,6 @@
         <w:rPr>
           <w:rFonts w:ascii="Times New Roman" w:eastAsia="Times New Roman" w:hAnsi="Times New Roman" w:cs="Times New Roman"/>
           <w:kern w:val="0"/>
-          <w:sz w:val="26"/>
-          <w:szCs w:val="26"/>
           <w:lang w:val="pt-BR"/>
           <w14:ligatures w14:val="none"/>
         </w:rPr>
@@ -2134,8 +1921,6 @@
         <w:rPr>
           <w:rFonts w:ascii="Times New Roman" w:eastAsia="Times New Roman" w:hAnsi="Times New Roman" w:cs="Times New Roman"/>
           <w:kern w:val="0"/>
-          <w:sz w:val="26"/>
-          <w:szCs w:val="26"/>
           <w:lang w:val="pt-BR"/>
           <w14:ligatures w14:val="none"/>
         </w:rPr>
@@ -2156,8 +1941,6 @@
           <w:b/>
           <w:bCs/>
           <w:kern w:val="0"/>
-          <w:sz w:val="26"/>
-          <w:szCs w:val="26"/>
           <w:lang w:val="pt-BR"/>
           <w14:ligatures w14:val="none"/>
         </w:rPr>
@@ -2168,12 +1951,9 @@
           <w:b/>
           <w:bCs/>
           <w:kern w:val="0"/>
-          <w:sz w:val="26"/>
-          <w:szCs w:val="26"/>
           <w:lang w:val="pt-BR"/>
           <w14:ligatures w14:val="none"/>
         </w:rPr>
-        <w:lastRenderedPageBreak/>
         <w:t>ĐIỀU 3: THỜI HẠN THỰC HIỆN HỢP ĐỒNG</w:t>
       </w:r>
     </w:p>
@@ -2191,8 +1971,6 @@
           <w:rFonts w:ascii="Times New Roman" w:eastAsia="Times New Roman" w:hAnsi="Times New Roman" w:cs="Times New Roman"/>
           <w:color w:val="000000"/>
           <w:kern w:val="0"/>
-          <w:sz w:val="26"/>
-          <w:szCs w:val="26"/>
           <w:lang w:val="pt-BR"/>
           <w14:ligatures w14:val="none"/>
         </w:rPr>
@@ -2202,8 +1980,6 @@
           <w:rFonts w:ascii="Times New Roman" w:eastAsia="Times New Roman" w:hAnsi="Times New Roman" w:cs="Times New Roman"/>
           <w:color w:val="000000"/>
           <w:kern w:val="0"/>
-          <w:sz w:val="26"/>
-          <w:szCs w:val="26"/>
           <w:lang w:val="pt-BR"/>
           <w14:ligatures w14:val="none"/>
         </w:rPr>
@@ -2224,8 +2000,6 @@
           <w:rFonts w:ascii="Times New Roman" w:eastAsia="Times New Roman" w:hAnsi="Times New Roman" w:cs="Times New Roman"/>
           <w:color w:val="000000"/>
           <w:kern w:val="0"/>
-          <w:sz w:val="26"/>
-          <w:szCs w:val="26"/>
           <w:lang w:val="pt-BR"/>
           <w14:ligatures w14:val="none"/>
         </w:rPr>
@@ -2235,8 +2009,6 @@
           <w:rFonts w:ascii="Times New Roman" w:eastAsia="Times New Roman" w:hAnsi="Times New Roman" w:cs="Times New Roman"/>
           <w:color w:val="000000"/>
           <w:kern w:val="0"/>
-          <w:sz w:val="26"/>
-          <w:szCs w:val="26"/>
           <w:lang w:val="pt-BR"/>
           <w14:ligatures w14:val="none"/>
         </w:rPr>
@@ -2258,8 +2030,6 @@
         <w:rPr>
           <w:rFonts w:ascii="Times New Roman" w:eastAsia="Times New Roman" w:hAnsi="Times New Roman" w:cs="Times New Roman"/>
           <w:kern w:val="0"/>
-          <w:sz w:val="26"/>
-          <w:szCs w:val="26"/>
           <w:lang w:val="pt-BR"/>
           <w14:ligatures w14:val="none"/>
         </w:rPr>
@@ -2268,11 +2038,10 @@
         <w:rPr>
           <w:rFonts w:ascii="Times New Roman" w:eastAsia="Times New Roman" w:hAnsi="Times New Roman" w:cs="Times New Roman"/>
           <w:kern w:val="0"/>
-          <w:sz w:val="26"/>
-          <w:szCs w:val="26"/>
           <w:lang w:val="pt-BR"/>
           <w14:ligatures w14:val="none"/>
         </w:rPr>
+        <w:lastRenderedPageBreak/>
         <w:t xml:space="preserve">Bên A hoàn thành công việc theo quy định tại Khoản 1.3 Điều này; </w:t>
       </w:r>
     </w:p>
@@ -2291,8 +2060,6 @@
         <w:rPr>
           <w:rFonts w:ascii="Times New Roman" w:eastAsia="Times New Roman" w:hAnsi="Times New Roman" w:cs="Times New Roman"/>
           <w:kern w:val="0"/>
-          <w:sz w:val="26"/>
-          <w:szCs w:val="26"/>
           <w:lang w:val="pt-BR"/>
           <w14:ligatures w14:val="none"/>
         </w:rPr>
@@ -2301,8 +2068,6 @@
         <w:rPr>
           <w:rFonts w:ascii="Times New Roman" w:eastAsia="Times New Roman" w:hAnsi="Times New Roman" w:cs="Times New Roman"/>
           <w:kern w:val="0"/>
-          <w:sz w:val="26"/>
-          <w:szCs w:val="26"/>
           <w:lang w:val="pt-BR"/>
           <w14:ligatures w14:val="none"/>
         </w:rPr>
@@ -2324,8 +2089,6 @@
         <w:rPr>
           <w:rFonts w:ascii="Times New Roman" w:eastAsia="Times New Roman" w:hAnsi="Times New Roman" w:cs="Times New Roman"/>
           <w:kern w:val="0"/>
-          <w:sz w:val="26"/>
-          <w:szCs w:val="26"/>
           <w:lang w:val="pt-BR"/>
           <w14:ligatures w14:val="none"/>
         </w:rPr>
@@ -2334,8 +2097,6 @@
         <w:rPr>
           <w:rFonts w:ascii="Times New Roman" w:eastAsia="Times New Roman" w:hAnsi="Times New Roman" w:cs="Times New Roman"/>
           <w:kern w:val="0"/>
-          <w:sz w:val="26"/>
-          <w:szCs w:val="26"/>
           <w:lang w:val="pt-BR"/>
           <w14:ligatures w14:val="none"/>
         </w:rPr>
@@ -2355,8 +2116,6 @@
           <w:rFonts w:ascii="Times New Roman" w:eastAsia="Times New Roman" w:hAnsi="Times New Roman" w:cs="Times New Roman"/>
           <w:color w:val="000000"/>
           <w:kern w:val="0"/>
-          <w:sz w:val="26"/>
-          <w:szCs w:val="26"/>
           <w:lang w:val="pt-BR"/>
           <w14:ligatures w14:val="none"/>
         </w:rPr>
@@ -2366,8 +2125,6 @@
           <w:rFonts w:ascii="Times New Roman" w:eastAsia="Times New Roman" w:hAnsi="Times New Roman" w:cs="Times New Roman"/>
           <w:color w:val="000000"/>
           <w:kern w:val="0"/>
-          <w:sz w:val="26"/>
-          <w:szCs w:val="26"/>
           <w:lang w:val="pt-BR"/>
           <w14:ligatures w14:val="none"/>
         </w:rPr>
@@ -2384,8 +2141,6 @@
         <w:rPr>
           <w:rFonts w:ascii="Times New Roman" w:eastAsia="Times New Roman" w:hAnsi="Times New Roman" w:cs="Times New Roman"/>
           <w:kern w:val="0"/>
-          <w:sz w:val="26"/>
-          <w:szCs w:val="26"/>
           <w:lang w:val="pt-BR"/>
           <w14:ligatures w14:val="none"/>
         </w:rPr>
@@ -2396,8 +2151,6 @@
           <w:b/>
           <w:bCs/>
           <w:kern w:val="0"/>
-          <w:sz w:val="26"/>
-          <w:szCs w:val="26"/>
           <w:lang w:val="pt-BR"/>
           <w14:ligatures w14:val="none"/>
         </w:rPr>
@@ -2417,8 +2170,6 @@
         <w:rPr>
           <w:rFonts w:ascii="Times New Roman" w:eastAsia="Times New Roman" w:hAnsi="Times New Roman" w:cs="Times New Roman"/>
           <w:kern w:val="0"/>
-          <w:sz w:val="26"/>
-          <w:szCs w:val="26"/>
           <w:lang w:val="pt-BR"/>
           <w14:ligatures w14:val="none"/>
         </w:rPr>
@@ -2427,8 +2178,6 @@
         <w:rPr>
           <w:rFonts w:ascii="Times New Roman" w:eastAsia="Times New Roman" w:hAnsi="Times New Roman" w:cs="Times New Roman"/>
           <w:kern w:val="0"/>
-          <w:sz w:val="26"/>
-          <w:szCs w:val="26"/>
           <w:lang w:val="pt-BR"/>
           <w14:ligatures w14:val="none"/>
         </w:rPr>
@@ -2448,8 +2197,6 @@
         <w:rPr>
           <w:rFonts w:ascii="Times New Roman" w:eastAsia="Times New Roman" w:hAnsi="Times New Roman" w:cs="Times New Roman"/>
           <w:kern w:val="0"/>
-          <w:sz w:val="26"/>
-          <w:szCs w:val="26"/>
           <w:lang w:val="pt-BR"/>
           <w14:ligatures w14:val="none"/>
         </w:rPr>
@@ -2458,8 +2205,6 @@
         <w:rPr>
           <w:rFonts w:ascii="Times New Roman" w:eastAsia="Times New Roman" w:hAnsi="Times New Roman" w:cs="Times New Roman"/>
           <w:kern w:val="0"/>
-          <w:sz w:val="26"/>
-          <w:szCs w:val="26"/>
           <w:lang w:val="pt-BR"/>
           <w14:ligatures w14:val="none"/>
         </w:rPr>
@@ -2478,8 +2223,6 @@
         <w:rPr>
           <w:rFonts w:ascii="Times New Roman" w:eastAsia="Times New Roman" w:hAnsi="Times New Roman" w:cs="Times New Roman"/>
           <w:kern w:val="0"/>
-          <w:sz w:val="26"/>
-          <w:szCs w:val="26"/>
           <w:lang w:val="pt-BR"/>
           <w14:ligatures w14:val="none"/>
         </w:rPr>
@@ -2488,8 +2231,6 @@
         <w:rPr>
           <w:rFonts w:ascii="Times New Roman" w:eastAsia="Times New Roman" w:hAnsi="Times New Roman" w:cs="Times New Roman"/>
           <w:kern w:val="0"/>
-          <w:sz w:val="26"/>
-          <w:szCs w:val="26"/>
           <w:lang w:val="pt-BR"/>
           <w14:ligatures w14:val="none"/>
         </w:rPr>
@@ -2505,8 +2246,6 @@
           <w:b/>
           <w:bCs/>
           <w:kern w:val="0"/>
-          <w:sz w:val="26"/>
-          <w:szCs w:val="26"/>
           <w:lang w:val="pt-BR"/>
           <w14:ligatures w14:val="none"/>
         </w:rPr>
@@ -2517,8 +2256,6 @@
           <w:b/>
           <w:bCs/>
           <w:kern w:val="0"/>
-          <w:sz w:val="26"/>
-          <w:szCs w:val="26"/>
           <w:lang w:val="pt-BR"/>
           <w14:ligatures w14:val="none"/>
         </w:rPr>
@@ -2538,8 +2275,6 @@
         <w:rPr>
           <w:rFonts w:ascii="Times New Roman" w:eastAsia="Times New Roman" w:hAnsi="Times New Roman" w:cs="Times New Roman"/>
           <w:kern w:val="0"/>
-          <w:sz w:val="26"/>
-          <w:szCs w:val="26"/>
           <w:lang w:val="pt-BR"/>
           <w14:ligatures w14:val="none"/>
         </w:rPr>
@@ -2548,8 +2283,6 @@
         <w:rPr>
           <w:rFonts w:ascii="Times New Roman" w:eastAsia="Times New Roman" w:hAnsi="Times New Roman" w:cs="Times New Roman"/>
           <w:kern w:val="0"/>
-          <w:sz w:val="26"/>
-          <w:szCs w:val="26"/>
           <w:lang w:val="pt-BR"/>
           <w14:ligatures w14:val="none"/>
         </w:rPr>
@@ -2568,8 +2301,6 @@
         <w:rPr>
           <w:rFonts w:ascii="Times New Roman" w:eastAsia="Times New Roman" w:hAnsi="Times New Roman" w:cs="Times New Roman"/>
           <w:kern w:val="0"/>
-          <w:sz w:val="26"/>
-          <w:szCs w:val="26"/>
           <w:lang w:val="pt-BR"/>
           <w14:ligatures w14:val="none"/>
         </w:rPr>
@@ -2578,8 +2309,6 @@
         <w:rPr>
           <w:rFonts w:ascii="Times New Roman" w:eastAsia="Times New Roman" w:hAnsi="Times New Roman" w:cs="Times New Roman"/>
           <w:kern w:val="0"/>
-          <w:sz w:val="26"/>
-          <w:szCs w:val="26"/>
           <w:lang w:val="pt-BR"/>
           <w14:ligatures w14:val="none"/>
         </w:rPr>
@@ -2598,8 +2327,6 @@
         <w:rPr>
           <w:rFonts w:ascii="Times New Roman" w:eastAsia="Times New Roman" w:hAnsi="Times New Roman" w:cs="Times New Roman"/>
           <w:kern w:val="0"/>
-          <w:sz w:val="26"/>
-          <w:szCs w:val="26"/>
           <w:lang w:val="pt-BR"/>
           <w14:ligatures w14:val="none"/>
         </w:rPr>
@@ -2608,8 +2335,6 @@
         <w:rPr>
           <w:rFonts w:ascii="Times New Roman" w:eastAsia="Times New Roman" w:hAnsi="Times New Roman" w:cs="Times New Roman"/>
           <w:kern w:val="0"/>
-          <w:sz w:val="26"/>
-          <w:szCs w:val="26"/>
           <w:lang w:val="pt-BR"/>
           <w14:ligatures w14:val="none"/>
         </w:rPr>
@@ -2628,8 +2353,6 @@
         <w:rPr>
           <w:rFonts w:ascii="Times New Roman" w:eastAsia="Times New Roman" w:hAnsi="Times New Roman" w:cs="Times New Roman"/>
           <w:kern w:val="0"/>
-          <w:sz w:val="26"/>
-          <w:szCs w:val="26"/>
           <w:lang w:val="pt-BR"/>
           <w14:ligatures w14:val="none"/>
         </w:rPr>
@@ -2638,8 +2361,6 @@
         <w:rPr>
           <w:rFonts w:ascii="Times New Roman" w:eastAsia="Times New Roman" w:hAnsi="Times New Roman" w:cs="Times New Roman"/>
           <w:kern w:val="0"/>
-          <w:sz w:val="26"/>
-          <w:szCs w:val="26"/>
           <w:lang w:val="pt-BR"/>
           <w14:ligatures w14:val="none"/>
         </w:rPr>
@@ -2658,8 +2379,6 @@
         <w:rPr>
           <w:rFonts w:ascii="Times New Roman" w:eastAsia="Times New Roman" w:hAnsi="Times New Roman" w:cs="Times New Roman"/>
           <w:kern w:val="0"/>
-          <w:sz w:val="26"/>
-          <w:szCs w:val="26"/>
           <w:lang w:val="pt-BR"/>
           <w14:ligatures w14:val="none"/>
         </w:rPr>
@@ -2668,8 +2387,6 @@
         <w:rPr>
           <w:rFonts w:ascii="Times New Roman" w:eastAsia="Times New Roman" w:hAnsi="Times New Roman" w:cs="Times New Roman"/>
           <w:kern w:val="0"/>
-          <w:sz w:val="26"/>
-          <w:szCs w:val="26"/>
           <w:lang w:val="pt-BR"/>
           <w14:ligatures w14:val="none"/>
         </w:rPr>
@@ -2688,8 +2405,6 @@
         <w:rPr>
           <w:rFonts w:ascii="Times New Roman" w:eastAsia="Times New Roman" w:hAnsi="Times New Roman" w:cs="Times New Roman"/>
           <w:kern w:val="0"/>
-          <w:sz w:val="26"/>
-          <w:szCs w:val="26"/>
           <w:lang w:val="pt-BR"/>
           <w14:ligatures w14:val="none"/>
         </w:rPr>
@@ -2698,8 +2413,6 @@
         <w:rPr>
           <w:rFonts w:ascii="Times New Roman" w:eastAsia="Times New Roman" w:hAnsi="Times New Roman" w:cs="Times New Roman"/>
           <w:kern w:val="0"/>
-          <w:sz w:val="26"/>
-          <w:szCs w:val="26"/>
           <w:lang w:val="pt-BR"/>
           <w14:ligatures w14:val="none"/>
         </w:rPr>
@@ -2718,8 +2431,6 @@
         <w:rPr>
           <w:rFonts w:ascii="Times New Roman" w:eastAsia="Times New Roman" w:hAnsi="Times New Roman" w:cs="Times New Roman"/>
           <w:kern w:val="0"/>
-          <w:sz w:val="26"/>
-          <w:szCs w:val="26"/>
           <w:lang w:val="pt-BR"/>
           <w14:ligatures w14:val="none"/>
         </w:rPr>
@@ -2728,8 +2439,6 @@
         <w:rPr>
           <w:rFonts w:ascii="Times New Roman" w:eastAsia="Times New Roman" w:hAnsi="Times New Roman" w:cs="Times New Roman"/>
           <w:kern w:val="0"/>
-          <w:sz w:val="26"/>
-          <w:szCs w:val="26"/>
           <w:lang w:val="pt-BR"/>
           <w14:ligatures w14:val="none"/>
         </w:rPr>
@@ -2748,8 +2457,6 @@
         <w:rPr>
           <w:rFonts w:ascii="Times New Roman" w:eastAsia="Times New Roman" w:hAnsi="Times New Roman" w:cs="Times New Roman"/>
           <w:kern w:val="0"/>
-          <w:sz w:val="26"/>
-          <w:szCs w:val="26"/>
           <w:lang w:val="pt-BR"/>
           <w14:ligatures w14:val="none"/>
         </w:rPr>
@@ -2758,8 +2465,6 @@
         <w:rPr>
           <w:rFonts w:ascii="Times New Roman" w:eastAsia="Times New Roman" w:hAnsi="Times New Roman" w:cs="Times New Roman"/>
           <w:kern w:val="0"/>
-          <w:sz w:val="26"/>
-          <w:szCs w:val="26"/>
           <w:lang w:val="pt-BR"/>
           <w14:ligatures w14:val="none"/>
         </w:rPr>
@@ -2778,8 +2483,6 @@
         <w:rPr>
           <w:rFonts w:ascii="Times New Roman" w:eastAsia="Times New Roman" w:hAnsi="Times New Roman" w:cs="Times New Roman"/>
           <w:kern w:val="0"/>
-          <w:sz w:val="26"/>
-          <w:szCs w:val="26"/>
           <w:lang w:val="pt-BR"/>
           <w14:ligatures w14:val="none"/>
         </w:rPr>
@@ -2788,8 +2491,6 @@
         <w:rPr>
           <w:rFonts w:ascii="Times New Roman" w:eastAsia="Times New Roman" w:hAnsi="Times New Roman" w:cs="Times New Roman"/>
           <w:kern w:val="0"/>
-          <w:sz w:val="26"/>
-          <w:szCs w:val="26"/>
           <w:lang w:val="pt-BR"/>
           <w14:ligatures w14:val="none"/>
         </w:rPr>
@@ -2808,8 +2509,6 @@
         <w:rPr>
           <w:rFonts w:ascii="Times New Roman" w:eastAsia="Times New Roman" w:hAnsi="Times New Roman" w:cs="Times New Roman"/>
           <w:kern w:val="0"/>
-          <w:sz w:val="26"/>
-          <w:szCs w:val="26"/>
           <w:lang w:val="pt-BR"/>
           <w14:ligatures w14:val="none"/>
         </w:rPr>
@@ -2818,12 +2517,9 @@
         <w:rPr>
           <w:rFonts w:ascii="Times New Roman" w:eastAsia="Times New Roman" w:hAnsi="Times New Roman" w:cs="Times New Roman"/>
           <w:kern w:val="0"/>
-          <w:sz w:val="26"/>
-          <w:szCs w:val="26"/>
           <w:lang w:val="pt-BR"/>
           <w14:ligatures w14:val="none"/>
         </w:rPr>
-        <w:lastRenderedPageBreak/>
         <w:t xml:space="preserve">Thanh toán đầy đủ và đúng hạn phí dịch vụ tư vấn và các khoản chi phí khác như đã thoả thuận tại Điều 2 Hợp đồng này. </w:t>
       </w:r>
     </w:p>
@@ -2839,8 +2535,6 @@
         <w:rPr>
           <w:rFonts w:ascii="Times New Roman" w:eastAsia="Times New Roman" w:hAnsi="Times New Roman" w:cs="Times New Roman"/>
           <w:kern w:val="0"/>
-          <w:sz w:val="26"/>
-          <w:szCs w:val="26"/>
           <w:lang w:val="pt-BR"/>
           <w14:ligatures w14:val="none"/>
         </w:rPr>
@@ -2849,8 +2543,6 @@
         <w:rPr>
           <w:rFonts w:ascii="Times New Roman" w:eastAsia="Times New Roman" w:hAnsi="Times New Roman" w:cs="Times New Roman"/>
           <w:kern w:val="0"/>
-          <w:sz w:val="26"/>
-          <w:szCs w:val="26"/>
           <w:lang w:val="pt-BR"/>
           <w14:ligatures w14:val="none"/>
         </w:rPr>
@@ -2869,8 +2561,6 @@
         <w:rPr>
           <w:rFonts w:ascii="Times New Roman" w:eastAsia="Times New Roman" w:hAnsi="Times New Roman" w:cs="Times New Roman"/>
           <w:kern w:val="0"/>
-          <w:sz w:val="26"/>
-          <w:szCs w:val="26"/>
           <w:lang w:val="pt-BR"/>
           <w14:ligatures w14:val="none"/>
         </w:rPr>
@@ -2879,8 +2569,6 @@
         <w:rPr>
           <w:rFonts w:ascii="Times New Roman" w:eastAsia="Times New Roman" w:hAnsi="Times New Roman" w:cs="Times New Roman"/>
           <w:kern w:val="0"/>
-          <w:sz w:val="26"/>
-          <w:szCs w:val="26"/>
           <w:lang w:val="pt-BR"/>
           <w14:ligatures w14:val="none"/>
         </w:rPr>
@@ -2899,8 +2587,6 @@
         <w:rPr>
           <w:rFonts w:ascii="Times New Roman" w:eastAsia="Times New Roman" w:hAnsi="Times New Roman" w:cs="Times New Roman"/>
           <w:kern w:val="0"/>
-          <w:sz w:val="26"/>
-          <w:szCs w:val="26"/>
           <w:lang w:val="pt-BR"/>
           <w14:ligatures w14:val="none"/>
         </w:rPr>
@@ -2909,8 +2595,6 @@
         <w:rPr>
           <w:rFonts w:ascii="Times New Roman" w:eastAsia="Times New Roman" w:hAnsi="Times New Roman" w:cs="Times New Roman"/>
           <w:kern w:val="0"/>
-          <w:sz w:val="26"/>
-          <w:szCs w:val="26"/>
           <w:lang w:val="pt-BR"/>
           <w14:ligatures w14:val="none"/>
         </w:rPr>
@@ -2929,8 +2613,6 @@
         <w:rPr>
           <w:rFonts w:ascii="Times New Roman" w:eastAsia="Times New Roman" w:hAnsi="Times New Roman" w:cs="Times New Roman"/>
           <w:kern w:val="0"/>
-          <w:sz w:val="26"/>
-          <w:szCs w:val="26"/>
           <w:lang w:val="pt-BR"/>
           <w14:ligatures w14:val="none"/>
         </w:rPr>
@@ -2939,8 +2621,6 @@
         <w:rPr>
           <w:rFonts w:ascii="Times New Roman" w:eastAsia="Times New Roman" w:hAnsi="Times New Roman" w:cs="Times New Roman"/>
           <w:kern w:val="0"/>
-          <w:sz w:val="26"/>
-          <w:szCs w:val="26"/>
           <w:lang w:val="pt-BR"/>
           <w14:ligatures w14:val="none"/>
         </w:rPr>
@@ -2959,8 +2639,6 @@
         <w:rPr>
           <w:rFonts w:ascii="Times New Roman" w:eastAsia="Times New Roman" w:hAnsi="Times New Roman" w:cs="Times New Roman"/>
           <w:kern w:val="0"/>
-          <w:sz w:val="26"/>
-          <w:szCs w:val="26"/>
           <w:lang w:val="pt-BR"/>
           <w14:ligatures w14:val="none"/>
         </w:rPr>
@@ -2969,11 +2647,10 @@
         <w:rPr>
           <w:rFonts w:ascii="Times New Roman" w:eastAsia="Times New Roman" w:hAnsi="Times New Roman" w:cs="Times New Roman"/>
           <w:kern w:val="0"/>
-          <w:sz w:val="26"/>
-          <w:szCs w:val="26"/>
           <w:lang w:val="pt-BR"/>
           <w14:ligatures w14:val="none"/>
         </w:rPr>
+        <w:lastRenderedPageBreak/>
         <w:t>Tôn trọng và hợp tác trên cơ sở cùng có lợi, không can thiệp vào công việc nội bộ của nhau về những vấn đề không liên quan đến Hợp đồng này;</w:t>
       </w:r>
     </w:p>
@@ -2989,8 +2666,6 @@
         <w:rPr>
           <w:rFonts w:ascii="Times New Roman" w:eastAsia="Times New Roman" w:hAnsi="Times New Roman" w:cs="Times New Roman"/>
           <w:kern w:val="0"/>
-          <w:sz w:val="26"/>
-          <w:szCs w:val="26"/>
           <w:lang w:val="pt-BR"/>
           <w14:ligatures w14:val="none"/>
         </w:rPr>
@@ -2999,8 +2674,6 @@
         <w:rPr>
           <w:rFonts w:ascii="Times New Roman" w:eastAsia="Times New Roman" w:hAnsi="Times New Roman" w:cs="Times New Roman"/>
           <w:kern w:val="0"/>
-          <w:sz w:val="26"/>
-          <w:szCs w:val="26"/>
           <w:lang w:val="pt-BR"/>
           <w14:ligatures w14:val="none"/>
         </w:rPr>
@@ -3019,8 +2692,6 @@
         <w:rPr>
           <w:rFonts w:ascii="Times New Roman" w:eastAsia="Times New Roman" w:hAnsi="Times New Roman" w:cs="Times New Roman"/>
           <w:kern w:val="0"/>
-          <w:sz w:val="26"/>
-          <w:szCs w:val="26"/>
           <w:lang w:val="pt-BR"/>
           <w14:ligatures w14:val="none"/>
         </w:rPr>
@@ -3029,8 +2700,6 @@
         <w:rPr>
           <w:rFonts w:ascii="Times New Roman" w:eastAsia="Times New Roman" w:hAnsi="Times New Roman" w:cs="Times New Roman"/>
           <w:kern w:val="0"/>
-          <w:sz w:val="26"/>
-          <w:szCs w:val="26"/>
           <w:lang w:val="pt-BR"/>
           <w14:ligatures w14:val="none"/>
         </w:rPr>
@@ -3049,8 +2718,6 @@
         <w:rPr>
           <w:rFonts w:ascii="Times New Roman" w:eastAsia="Times New Roman" w:hAnsi="Times New Roman" w:cs="Times New Roman"/>
           <w:kern w:val="0"/>
-          <w:sz w:val="26"/>
-          <w:szCs w:val="26"/>
           <w:lang w:val="pt-BR"/>
           <w14:ligatures w14:val="none"/>
         </w:rPr>
@@ -3059,8 +2726,6 @@
         <w:rPr>
           <w:rFonts w:ascii="Times New Roman" w:eastAsia="Times New Roman" w:hAnsi="Times New Roman" w:cs="Times New Roman"/>
           <w:kern w:val="0"/>
-          <w:sz w:val="26"/>
-          <w:szCs w:val="26"/>
           <w:lang w:val="pt-BR"/>
           <w14:ligatures w14:val="none"/>
         </w:rPr>
@@ -3079,8 +2744,6 @@
         <w:rPr>
           <w:rFonts w:ascii="Times New Roman" w:eastAsia="Times New Roman" w:hAnsi="Times New Roman" w:cs="Times New Roman"/>
           <w:kern w:val="0"/>
-          <w:sz w:val="26"/>
-          <w:szCs w:val="26"/>
           <w:lang w:val="pt-BR"/>
           <w14:ligatures w14:val="none"/>
         </w:rPr>
@@ -3089,8 +2752,6 @@
         <w:rPr>
           <w:rFonts w:ascii="Times New Roman" w:eastAsia="Times New Roman" w:hAnsi="Times New Roman" w:cs="Times New Roman"/>
           <w:kern w:val="0"/>
-          <w:sz w:val="26"/>
-          <w:szCs w:val="26"/>
           <w:lang w:val="pt-BR"/>
           <w14:ligatures w14:val="none"/>
         </w:rPr>
@@ -3109,8 +2770,6 @@
         <w:rPr>
           <w:rFonts w:ascii="Times New Roman" w:eastAsia="Times New Roman" w:hAnsi="Times New Roman" w:cs="Times New Roman"/>
           <w:kern w:val="0"/>
-          <w:sz w:val="26"/>
-          <w:szCs w:val="26"/>
           <w:lang w:val="pt-BR"/>
           <w14:ligatures w14:val="none"/>
         </w:rPr>
@@ -3119,8 +2778,6 @@
         <w:rPr>
           <w:rFonts w:ascii="Times New Roman" w:eastAsia="Times New Roman" w:hAnsi="Times New Roman" w:cs="Times New Roman"/>
           <w:kern w:val="0"/>
-          <w:sz w:val="26"/>
-          <w:szCs w:val="26"/>
           <w:lang w:val="pt-BR"/>
           <w14:ligatures w14:val="none"/>
         </w:rPr>
@@ -3141,8 +2798,6 @@
           <w:b/>
           <w:bCs/>
           <w:kern w:val="0"/>
-          <w:sz w:val="26"/>
-          <w:szCs w:val="26"/>
           <w:lang w:val="pt-BR"/>
           <w14:ligatures w14:val="none"/>
         </w:rPr>
@@ -3151,8 +2806,6 @@
         <w:rPr>
           <w:rFonts w:ascii="Times New Roman" w:eastAsia="Times New Roman" w:hAnsi="Times New Roman" w:cs="Times New Roman"/>
           <w:kern w:val="0"/>
-          <w:sz w:val="26"/>
-          <w:szCs w:val="26"/>
           <w:lang w:val="pt-BR"/>
           <w14:ligatures w14:val="none"/>
         </w:rPr>
@@ -3195,8 +2848,6 @@
                 <w:rFonts w:ascii="Times New Roman" w:hAnsi="Times New Roman" w:cs="Times New Roman"/>
                 <w:b/>
                 <w:bCs/>
-                <w:sz w:val="26"/>
-                <w:szCs w:val="26"/>
               </w:rPr>
             </w:pPr>
             <w:r>
@@ -3204,8 +2855,6 @@
                 <w:rFonts w:ascii="Times New Roman" w:hAnsi="Times New Roman" w:cs="Times New Roman"/>
                 <w:b/>
                 <w:bCs/>
-                <w:sz w:val="26"/>
-                <w:szCs w:val="26"/>
               </w:rPr>
               <w:t>BÊN A</w:t>
             </w:r>
@@ -3218,8 +2867,6 @@
                 <w:rFonts w:ascii="Times New Roman" w:hAnsi="Times New Roman" w:cs="Times New Roman"/>
                 <w:b/>
                 <w:bCs/>
-                <w:sz w:val="26"/>
-                <w:szCs w:val="26"/>
               </w:rPr>
             </w:pPr>
           </w:p>
@@ -3230,8 +2877,6 @@
                 <w:rFonts w:ascii="Times New Roman" w:hAnsi="Times New Roman" w:cs="Times New Roman"/>
                 <w:b/>
                 <w:bCs/>
-                <w:sz w:val="26"/>
-                <w:szCs w:val="26"/>
                 <w:lang w:val="vi-VN"/>
               </w:rPr>
             </w:pPr>
@@ -3244,8 +2889,6 @@
                 <w:rFonts w:ascii="Times New Roman" w:hAnsi="Times New Roman" w:cs="Times New Roman"/>
                 <w:b/>
                 <w:bCs/>
-                <w:sz w:val="26"/>
-                <w:szCs w:val="26"/>
               </w:rPr>
             </w:pPr>
           </w:p>
@@ -3257,8 +2900,6 @@
                 <w:rFonts w:ascii="Times New Roman" w:hAnsi="Times New Roman" w:cs="Times New Roman"/>
                 <w:b/>
                 <w:bCs/>
-                <w:sz w:val="26"/>
-                <w:szCs w:val="26"/>
               </w:rPr>
             </w:pPr>
             <w:r>
@@ -3266,8 +2907,6 @@
                 <w:rFonts w:ascii="Times New Roman" w:hAnsi="Times New Roman" w:cs="Times New Roman"/>
                 <w:b/>
                 <w:bCs/>
-                <w:sz w:val="26"/>
-                <w:szCs w:val="26"/>
               </w:rPr>
               <w:t>NGÔ VIỆT HƯƠNG</w:t>
             </w:r>
@@ -3285,8 +2924,6 @@
                 <w:rFonts w:ascii="Times New Roman" w:hAnsi="Times New Roman" w:cs="Times New Roman"/>
                 <w:b/>
                 <w:bCs/>
-                <w:sz w:val="26"/>
-                <w:szCs w:val="26"/>
               </w:rPr>
             </w:pPr>
             <w:r>
@@ -3294,8 +2931,6 @@
                 <w:rFonts w:ascii="Times New Roman" w:hAnsi="Times New Roman" w:cs="Times New Roman"/>
                 <w:b/>
                 <w:bCs/>
-                <w:sz w:val="26"/>
-                <w:szCs w:val="26"/>
               </w:rPr>
               <w:t>BÊN B</w:t>
             </w:r>
@@ -3308,8 +2943,6 @@
                 <w:rFonts w:ascii="Times New Roman" w:hAnsi="Times New Roman" w:cs="Times New Roman"/>
                 <w:b/>
                 <w:bCs/>
-                <w:sz w:val="26"/>
-                <w:szCs w:val="26"/>
               </w:rPr>
             </w:pPr>
           </w:p>
@@ -3320,8 +2953,6 @@
                 <w:rFonts w:ascii="Times New Roman" w:hAnsi="Times New Roman" w:cs="Times New Roman"/>
                 <w:b/>
                 <w:bCs/>
-                <w:sz w:val="26"/>
-                <w:szCs w:val="26"/>
                 <w:lang w:val="vi-VN"/>
               </w:rPr>
             </w:pPr>
@@ -3334,8 +2965,6 @@
                 <w:rFonts w:ascii="Times New Roman" w:hAnsi="Times New Roman" w:cs="Times New Roman"/>
                 <w:b/>
                 <w:bCs/>
-                <w:sz w:val="26"/>
-                <w:szCs w:val="26"/>
               </w:rPr>
             </w:pPr>
           </w:p>
@@ -3347,8 +2976,6 @@
                 <w:rFonts w:ascii="Times New Roman" w:hAnsi="Times New Roman" w:cs="Times New Roman"/>
                 <w:b/>
                 <w:bCs/>
-                <w:sz w:val="26"/>
-                <w:szCs w:val="26"/>
               </w:rPr>
             </w:pPr>
             <w:r>
@@ -3356,8 +2983,6 @@
                 <w:rFonts w:ascii="Times New Roman" w:hAnsi="Times New Roman" w:cs="Times New Roman"/>
                 <w:b/>
                 <w:bCs/>
-                <w:sz w:val="26"/>
-                <w:szCs w:val="26"/>
               </w:rPr>
               <w:t>{{cus_name}}</w:t>
             </w:r>
@@ -3382,8 +3007,6 @@
           <w:b/>
           <w:bCs/>
           <w:kern w:val="0"/>
-          <w:sz w:val="26"/>
-          <w:szCs w:val="26"/>
           <w:lang w:val="pt-BR"/>
           <w14:ligatures w14:val="none"/>
         </w:rPr>
@@ -3394,8 +3017,6 @@
           <w:b/>
           <w:bCs/>
           <w:kern w:val="0"/>
-          <w:sz w:val="26"/>
-          <w:szCs w:val="26"/>
           <w:lang w:val="pt-BR"/>
           <w14:ligatures w14:val="none"/>
         </w:rPr>
@@ -3412,8 +3033,6 @@
           <w:b/>
           <w:bCs/>
           <w:kern w:val="0"/>
-          <w:sz w:val="26"/>
-          <w:szCs w:val="26"/>
           <w:lang w:val="pt-BR"/>
           <w14:ligatures w14:val="none"/>
         </w:rPr>
@@ -3493,8 +3112,6 @@
           <w:b/>
           <w:bCs/>
           <w:kern w:val="0"/>
-          <w:sz w:val="26"/>
-          <w:szCs w:val="26"/>
           <w:lang w:val="pt-BR"/>
           <w14:ligatures w14:val="none"/>
         </w:rPr>
@@ -3510,8 +3127,6 @@
           <w:b/>
           <w:bCs/>
           <w:kern w:val="0"/>
-          <w:sz w:val="18"/>
-          <w:szCs w:val="18"/>
           <w:lang w:val="pt-BR"/>
           <w14:ligatures w14:val="none"/>
         </w:rPr>
@@ -4332,23 +3947,7 @@
                 <w:i/>
                 <w:iCs/>
               </w:rPr>
-              <w:t>{{</w:t>
-            </w:r>
-            <w:r>
-              <w:rPr>
-                <w:rFonts w:ascii="Times New Roman" w:eastAsia="Times New Roman" w:hAnsi="Times New Roman" w:cs="Times New Roman"/>
-                <w:i/>
-                <w:iCs/>
-              </w:rPr>
-              <w:t>hkd_province</w:t>
-            </w:r>
-            <w:r>
-              <w:rPr>
-                <w:rFonts w:ascii="Times New Roman" w:eastAsia="Times New Roman" w:hAnsi="Times New Roman" w:cs="Times New Roman"/>
-                <w:i/>
-                <w:iCs/>
-              </w:rPr>
-              <w:t>}}</w:t>
+              <w:t>{{hkd_province}}</w:t>
             </w:r>
             <w:r>
               <w:rPr>
@@ -4516,8 +4115,6 @@
           <w:b/>
           <w:bCs/>
           <w:kern w:val="0"/>
-          <w:sz w:val="26"/>
-          <w:szCs w:val="26"/>
           <w:lang w:val="en"/>
           <w14:ligatures w14:val="none"/>
         </w:rPr>
@@ -4528,8 +4125,6 @@
           <w:b/>
           <w:bCs/>
           <w:kern w:val="0"/>
-          <w:sz w:val="26"/>
-          <w:szCs w:val="26"/>
           <w:lang w:val="en"/>
           <w14:ligatures w14:val="none"/>
         </w:rPr>
@@ -4545,8 +4140,6 @@
           <w:b/>
           <w:bCs/>
           <w:kern w:val="0"/>
-          <w:sz w:val="26"/>
-          <w:szCs w:val="26"/>
           <w:lang w:val="en"/>
           <w14:ligatures w14:val="none"/>
         </w:rPr>
@@ -4557,8 +4150,6 @@
           <w:b/>
           <w:bCs/>
           <w:kern w:val="0"/>
-          <w:sz w:val="26"/>
-          <w:szCs w:val="26"/>
           <w:lang w:val="en"/>
           <w14:ligatures w14:val="none"/>
         </w:rPr>
@@ -4575,8 +4166,6 @@
           <w:b/>
           <w:bCs/>
           <w:kern w:val="0"/>
-          <w:sz w:val="26"/>
-          <w:szCs w:val="26"/>
           <w:lang w:val="en"/>
           <w14:ligatures w14:val="none"/>
         </w:rPr>
@@ -4587,8 +4176,6 @@
           <w:b/>
           <w:bCs/>
           <w:kern w:val="0"/>
-          <w:sz w:val="26"/>
-          <w:szCs w:val="26"/>
           <w:lang w:val="en"/>
           <w14:ligatures w14:val="none"/>
         </w:rPr>
@@ -4599,8 +4186,6 @@
           <w:rFonts w:ascii="Times New Roman" w:eastAsia="Times New Roman" w:hAnsi="Times New Roman" w:cs="Times New Roman"/>
           <w:noProof/>
           <w:kern w:val="0"/>
-          <w:sz w:val="20"/>
-          <w:szCs w:val="20"/>
           <w:lang w:val="en"/>
           <w14:ligatures w14:val="none"/>
         </w:rPr>
@@ -4675,8 +4260,6 @@
           <w:i/>
           <w:iCs/>
           <w:kern w:val="0"/>
-          <w:sz w:val="26"/>
-          <w:szCs w:val="26"/>
           <w:lang w:val="en"/>
           <w14:ligatures w14:val="none"/>
         </w:rPr>
@@ -4687,12 +4270,10 @@
           <w:i/>
           <w:iCs/>
           <w:kern w:val="0"/>
-          <w:sz w:val="26"/>
-          <w:szCs w:val="26"/>
-          <w:lang w:val="en"/>
-          <w14:ligatures w14:val="none"/>
-        </w:rPr>
-        <w:t>{{</w:t>
+          <w:lang w:val="en"/>
+          <w14:ligatures w14:val="none"/>
+        </w:rPr>
+        <w:t>{{hkd_province}}</w:t>
       </w:r>
       <w:r>
         <w:rPr>
@@ -4700,12 +4281,10 @@
           <w:i/>
           <w:iCs/>
           <w:kern w:val="0"/>
-          <w:sz w:val="26"/>
-          <w:szCs w:val="26"/>
-          <w:lang w:val="en"/>
-          <w14:ligatures w14:val="none"/>
-        </w:rPr>
-        <w:t>hkd_province</w:t>
+          <w:lang w:val="en"/>
+          <w14:ligatures w14:val="none"/>
+        </w:rPr>
+        <w:t xml:space="preserve">, ngày ……tháng …… năm </w:t>
       </w:r>
       <w:r>
         <w:rPr>
@@ -4713,34 +4292,6 @@
           <w:i/>
           <w:iCs/>
           <w:kern w:val="0"/>
-          <w:sz w:val="26"/>
-          <w:szCs w:val="26"/>
-          <w:lang w:val="en"/>
-          <w14:ligatures w14:val="none"/>
-        </w:rPr>
-        <w:t>}}</w:t>
-      </w:r>
-      <w:r>
-        <w:rPr>
-          <w:rFonts w:ascii="Times New Roman" w:eastAsia="Times New Roman" w:hAnsi="Times New Roman" w:cs="Times New Roman"/>
-          <w:i/>
-          <w:iCs/>
-          <w:kern w:val="0"/>
-          <w:sz w:val="26"/>
-          <w:szCs w:val="26"/>
-          <w:lang w:val="en"/>
-          <w14:ligatures w14:val="none"/>
-        </w:rPr>
-        <w:t xml:space="preserve">, ngày ……tháng …… năm </w:t>
-      </w:r>
-      <w:r>
-        <w:rPr>
-          <w:rFonts w:ascii="Times New Roman" w:eastAsia="Times New Roman" w:hAnsi="Times New Roman" w:cs="Times New Roman"/>
-          <w:i/>
-          <w:iCs/>
-          <w:kern w:val="0"/>
-          <w:sz w:val="26"/>
-          <w:szCs w:val="26"/>
           <w:lang w:val="en"/>
           <w14:ligatures w14:val="none"/>
         </w:rPr>
@@ -4756,8 +4307,6 @@
           <w:b/>
           <w:bCs/>
           <w:kern w:val="0"/>
-          <w:sz w:val="26"/>
-          <w:szCs w:val="26"/>
           <w:lang w:val="en"/>
           <w14:ligatures w14:val="none"/>
         </w:rPr>
@@ -4768,8 +4317,6 @@
           <w:b/>
           <w:bCs/>
           <w:kern w:val="0"/>
-          <w:sz w:val="26"/>
-          <w:szCs w:val="26"/>
           <w:lang w:val="en"/>
           <w14:ligatures w14:val="none"/>
         </w:rPr>
@@ -4785,8 +4332,6 @@
           <w:b/>
           <w:bCs/>
           <w:kern w:val="0"/>
-          <w:sz w:val="26"/>
-          <w:szCs w:val="26"/>
           <w:lang w:val="en"/>
           <w14:ligatures w14:val="none"/>
         </w:rPr>
@@ -4797,51 +4342,10 @@
           <w:b/>
           <w:bCs/>
           <w:kern w:val="0"/>
-          <w:sz w:val="26"/>
-          <w:szCs w:val="26"/>
-          <w:lang w:val="en"/>
-          <w14:ligatures w14:val="none"/>
-        </w:rPr>
-        <w:t>Kính gửi: Phòng Kinh tế</w:t>
-      </w:r>
-      <w:r>
-        <w:rPr>
-          <w:rFonts w:ascii="Times New Roman" w:eastAsia="Times New Roman" w:hAnsi="Times New Roman" w:cs="Times New Roman"/>
-          <w:b/>
-          <w:bCs/>
-          <w:kern w:val="0"/>
-          <w:sz w:val="26"/>
-          <w:szCs w:val="26"/>
-          <w:lang w:val="en"/>
-          <w14:ligatures w14:val="none"/>
-        </w:rPr>
-        <w:t xml:space="preserve">{{suffix}} </w:t>
-      </w:r>
-      <w:r>
-        <w:rPr>
-          <w:rFonts w:ascii="Times New Roman" w:eastAsia="Times New Roman" w:hAnsi="Times New Roman" w:cs="Times New Roman"/>
-          <w:b/>
-          <w:bCs/>
-          <w:kern w:val="0"/>
-          <w:sz w:val="26"/>
-          <w:szCs w:val="26"/>
-          <w:lang w:val="en"/>
-          <w14:ligatures w14:val="none"/>
-        </w:rPr>
-        <w:t xml:space="preserve">- UBND </w:t>
-      </w:r>
-      <w:r>
-        <w:rPr>
-          <w:rFonts w:ascii="Times New Roman" w:eastAsia="Times New Roman" w:hAnsi="Times New Roman" w:cs="Times New Roman"/>
-          <w:b/>
-          <w:bCs/>
-          <w:kern w:val="0"/>
-          <w:sz w:val="26"/>
-          <w:szCs w:val="26"/>
-          <w:lang w:val="en"/>
-          <w14:ligatures w14:val="none"/>
-        </w:rPr>
-        <w:t>{{hkd_ward}}</w:t>
+          <w:lang w:val="en"/>
+          <w14:ligatures w14:val="none"/>
+        </w:rPr>
+        <w:t>Kính gửi: Phòng Kinh tế{{suffix}} - UBND {{hkd_ward}}</w:t>
       </w:r>
     </w:p>
     <w:p>
@@ -4852,18 +4356,14 @@
         <w:rPr>
           <w:rFonts w:ascii="Times New Roman" w:eastAsia="Times New Roman" w:hAnsi="Times New Roman" w:cs="Times New Roman"/>
           <w:kern w:val="0"/>
-          <w:sz w:val="26"/>
-          <w:szCs w:val="26"/>
-          <w:lang w:val="en"/>
-          <w14:ligatures w14:val="none"/>
-        </w:rPr>
-      </w:pPr>
-      <w:r>
-        <w:rPr>
-          <w:rFonts w:ascii="Times New Roman" w:eastAsia="Times New Roman" w:hAnsi="Times New Roman" w:cs="Times New Roman"/>
-          <w:kern w:val="0"/>
-          <w:sz w:val="26"/>
-          <w:szCs w:val="26"/>
+          <w:lang w:val="en"/>
+          <w14:ligatures w14:val="none"/>
+        </w:rPr>
+      </w:pPr>
+      <w:r>
+        <w:rPr>
+          <w:rFonts w:ascii="Times New Roman" w:eastAsia="Times New Roman" w:hAnsi="Times New Roman" w:cs="Times New Roman"/>
+          <w:kern w:val="0"/>
           <w:lang w:val="en"/>
           <w14:ligatures w14:val="none"/>
         </w:rPr>
@@ -4875,8 +4375,6 @@
           <w:i/>
           <w:iCs/>
           <w:kern w:val="0"/>
-          <w:sz w:val="26"/>
-          <w:szCs w:val="26"/>
           <w:lang w:val="en"/>
           <w14:ligatures w14:val="none"/>
         </w:rPr>
@@ -4886,8 +4384,6 @@
         <w:rPr>
           <w:rFonts w:ascii="Times New Roman" w:eastAsia="Times New Roman" w:hAnsi="Times New Roman" w:cs="Times New Roman"/>
           <w:kern w:val="0"/>
-          <w:sz w:val="26"/>
-          <w:szCs w:val="26"/>
           <w:lang w:val="en"/>
           <w14:ligatures w14:val="none"/>
         </w:rPr>
@@ -4899,8 +4395,6 @@
           <w:b/>
           <w:bCs/>
           <w:kern w:val="0"/>
-          <w:sz w:val="26"/>
-          <w:szCs w:val="26"/>
           <w:lang w:val="en"/>
           <w14:ligatures w14:val="none"/>
         </w:rPr>
@@ -4915,8 +4409,6 @@
         <w:rPr>
           <w:rFonts w:ascii="Times New Roman" w:eastAsia="Times New Roman" w:hAnsi="Times New Roman" w:cs="Times New Roman"/>
           <w:kern w:val="0"/>
-          <w:sz w:val="26"/>
-          <w:szCs w:val="26"/>
           <w:lang w:val="en"/>
           <w14:ligatures w14:val="none"/>
         </w:rPr>
@@ -4927,23 +4419,10 @@
         <w:rPr>
           <w:rFonts w:ascii="Times New Roman" w:eastAsia="Times New Roman" w:hAnsi="Times New Roman" w:cs="Times New Roman"/>
           <w:kern w:val="0"/>
-          <w:sz w:val="26"/>
-          <w:szCs w:val="26"/>
-          <w:lang w:val="en"/>
-          <w14:ligatures w14:val="none"/>
-        </w:rPr>
-        <w:t xml:space="preserve">Sinh ngày: </w:t>
-      </w:r>
-      <w:r>
-        <w:rPr>
-          <w:rFonts w:ascii="Times New Roman" w:eastAsia="Times New Roman" w:hAnsi="Times New Roman" w:cs="Times New Roman"/>
-          <w:kern w:val="0"/>
-          <w:sz w:val="26"/>
-          <w:szCs w:val="26"/>
-          <w:lang w:val="en"/>
-          <w14:ligatures w14:val="none"/>
-        </w:rPr>
-        <w:t>{{cus_dob}}</w:t>
+          <w:lang w:val="en"/>
+          <w14:ligatures w14:val="none"/>
+        </w:rPr>
+        <w:t>Sinh ngày: {{cus_dob}}</w:t>
       </w:r>
     </w:p>
     <w:p>
@@ -4954,33 +4433,18 @@
         <w:rPr>
           <w:rFonts w:ascii="Times New Roman" w:eastAsia="Times New Roman" w:hAnsi="Times New Roman" w:cs="Times New Roman"/>
           <w:kern w:val="0"/>
-          <w:sz w:val="26"/>
-          <w:szCs w:val="26"/>
-          <w:lang w:val="en"/>
-          <w14:ligatures w14:val="none"/>
-        </w:rPr>
-      </w:pPr>
-      <w:r>
-        <w:rPr>
-          <w:rFonts w:ascii="Times New Roman" w:eastAsia="Times New Roman" w:hAnsi="Times New Roman" w:cs="Times New Roman"/>
-          <w:kern w:val="0"/>
-          <w:sz w:val="26"/>
-          <w:szCs w:val="26"/>
-          <w:lang w:val="en"/>
-          <w14:ligatures w14:val="none"/>
-        </w:rPr>
-        <w:t>Giới tính:</w:t>
-      </w:r>
-      <w:r>
-        <w:rPr>
-          <w:rFonts w:ascii="Times New Roman" w:eastAsia="Times New Roman" w:hAnsi="Times New Roman" w:cs="Times New Roman"/>
-          <w:kern w:val="0"/>
-          <w:sz w:val="26"/>
-          <w:szCs w:val="26"/>
-          <w:lang w:val="en"/>
-          <w14:ligatures w14:val="none"/>
-        </w:rPr>
-        <w:t xml:space="preserve"> {{cus_gender}}</w:t>
+          <w:lang w:val="en"/>
+          <w14:ligatures w14:val="none"/>
+        </w:rPr>
+      </w:pPr>
+      <w:r>
+        <w:rPr>
+          <w:rFonts w:ascii="Times New Roman" w:eastAsia="Times New Roman" w:hAnsi="Times New Roman" w:cs="Times New Roman"/>
+          <w:kern w:val="0"/>
+          <w:lang w:val="en"/>
+          <w14:ligatures w14:val="none"/>
+        </w:rPr>
+        <w:t>Giới tính: {{cus_gender}}</w:t>
       </w:r>
     </w:p>
     <w:p>
@@ -4991,33 +4455,18 @@
         <w:rPr>
           <w:rFonts w:ascii="Times New Roman" w:eastAsia="Times New Roman" w:hAnsi="Times New Roman" w:cs="Times New Roman"/>
           <w:kern w:val="0"/>
-          <w:sz w:val="26"/>
-          <w:szCs w:val="26"/>
-          <w:lang w:val="en"/>
-          <w14:ligatures w14:val="none"/>
-        </w:rPr>
-      </w:pPr>
-      <w:r>
-        <w:rPr>
-          <w:rFonts w:ascii="Times New Roman" w:eastAsia="Times New Roman" w:hAnsi="Times New Roman" w:cs="Times New Roman"/>
-          <w:kern w:val="0"/>
-          <w:sz w:val="26"/>
-          <w:szCs w:val="26"/>
-          <w:lang w:val="en"/>
-          <w14:ligatures w14:val="none"/>
-        </w:rPr>
-        <w:t xml:space="preserve">Số định danh cá nhân: </w:t>
-      </w:r>
-      <w:r>
-        <w:rPr>
-          <w:rFonts w:ascii="Times New Roman" w:eastAsia="Times New Roman" w:hAnsi="Times New Roman" w:cs="Times New Roman"/>
-          <w:kern w:val="0"/>
-          <w:sz w:val="26"/>
-          <w:szCs w:val="26"/>
-          <w:lang w:val="en"/>
-          <w14:ligatures w14:val="none"/>
-        </w:rPr>
-        <w:t>{{cus_cccd}}</w:t>
+          <w:lang w:val="en"/>
+          <w14:ligatures w14:val="none"/>
+        </w:rPr>
+      </w:pPr>
+      <w:r>
+        <w:rPr>
+          <w:rFonts w:ascii="Times New Roman" w:eastAsia="Times New Roman" w:hAnsi="Times New Roman" w:cs="Times New Roman"/>
+          <w:kern w:val="0"/>
+          <w:lang w:val="en"/>
+          <w14:ligatures w14:val="none"/>
+        </w:rPr>
+        <w:t>Số định danh cá nhân: {{cus_cccd}}</w:t>
       </w:r>
     </w:p>
     <w:p>
@@ -5028,18 +4477,14 @@
         <w:rPr>
           <w:rFonts w:ascii="Times New Roman" w:eastAsia="Times New Roman" w:hAnsi="Times New Roman" w:cs="Times New Roman"/>
           <w:kern w:val="0"/>
-          <w:sz w:val="26"/>
-          <w:szCs w:val="26"/>
-          <w:lang w:val="en"/>
-          <w14:ligatures w14:val="none"/>
-        </w:rPr>
-      </w:pPr>
-      <w:r>
-        <w:rPr>
-          <w:rFonts w:ascii="Times New Roman" w:eastAsia="Times New Roman" w:hAnsi="Times New Roman" w:cs="Times New Roman"/>
-          <w:kern w:val="0"/>
-          <w:sz w:val="26"/>
-          <w:szCs w:val="26"/>
+          <w:lang w:val="en"/>
+          <w14:ligatures w14:val="none"/>
+        </w:rPr>
+      </w:pPr>
+      <w:r>
+        <w:rPr>
+          <w:rFonts w:ascii="Times New Roman" w:eastAsia="Times New Roman" w:hAnsi="Times New Roman" w:cs="Times New Roman"/>
+          <w:kern w:val="0"/>
           <w:lang w:val="en"/>
           <w14:ligatures w14:val="none"/>
         </w:rPr>
@@ -5051,8 +4496,6 @@
           <w:i/>
           <w:iCs/>
           <w:kern w:val="0"/>
-          <w:sz w:val="26"/>
-          <w:szCs w:val="26"/>
           <w:lang w:val="en"/>
           <w14:ligatures w14:val="none"/>
         </w:rPr>
@@ -5065,8 +4508,6 @@
           <w:i/>
           <w:iCs/>
           <w:kern w:val="0"/>
-          <w:sz w:val="26"/>
-          <w:szCs w:val="26"/>
           <w:lang w:val="en"/>
           <w14:ligatures w14:val="none"/>
         </w:rPr>
@@ -5076,31 +4517,16 @@
         <w:rPr>
           <w:rFonts w:ascii="Times New Roman" w:eastAsia="Times New Roman" w:hAnsi="Times New Roman" w:cs="Times New Roman"/>
           <w:kern w:val="0"/>
-          <w:sz w:val="26"/>
-          <w:szCs w:val="26"/>
-          <w:lang w:val="en"/>
-          <w14:ligatures w14:val="none"/>
-        </w:rPr>
-        <w:t>:</w:t>
-      </w:r>
-      <w:r>
-        <w:rPr>
-          <w:rFonts w:ascii="Times New Roman" w:eastAsia="Times New Roman" w:hAnsi="Times New Roman" w:cs="Times New Roman"/>
-          <w:kern w:val="0"/>
-          <w:sz w:val="26"/>
-          <w:szCs w:val="26"/>
-          <w:lang w:val="en"/>
-          <w14:ligatures w14:val="none"/>
-        </w:rPr>
-        <w:t>{</w:t>
+          <w:lang w:val="en"/>
+          <w14:ligatures w14:val="none"/>
+        </w:rPr>
+        <w:t>:{</w:t>
       </w:r>
       <w:proofErr w:type="gramEnd"/>
       <w:r>
         <w:rPr>
           <w:rFonts w:ascii="Times New Roman" w:eastAsia="Times New Roman" w:hAnsi="Times New Roman" w:cs="Times New Roman"/>
           <w:kern w:val="0"/>
-          <w:sz w:val="26"/>
-          <w:szCs w:val="26"/>
           <w:lang w:val="en"/>
           <w14:ligatures w14:val="none"/>
         </w:rPr>
@@ -5115,8 +4541,6 @@
         <w:rPr>
           <w:rFonts w:ascii="Times New Roman" w:eastAsia="Times New Roman" w:hAnsi="Times New Roman" w:cs="Times New Roman"/>
           <w:kern w:val="0"/>
-          <w:sz w:val="26"/>
-          <w:szCs w:val="26"/>
           <w:lang w:val="en"/>
           <w14:ligatures w14:val="none"/>
         </w:rPr>
@@ -5126,8 +4550,6 @@
         <w:rPr>
           <w:rFonts w:ascii="Times New Roman" w:eastAsia="Times New Roman" w:hAnsi="Times New Roman" w:cs="Times New Roman"/>
           <w:kern w:val="0"/>
-          <w:sz w:val="26"/>
-          <w:szCs w:val="26"/>
           <w:lang w:val="en"/>
           <w14:ligatures w14:val="none"/>
         </w:rPr>
@@ -5139,8 +4561,6 @@
           <w:i/>
           <w:iCs/>
           <w:kern w:val="0"/>
-          <w:sz w:val="26"/>
-          <w:szCs w:val="26"/>
           <w:lang w:val="en"/>
           <w14:ligatures w14:val="none"/>
         </w:rPr>
@@ -5150,31 +4570,16 @@
         <w:rPr>
           <w:rFonts w:ascii="Times New Roman" w:eastAsia="Times New Roman" w:hAnsi="Times New Roman" w:cs="Times New Roman"/>
           <w:kern w:val="0"/>
-          <w:sz w:val="26"/>
-          <w:szCs w:val="26"/>
-          <w:lang w:val="en"/>
-          <w14:ligatures w14:val="none"/>
-        </w:rPr>
-        <w:t>:</w:t>
-      </w:r>
-      <w:r>
-        <w:rPr>
-          <w:rFonts w:ascii="Times New Roman" w:eastAsia="Times New Roman" w:hAnsi="Times New Roman" w:cs="Times New Roman"/>
-          <w:kern w:val="0"/>
-          <w:sz w:val="26"/>
-          <w:szCs w:val="26"/>
-          <w:lang w:val="en"/>
-          <w14:ligatures w14:val="none"/>
-        </w:rPr>
-        <w:t xml:space="preserve"> {{</w:t>
+          <w:lang w:val="en"/>
+          <w14:ligatures w14:val="none"/>
+        </w:rPr>
+        <w:t>: {{</w:t>
       </w:r>
       <w:proofErr w:type="gramEnd"/>
       <w:r>
         <w:rPr>
           <w:rFonts w:ascii="Times New Roman" w:eastAsia="Times New Roman" w:hAnsi="Times New Roman" w:cs="Times New Roman"/>
           <w:kern w:val="0"/>
-          <w:sz w:val="26"/>
-          <w:szCs w:val="26"/>
           <w:lang w:val="en"/>
           <w14:ligatures w14:val="none"/>
         </w:rPr>
@@ -5201,8 +4606,6 @@
           <w:i/>
           <w:iCs/>
           <w:kern w:val="0"/>
-          <w:sz w:val="26"/>
-          <w:szCs w:val="26"/>
           <w:lang w:val="en"/>
           <w14:ligatures w14:val="none"/>
         </w:rPr>
@@ -5213,8 +4616,6 @@
           <w:i/>
           <w:iCs/>
           <w:kern w:val="0"/>
-          <w:sz w:val="26"/>
-          <w:szCs w:val="26"/>
           <w:lang w:val="en"/>
           <w14:ligatures w14:val="none"/>
         </w:rPr>
@@ -5256,18 +4657,14 @@
               <w:rPr>
                 <w:rFonts w:ascii="Times New Roman" w:eastAsia="Times New Roman" w:hAnsi="Times New Roman" w:cs="Times New Roman"/>
                 <w:kern w:val="0"/>
-                <w:sz w:val="26"/>
-                <w:szCs w:val="26"/>
-                <w:lang w:val="en"/>
-                <w14:ligatures w14:val="none"/>
-              </w:rPr>
-            </w:pPr>
-            <w:r>
-              <w:rPr>
-                <w:rFonts w:ascii="Times New Roman" w:eastAsia="Times New Roman" w:hAnsi="Times New Roman" w:cs="Times New Roman"/>
-                <w:kern w:val="0"/>
-                <w:sz w:val="26"/>
-                <w:szCs w:val="26"/>
+                <w:lang w:val="en"/>
+                <w14:ligatures w14:val="none"/>
+              </w:rPr>
+            </w:pPr>
+            <w:r>
+              <w:rPr>
+                <w:rFonts w:ascii="Times New Roman" w:eastAsia="Times New Roman" w:hAnsi="Times New Roman" w:cs="Times New Roman"/>
+                <w:kern w:val="0"/>
                 <w:lang w:val="en"/>
                 <w14:ligatures w14:val="none"/>
               </w:rPr>
@@ -5277,8 +4674,6 @@
               <w:rPr>
                 <w:rFonts w:ascii="Times New Roman" w:eastAsia="Times New Roman" w:hAnsi="Times New Roman" w:cs="Times New Roman"/>
                 <w:kern w:val="0"/>
-                <w:sz w:val="26"/>
-                <w:szCs w:val="26"/>
                 <w:lang w:val="en"/>
                 <w14:ligatures w14:val="none"/>
               </w:rPr>
@@ -5291,18 +4686,14 @@
               <w:rPr>
                 <w:rFonts w:ascii="Times New Roman" w:eastAsia="Times New Roman" w:hAnsi="Times New Roman" w:cs="Times New Roman"/>
                 <w:kern w:val="0"/>
-                <w:sz w:val="26"/>
-                <w:szCs w:val="26"/>
-                <w:lang w:val="en"/>
-                <w14:ligatures w14:val="none"/>
-              </w:rPr>
-            </w:pPr>
-            <w:r>
-              <w:rPr>
-                <w:rFonts w:ascii="Times New Roman" w:eastAsia="Times New Roman" w:hAnsi="Times New Roman" w:cs="Times New Roman"/>
-                <w:kern w:val="0"/>
-                <w:sz w:val="26"/>
-                <w:szCs w:val="26"/>
+                <w:lang w:val="en"/>
+                <w14:ligatures w14:val="none"/>
+              </w:rPr>
+            </w:pPr>
+            <w:r>
+              <w:rPr>
+                <w:rFonts w:ascii="Times New Roman" w:eastAsia="Times New Roman" w:hAnsi="Times New Roman" w:cs="Times New Roman"/>
+                <w:kern w:val="0"/>
                 <w:lang w:val="en"/>
                 <w14:ligatures w14:val="none"/>
               </w:rPr>
@@ -5316,18 +4707,14 @@
               <w:rPr>
                 <w:rFonts w:ascii="Times New Roman" w:eastAsia="Times New Roman" w:hAnsi="Times New Roman" w:cs="Times New Roman"/>
                 <w:kern w:val="0"/>
-                <w:sz w:val="26"/>
-                <w:szCs w:val="26"/>
-                <w:lang w:val="en"/>
-                <w14:ligatures w14:val="none"/>
-              </w:rPr>
-            </w:pPr>
-            <w:r>
-              <w:rPr>
-                <w:rFonts w:ascii="Times New Roman" w:eastAsia="Times New Roman" w:hAnsi="Times New Roman" w:cs="Times New Roman"/>
-                <w:kern w:val="0"/>
-                <w:sz w:val="26"/>
-                <w:szCs w:val="26"/>
+                <w:lang w:val="en"/>
+                <w14:ligatures w14:val="none"/>
+              </w:rPr>
+            </w:pPr>
+            <w:r>
+              <w:rPr>
+                <w:rFonts w:ascii="Times New Roman" w:eastAsia="Times New Roman" w:hAnsi="Times New Roman" w:cs="Times New Roman"/>
+                <w:kern w:val="0"/>
                 <w:lang w:val="en"/>
                 <w14:ligatures w14:val="none"/>
               </w:rPr>
@@ -5341,18 +4728,14 @@
               <w:rPr>
                 <w:rFonts w:ascii="Times New Roman" w:eastAsia="Times New Roman" w:hAnsi="Times New Roman" w:cs="Times New Roman"/>
                 <w:kern w:val="0"/>
-                <w:sz w:val="26"/>
-                <w:szCs w:val="26"/>
-                <w:lang w:val="en"/>
-                <w14:ligatures w14:val="none"/>
-              </w:rPr>
-            </w:pPr>
-            <w:r>
-              <w:rPr>
-                <w:rFonts w:ascii="Times New Roman" w:eastAsia="Times New Roman" w:hAnsi="Times New Roman" w:cs="Times New Roman"/>
-                <w:kern w:val="0"/>
-                <w:sz w:val="26"/>
-                <w:szCs w:val="26"/>
+                <w:lang w:val="en"/>
+                <w14:ligatures w14:val="none"/>
+              </w:rPr>
+            </w:pPr>
+            <w:r>
+              <w:rPr>
+                <w:rFonts w:ascii="Times New Roman" w:eastAsia="Times New Roman" w:hAnsi="Times New Roman" w:cs="Times New Roman"/>
+                <w:kern w:val="0"/>
                 <w:lang w:val="en"/>
                 <w14:ligatures w14:val="none"/>
               </w:rPr>
@@ -5362,8 +4745,6 @@
               <w:rPr>
                 <w:rFonts w:ascii="Times New Roman" w:eastAsia="Times New Roman" w:hAnsi="Times New Roman" w:cs="Times New Roman"/>
                 <w:kern w:val="0"/>
-                <w:sz w:val="26"/>
-                <w:szCs w:val="26"/>
                 <w:lang w:val="en"/>
                 <w14:ligatures w14:val="none"/>
               </w:rPr>
@@ -5377,18 +4758,14 @@
               <w:rPr>
                 <w:rFonts w:ascii="Times New Roman" w:eastAsia="Times New Roman" w:hAnsi="Times New Roman" w:cs="Times New Roman"/>
                 <w:kern w:val="0"/>
-                <w:sz w:val="26"/>
-                <w:szCs w:val="26"/>
-                <w:lang w:val="en"/>
-                <w14:ligatures w14:val="none"/>
-              </w:rPr>
-            </w:pPr>
-            <w:r>
-              <w:rPr>
-                <w:rFonts w:ascii="Times New Roman" w:eastAsia="Times New Roman" w:hAnsi="Times New Roman" w:cs="Times New Roman"/>
-                <w:kern w:val="0"/>
-                <w:sz w:val="26"/>
-                <w:szCs w:val="26"/>
+                <w:lang w:val="en"/>
+                <w14:ligatures w14:val="none"/>
+              </w:rPr>
+            </w:pPr>
+            <w:r>
+              <w:rPr>
+                <w:rFonts w:ascii="Times New Roman" w:eastAsia="Times New Roman" w:hAnsi="Times New Roman" w:cs="Times New Roman"/>
+                <w:kern w:val="0"/>
                 <w:lang w:val="en"/>
                 <w14:ligatures w14:val="none"/>
               </w:rPr>
@@ -5401,18 +4778,14 @@
               <w:rPr>
                 <w:rFonts w:ascii="Times New Roman" w:eastAsia="Times New Roman" w:hAnsi="Times New Roman" w:cs="Times New Roman"/>
                 <w:kern w:val="0"/>
-                <w:sz w:val="26"/>
-                <w:szCs w:val="26"/>
-                <w:lang w:val="en"/>
-                <w14:ligatures w14:val="none"/>
-              </w:rPr>
-            </w:pPr>
-            <w:r>
-              <w:rPr>
-                <w:rFonts w:ascii="Times New Roman" w:eastAsia="Times New Roman" w:hAnsi="Times New Roman" w:cs="Times New Roman"/>
-                <w:kern w:val="0"/>
-                <w:sz w:val="26"/>
-                <w:szCs w:val="26"/>
+                <w:lang w:val="en"/>
+                <w14:ligatures w14:val="none"/>
+              </w:rPr>
+            </w:pPr>
+            <w:r>
+              <w:rPr>
+                <w:rFonts w:ascii="Times New Roman" w:eastAsia="Times New Roman" w:hAnsi="Times New Roman" w:cs="Times New Roman"/>
+                <w:kern w:val="0"/>
                 <w:lang w:val="en"/>
                 <w14:ligatures w14:val="none"/>
               </w:rPr>
@@ -5426,18 +4799,14 @@
               <w:rPr>
                 <w:rFonts w:ascii="Times New Roman" w:eastAsia="Times New Roman" w:hAnsi="Times New Roman" w:cs="Times New Roman"/>
                 <w:kern w:val="0"/>
-                <w:sz w:val="26"/>
-                <w:szCs w:val="26"/>
-                <w:lang w:val="en"/>
-                <w14:ligatures w14:val="none"/>
-              </w:rPr>
-            </w:pPr>
-            <w:r>
-              <w:rPr>
-                <w:rFonts w:ascii="Times New Roman" w:eastAsia="Times New Roman" w:hAnsi="Times New Roman" w:cs="Times New Roman"/>
-                <w:kern w:val="0"/>
-                <w:sz w:val="26"/>
-                <w:szCs w:val="26"/>
+                <w:lang w:val="en"/>
+                <w14:ligatures w14:val="none"/>
+              </w:rPr>
+            </w:pPr>
+            <w:r>
+              <w:rPr>
+                <w:rFonts w:ascii="Times New Roman" w:eastAsia="Times New Roman" w:hAnsi="Times New Roman" w:cs="Times New Roman"/>
+                <w:kern w:val="0"/>
                 <w:lang w:val="en"/>
                 <w14:ligatures w14:val="none"/>
               </w:rPr>
@@ -5451,18 +4820,14 @@
               <w:rPr>
                 <w:rFonts w:ascii="Times New Roman" w:eastAsia="Times New Roman" w:hAnsi="Times New Roman" w:cs="Times New Roman"/>
                 <w:kern w:val="0"/>
-                <w:sz w:val="26"/>
-                <w:szCs w:val="26"/>
-                <w:lang w:val="en"/>
-                <w14:ligatures w14:val="none"/>
-              </w:rPr>
-            </w:pPr>
-            <w:r>
-              <w:rPr>
-                <w:rFonts w:ascii="Times New Roman" w:eastAsia="Times New Roman" w:hAnsi="Times New Roman" w:cs="Times New Roman"/>
-                <w:kern w:val="0"/>
-                <w:sz w:val="26"/>
-                <w:szCs w:val="26"/>
+                <w:lang w:val="en"/>
+                <w14:ligatures w14:val="none"/>
+              </w:rPr>
+            </w:pPr>
+            <w:r>
+              <w:rPr>
+                <w:rFonts w:ascii="Times New Roman" w:eastAsia="Times New Roman" w:hAnsi="Times New Roman" w:cs="Times New Roman"/>
+                <w:kern w:val="0"/>
                 <w:lang w:val="en"/>
                 <w14:ligatures w14:val="none"/>
               </w:rPr>
@@ -5472,8 +4837,6 @@
               <w:rPr>
                 <w:rFonts w:ascii="Times New Roman" w:eastAsia="Times New Roman" w:hAnsi="Times New Roman" w:cs="Times New Roman"/>
                 <w:kern w:val="0"/>
-                <w:sz w:val="26"/>
-                <w:szCs w:val="26"/>
                 <w:lang w:val="en"/>
                 <w14:ligatures w14:val="none"/>
               </w:rPr>
@@ -5487,18 +4850,14 @@
               <w:rPr>
                 <w:rFonts w:ascii="Times New Roman" w:eastAsia="Times New Roman" w:hAnsi="Times New Roman" w:cs="Times New Roman"/>
                 <w:kern w:val="0"/>
-                <w:sz w:val="26"/>
-                <w:szCs w:val="26"/>
-                <w:lang w:val="en"/>
-                <w14:ligatures w14:val="none"/>
-              </w:rPr>
-            </w:pPr>
-            <w:r>
-              <w:rPr>
-                <w:rFonts w:ascii="Times New Roman" w:eastAsia="Times New Roman" w:hAnsi="Times New Roman" w:cs="Times New Roman"/>
-                <w:kern w:val="0"/>
-                <w:sz w:val="26"/>
-                <w:szCs w:val="26"/>
+                <w:lang w:val="en"/>
+                <w14:ligatures w14:val="none"/>
+              </w:rPr>
+            </w:pPr>
+            <w:r>
+              <w:rPr>
+                <w:rFonts w:ascii="Times New Roman" w:eastAsia="Times New Roman" w:hAnsi="Times New Roman" w:cs="Times New Roman"/>
+                <w:kern w:val="0"/>
                 <w:lang w:val="en"/>
                 <w14:ligatures w14:val="none"/>
               </w:rPr>
@@ -5518,8 +4877,6 @@
         <w:rPr>
           <w:rFonts w:ascii="Times New Roman" w:eastAsia="Times New Roman" w:hAnsi="Times New Roman" w:cs="Times New Roman"/>
           <w:kern w:val="0"/>
-          <w:sz w:val="26"/>
-          <w:szCs w:val="26"/>
           <w:lang w:val="en"/>
           <w14:ligatures w14:val="none"/>
         </w:rPr>
@@ -5527,59 +4884,27 @@
     </w:p>
     <w:p>
       <w:pPr>
+        <w:tabs>
+          <w:tab w:val="left" w:pos="4111"/>
+        </w:tabs>
+        <w:spacing w:before="80" w:after="80" w:line="360" w:lineRule="auto"/>
+        <w:jc w:val="center"/>
+        <w:rPr>
+          <w:rFonts w:ascii="Times New Roman" w:eastAsia="Times New Roman" w:hAnsi="Times New Roman" w:cs="Times New Roman"/>
+          <w:kern w:val="0"/>
+          <w:lang w:val="en"/>
+          <w14:ligatures w14:val="none"/>
+        </w:rPr>
+      </w:pPr>
+      <w:r>
         <w:rPr>
           <w:rFonts w:ascii="Times New Roman" w:eastAsia="Times New Roman" w:hAnsi="Times New Roman" w:cs="Times New Roman"/>
           <w:b/>
           <w:bCs/>
           <w:kern w:val="0"/>
-          <w:sz w:val="26"/>
-          <w:szCs w:val="26"/>
-          <w:lang w:val="en"/>
-          <w14:ligatures w14:val="none"/>
-        </w:rPr>
-      </w:pPr>
-      <w:r>
-        <w:rPr>
-          <w:rFonts w:ascii="Times New Roman" w:eastAsia="Times New Roman" w:hAnsi="Times New Roman" w:cs="Times New Roman"/>
-          <w:b/>
-          <w:bCs/>
-          <w:kern w:val="0"/>
-          <w:sz w:val="26"/>
-          <w:szCs w:val="26"/>
-          <w:lang w:val="en"/>
-          <w14:ligatures w14:val="none"/>
-        </w:rPr>
-        <w:br w:type="page"/>
-      </w:r>
-    </w:p>
-    <w:p>
-      <w:pPr>
-        <w:tabs>
-          <w:tab w:val="left" w:pos="4111"/>
-        </w:tabs>
-        <w:spacing w:before="80" w:after="80" w:line="360" w:lineRule="auto"/>
-        <w:jc w:val="center"/>
-        <w:rPr>
-          <w:rFonts w:ascii="Times New Roman" w:eastAsia="Times New Roman" w:hAnsi="Times New Roman" w:cs="Times New Roman"/>
-          <w:kern w:val="0"/>
-          <w:sz w:val="26"/>
-          <w:szCs w:val="26"/>
-          <w:lang w:val="en"/>
-          <w14:ligatures w14:val="none"/>
-        </w:rPr>
-      </w:pPr>
-      <w:r>
-        <w:rPr>
-          <w:rFonts w:ascii="Times New Roman" w:eastAsia="Times New Roman" w:hAnsi="Times New Roman" w:cs="Times New Roman"/>
-          <w:b/>
-          <w:bCs/>
-          <w:kern w:val="0"/>
-          <w:sz w:val="26"/>
-          <w:szCs w:val="26"/>
-          <w:lang w:val="en"/>
-          <w14:ligatures w14:val="none"/>
-        </w:rPr>
-        <w:lastRenderedPageBreak/>
+          <w:lang w:val="en"/>
+          <w14:ligatures w14:val="none"/>
+        </w:rPr>
         <w:t>Đăng ký hộ kinh doanh do tôi là chủ hộ với các nội dung sau:</w:t>
       </w:r>
     </w:p>
@@ -5596,8 +4921,6 @@
           <w:b/>
           <w:bCs/>
           <w:kern w:val="0"/>
-          <w:sz w:val="26"/>
-          <w:szCs w:val="26"/>
           <w:lang w:val="en"/>
           <w14:ligatures w14:val="none"/>
         </w:rPr>
@@ -5608,8 +4931,6 @@
           <w:b/>
           <w:bCs/>
           <w:kern w:val="0"/>
-          <w:sz w:val="26"/>
-          <w:szCs w:val="26"/>
           <w:lang w:val="en"/>
           <w14:ligatures w14:val="none"/>
         </w:rPr>
@@ -5627,18 +4948,14 @@
         <w:rPr>
           <w:rFonts w:ascii="Times New Roman" w:eastAsia="Times New Roman" w:hAnsi="Times New Roman" w:cs="Times New Roman"/>
           <w:kern w:val="0"/>
-          <w:sz w:val="26"/>
-          <w:szCs w:val="26"/>
-          <w:lang w:val="en"/>
-          <w14:ligatures w14:val="none"/>
-        </w:rPr>
-      </w:pPr>
-      <w:r>
-        <w:rPr>
-          <w:rFonts w:ascii="Times New Roman" w:eastAsia="Times New Roman" w:hAnsi="Times New Roman" w:cs="Times New Roman"/>
-          <w:kern w:val="0"/>
-          <w:sz w:val="26"/>
-          <w:szCs w:val="26"/>
+          <w:lang w:val="en"/>
+          <w14:ligatures w14:val="none"/>
+        </w:rPr>
+      </w:pPr>
+      <w:r>
+        <w:rPr>
+          <w:rFonts w:ascii="Times New Roman" w:eastAsia="Times New Roman" w:hAnsi="Times New Roman" w:cs="Times New Roman"/>
+          <w:kern w:val="0"/>
           <w:lang w:val="en"/>
           <w14:ligatures w14:val="none"/>
         </w:rPr>
@@ -5650,8 +4967,6 @@
           <w:b/>
           <w:bCs/>
           <w:kern w:val="0"/>
-          <w:sz w:val="26"/>
-          <w:szCs w:val="26"/>
           <w:lang w:val="en"/>
           <w14:ligatures w14:val="none"/>
         </w:rPr>
@@ -5663,8 +4978,6 @@
           <w:i/>
           <w:iCs/>
           <w:kern w:val="0"/>
-          <w:sz w:val="26"/>
-          <w:szCs w:val="26"/>
           <w:lang w:val="en"/>
           <w14:ligatures w14:val="none"/>
         </w:rPr>
@@ -5674,8 +4987,6 @@
         <w:rPr>
           <w:rFonts w:ascii="Times New Roman" w:eastAsia="Times New Roman" w:hAnsi="Times New Roman" w:cs="Times New Roman"/>
           <w:kern w:val="0"/>
-          <w:sz w:val="26"/>
-          <w:szCs w:val="26"/>
           <w:lang w:val="en"/>
           <w14:ligatures w14:val="none"/>
         </w:rPr>
@@ -5687,25 +4998,10 @@
           <w:b/>
           <w:bCs/>
           <w:kern w:val="0"/>
-          <w:sz w:val="26"/>
-          <w:szCs w:val="26"/>
-          <w:lang w:val="en"/>
-          <w14:ligatures w14:val="none"/>
-        </w:rPr>
-        <w:t xml:space="preserve">HỘ KINH DOANH </w:t>
-      </w:r>
-      <w:r>
-        <w:rPr>
-          <w:rFonts w:ascii="Times New Roman" w:eastAsia="Times New Roman" w:hAnsi="Times New Roman" w:cs="Times New Roman"/>
-          <w:b/>
-          <w:bCs/>
-          <w:kern w:val="0"/>
-          <w:sz w:val="26"/>
-          <w:szCs w:val="26"/>
-          <w:lang w:val="en"/>
-          <w14:ligatures w14:val="none"/>
-        </w:rPr>
-        <w:t>{{hkd_name}}</w:t>
+          <w:lang w:val="en"/>
+          <w14:ligatures w14:val="none"/>
+        </w:rPr>
+        <w:t>HỘ KINH DOANH {{hkd_name}}</w:t>
       </w:r>
     </w:p>
     <w:p>
@@ -5719,18 +5015,14 @@
         <w:rPr>
           <w:rFonts w:ascii="Times New Roman" w:eastAsia="Times New Roman" w:hAnsi="Times New Roman" w:cs="Times New Roman"/>
           <w:kern w:val="0"/>
-          <w:sz w:val="26"/>
-          <w:szCs w:val="26"/>
-          <w:lang w:val="en"/>
-          <w14:ligatures w14:val="none"/>
-        </w:rPr>
-      </w:pPr>
-      <w:r>
-        <w:rPr>
-          <w:rFonts w:ascii="Times New Roman" w:eastAsia="Times New Roman" w:hAnsi="Times New Roman" w:cs="Times New Roman"/>
-          <w:kern w:val="0"/>
-          <w:sz w:val="26"/>
-          <w:szCs w:val="26"/>
+          <w:lang w:val="en"/>
+          <w14:ligatures w14:val="none"/>
+        </w:rPr>
+      </w:pPr>
+      <w:r>
+        <w:rPr>
+          <w:rFonts w:ascii="Times New Roman" w:eastAsia="Times New Roman" w:hAnsi="Times New Roman" w:cs="Times New Roman"/>
+          <w:kern w:val="0"/>
           <w:lang w:val="en"/>
           <w14:ligatures w14:val="none"/>
         </w:rPr>
@@ -5742,8 +5034,6 @@
           <w:i/>
           <w:iCs/>
           <w:kern w:val="0"/>
-          <w:sz w:val="26"/>
-          <w:szCs w:val="26"/>
           <w:lang w:val="en"/>
           <w14:ligatures w14:val="none"/>
         </w:rPr>
@@ -5753,8 +5043,6 @@
         <w:rPr>
           <w:rFonts w:ascii="Times New Roman" w:eastAsia="Times New Roman" w:hAnsi="Times New Roman" w:cs="Times New Roman"/>
           <w:kern w:val="0"/>
-          <w:sz w:val="26"/>
-          <w:szCs w:val="26"/>
           <w:lang w:val="en"/>
           <w14:ligatures w14:val="none"/>
         </w:rPr>
@@ -5766,8 +5054,6 @@
           <w:b/>
           <w:bCs/>
           <w:kern w:val="0"/>
-          <w:sz w:val="26"/>
-          <w:szCs w:val="26"/>
           <w:lang w:val="en"/>
           <w14:ligatures w14:val="none"/>
         </w:rPr>
@@ -5785,18 +5071,14 @@
         <w:rPr>
           <w:rFonts w:ascii="Times New Roman" w:eastAsia="Times New Roman" w:hAnsi="Times New Roman" w:cs="Times New Roman"/>
           <w:kern w:val="0"/>
-          <w:sz w:val="26"/>
-          <w:szCs w:val="26"/>
-          <w:lang w:val="en"/>
-          <w14:ligatures w14:val="none"/>
-        </w:rPr>
-      </w:pPr>
-      <w:r>
-        <w:rPr>
-          <w:rFonts w:ascii="Times New Roman" w:eastAsia="Times New Roman" w:hAnsi="Times New Roman" w:cs="Times New Roman"/>
-          <w:kern w:val="0"/>
-          <w:sz w:val="26"/>
-          <w:szCs w:val="26"/>
+          <w:lang w:val="en"/>
+          <w14:ligatures w14:val="none"/>
+        </w:rPr>
+      </w:pPr>
+      <w:r>
+        <w:rPr>
+          <w:rFonts w:ascii="Times New Roman" w:eastAsia="Times New Roman" w:hAnsi="Times New Roman" w:cs="Times New Roman"/>
+          <w:kern w:val="0"/>
           <w:lang w:val="en"/>
           <w14:ligatures w14:val="none"/>
         </w:rPr>
@@ -5808,8 +5090,6 @@
           <w:i/>
           <w:iCs/>
           <w:kern w:val="0"/>
-          <w:sz w:val="26"/>
-          <w:szCs w:val="26"/>
           <w:lang w:val="en"/>
           <w14:ligatures w14:val="none"/>
         </w:rPr>
@@ -5819,8 +5099,6 @@
         <w:rPr>
           <w:rFonts w:ascii="Times New Roman" w:eastAsia="Times New Roman" w:hAnsi="Times New Roman" w:cs="Times New Roman"/>
           <w:kern w:val="0"/>
-          <w:sz w:val="26"/>
-          <w:szCs w:val="26"/>
           <w:lang w:val="en"/>
           <w14:ligatures w14:val="none"/>
         </w:rPr>
@@ -5832,8 +5110,6 @@
           <w:b/>
           <w:bCs/>
           <w:kern w:val="0"/>
-          <w:sz w:val="26"/>
-          <w:szCs w:val="26"/>
           <w:lang w:val="en"/>
           <w14:ligatures w14:val="none"/>
         </w:rPr>
@@ -5853,8 +5129,6 @@
           <w:b/>
           <w:bCs/>
           <w:kern w:val="0"/>
-          <w:sz w:val="26"/>
-          <w:szCs w:val="26"/>
           <w:lang w:val="en"/>
           <w14:ligatures w14:val="none"/>
         </w:rPr>
@@ -5865,11 +5139,10 @@
           <w:b/>
           <w:bCs/>
           <w:kern w:val="0"/>
-          <w:sz w:val="26"/>
-          <w:szCs w:val="26"/>
-          <w:lang w:val="en"/>
-          <w14:ligatures w14:val="none"/>
-        </w:rPr>
+          <w:lang w:val="en"/>
+          <w14:ligatures w14:val="none"/>
+        </w:rPr>
+        <w:lastRenderedPageBreak/>
         <w:t>2. Trụ sở của hộ kinh doanh:</w:t>
       </w:r>
     </w:p>
@@ -5880,8 +5153,6 @@
         <w:rPr>
           <w:rFonts w:ascii="Times New Roman" w:eastAsia="Times New Roman" w:hAnsi="Times New Roman" w:cs="Times New Roman"/>
           <w:kern w:val="0"/>
-          <w:sz w:val="26"/>
-          <w:szCs w:val="26"/>
           <w:lang w:val="en"/>
           <w14:ligatures w14:val="none"/>
         </w:rPr>
@@ -5892,45 +5163,10 @@
         <w:rPr>
           <w:rFonts w:ascii="Times New Roman" w:eastAsia="Times New Roman" w:hAnsi="Times New Roman" w:cs="Times New Roman"/>
           <w:kern w:val="0"/>
-          <w:sz w:val="26"/>
-          <w:szCs w:val="26"/>
-          <w:lang w:val="en"/>
-          <w14:ligatures w14:val="none"/>
-        </w:rPr>
-        <w:t xml:space="preserve">Số nhà/phòng, ngách/hẻm, ngõ/kiệt, đường/phố/đại lộ, tổ/xóm/ấp/thôn: </w:t>
-      </w:r>
-      <w:r>
-        <w:rPr>
-          <w:rFonts w:ascii="Times New Roman" w:eastAsia="Times New Roman" w:hAnsi="Times New Roman" w:cs="Times New Roman"/>
-          <w:kern w:val="0"/>
-          <w:sz w:val="26"/>
-          <w:szCs w:val="26"/>
-          <w:lang w:val="en"/>
-          <w14:ligatures w14:val="none"/>
-        </w:rPr>
-        <w:t>{{</w:t>
-      </w:r>
-      <w:r>
-        <w:rPr>
-          <w:rFonts w:ascii="Times New Roman" w:eastAsia="Times New Roman" w:hAnsi="Times New Roman" w:cs="Times New Roman"/>
-          <w:kern w:val="0"/>
-          <w:sz w:val="26"/>
-          <w:szCs w:val="26"/>
-          <w:lang w:val="en"/>
-          <w14:ligatures w14:val="none"/>
-        </w:rPr>
-        <w:t>hkd_address</w:t>
-      </w:r>
-      <w:r>
-        <w:rPr>
-          <w:rFonts w:ascii="Times New Roman" w:eastAsia="Times New Roman" w:hAnsi="Times New Roman" w:cs="Times New Roman"/>
-          <w:kern w:val="0"/>
-          <w:sz w:val="26"/>
-          <w:szCs w:val="26"/>
-          <w:lang w:val="en"/>
-          <w14:ligatures w14:val="none"/>
-        </w:rPr>
-        <w:t>}}</w:t>
+          <w:lang w:val="en"/>
+          <w14:ligatures w14:val="none"/>
+        </w:rPr>
+        <w:t>Số nhà/phòng, ngách/hẻm, ngõ/kiệt, đường/phố/đại lộ, tổ/xóm/ấp/thôn: {{hkd_address}}</w:t>
       </w:r>
     </w:p>
     <w:p>
@@ -5944,18 +5180,14 @@
         <w:rPr>
           <w:rFonts w:ascii="Times New Roman" w:eastAsia="Times New Roman" w:hAnsi="Times New Roman" w:cs="Times New Roman"/>
           <w:kern w:val="0"/>
-          <w:sz w:val="26"/>
-          <w:szCs w:val="26"/>
-          <w:lang w:val="en"/>
-          <w14:ligatures w14:val="none"/>
-        </w:rPr>
-      </w:pPr>
-      <w:r>
-        <w:rPr>
-          <w:rFonts w:ascii="Times New Roman" w:eastAsia="Times New Roman" w:hAnsi="Times New Roman" w:cs="Times New Roman"/>
-          <w:kern w:val="0"/>
-          <w:sz w:val="26"/>
-          <w:szCs w:val="26"/>
+          <w:lang w:val="en"/>
+          <w14:ligatures w14:val="none"/>
+        </w:rPr>
+      </w:pPr>
+      <w:r>
+        <w:rPr>
+          <w:rFonts w:ascii="Times New Roman" w:eastAsia="Times New Roman" w:hAnsi="Times New Roman" w:cs="Times New Roman"/>
+          <w:kern w:val="0"/>
           <w:lang w:val="en"/>
           <w14:ligatures w14:val="none"/>
         </w:rPr>
@@ -5965,8 +5197,6 @@
         <w:rPr>
           <w:rFonts w:ascii="Times New Roman" w:eastAsia="Times New Roman" w:hAnsi="Times New Roman" w:cs="Times New Roman"/>
           <w:kern w:val="0"/>
-          <w:sz w:val="26"/>
-          <w:szCs w:val="26"/>
           <w:highlight w:val="white"/>
           <w:lang w:val="en"/>
           <w14:ligatures w14:val="none"/>
@@ -5977,68 +5207,37 @@
         <w:rPr>
           <w:rFonts w:ascii="Times New Roman" w:eastAsia="Times New Roman" w:hAnsi="Times New Roman" w:cs="Times New Roman"/>
           <w:kern w:val="0"/>
-          <w:sz w:val="26"/>
-          <w:szCs w:val="26"/>
-          <w:lang w:val="en"/>
-          <w14:ligatures w14:val="none"/>
-        </w:rPr>
-        <w:t>hkd</w:t>
-      </w:r>
-      <w:r>
-        <w:rPr>
-          <w:rFonts w:ascii="Times New Roman" w:eastAsia="Times New Roman" w:hAnsi="Times New Roman" w:cs="Times New Roman"/>
-          <w:kern w:val="0"/>
-          <w:sz w:val="26"/>
-          <w:szCs w:val="26"/>
-          <w:lang w:val="en"/>
-          <w14:ligatures w14:val="none"/>
-        </w:rPr>
-        <w:t>_phone</w:t>
+          <w:lang w:val="en"/>
+          <w14:ligatures w14:val="none"/>
+        </w:rPr>
+        <w:t>hkd_phone</w:t>
       </w:r>
       <w:proofErr w:type="gramStart"/>
       <w:r>
         <w:rPr>
           <w:rFonts w:ascii="Times New Roman" w:eastAsia="Times New Roman" w:hAnsi="Times New Roman" w:cs="Times New Roman"/>
           <w:kern w:val="0"/>
-          <w:sz w:val="26"/>
-          <w:szCs w:val="26"/>
           <w:highlight w:val="white"/>
           <w:lang w:val="en"/>
           <w14:ligatures w14:val="none"/>
         </w:rPr>
-        <w:t>}}</w:t>
-      </w:r>
-      <w:r>
-        <w:rPr>
-          <w:rFonts w:ascii="Times New Roman" w:eastAsia="Times New Roman" w:hAnsi="Times New Roman" w:cs="Times New Roman"/>
-          <w:kern w:val="0"/>
-          <w:sz w:val="26"/>
-          <w:szCs w:val="26"/>
+        <w:t xml:space="preserve">}}   </w:t>
+      </w:r>
+      <w:proofErr w:type="gramEnd"/>
+      <w:r>
+        <w:rPr>
+          <w:rFonts w:ascii="Times New Roman" w:eastAsia="Times New Roman" w:hAnsi="Times New Roman" w:cs="Times New Roman"/>
+          <w:kern w:val="0"/>
           <w:highlight w:val="white"/>
           <w:lang w:val="en"/>
           <w14:ligatures w14:val="none"/>
         </w:rPr>
-        <w:t xml:space="preserve">   </w:t>
-      </w:r>
-      <w:proofErr w:type="gramEnd"/>
-      <w:r>
-        <w:rPr>
-          <w:rFonts w:ascii="Times New Roman" w:eastAsia="Times New Roman" w:hAnsi="Times New Roman" w:cs="Times New Roman"/>
-          <w:kern w:val="0"/>
-          <w:sz w:val="26"/>
-          <w:szCs w:val="26"/>
-          <w:highlight w:val="white"/>
-          <w:lang w:val="en"/>
-          <w14:ligatures w14:val="none"/>
-        </w:rPr>
         <w:t xml:space="preserve">                            </w:t>
       </w:r>
       <w:r>
         <w:rPr>
           <w:rFonts w:ascii="Times New Roman" w:eastAsia="Times New Roman" w:hAnsi="Times New Roman" w:cs="Times New Roman"/>
           <w:kern w:val="0"/>
-          <w:sz w:val="26"/>
-          <w:szCs w:val="26"/>
           <w:lang w:val="en"/>
           <w14:ligatures w14:val="none"/>
         </w:rPr>
@@ -6050,8 +5249,6 @@
           <w:i/>
           <w:iCs/>
           <w:kern w:val="0"/>
-          <w:sz w:val="26"/>
-          <w:szCs w:val="26"/>
           <w:lang w:val="en"/>
           <w14:ligatures w14:val="none"/>
         </w:rPr>
@@ -6061,8 +5258,6 @@
         <w:rPr>
           <w:rFonts w:ascii="Times New Roman" w:eastAsia="Times New Roman" w:hAnsi="Times New Roman" w:cs="Times New Roman"/>
           <w:kern w:val="0"/>
-          <w:sz w:val="26"/>
-          <w:szCs w:val="26"/>
           <w:lang w:val="en"/>
           <w14:ligatures w14:val="none"/>
         </w:rPr>
@@ -6072,8 +5267,6 @@
         <w:rPr>
           <w:rFonts w:ascii="Times New Roman" w:eastAsia="Times New Roman" w:hAnsi="Times New Roman" w:cs="Times New Roman"/>
           <w:kern w:val="0"/>
-          <w:sz w:val="26"/>
-          <w:szCs w:val="26"/>
           <w:lang w:val="en"/>
           <w14:ligatures w14:val="none"/>
         </w:rPr>
@@ -6091,8 +5284,6 @@
         <w:rPr>
           <w:rFonts w:ascii="Times New Roman" w:eastAsia="Times New Roman" w:hAnsi="Times New Roman" w:cs="Times New Roman"/>
           <w:kern w:val="0"/>
-          <w:sz w:val="26"/>
-          <w:szCs w:val="26"/>
           <w:lang w:val="en"/>
           <w14:ligatures w14:val="none"/>
         </w:rPr>
@@ -6102,8 +5293,6 @@
         <w:rPr>
           <w:rFonts w:ascii="Times New Roman" w:eastAsia="Times New Roman" w:hAnsi="Times New Roman" w:cs="Times New Roman"/>
           <w:kern w:val="0"/>
-          <w:sz w:val="26"/>
-          <w:szCs w:val="26"/>
           <w:lang w:val="en"/>
           <w14:ligatures w14:val="none"/>
         </w:rPr>
@@ -6115,8 +5304,6 @@
           <w:i/>
           <w:iCs/>
           <w:kern w:val="0"/>
-          <w:sz w:val="26"/>
-          <w:szCs w:val="26"/>
           <w:lang w:val="en"/>
           <w14:ligatures w14:val="none"/>
         </w:rPr>
@@ -6126,31 +5313,16 @@
         <w:rPr>
           <w:rFonts w:ascii="Times New Roman" w:eastAsia="Times New Roman" w:hAnsi="Times New Roman" w:cs="Times New Roman"/>
           <w:kern w:val="0"/>
-          <w:sz w:val="26"/>
-          <w:szCs w:val="26"/>
-          <w:lang w:val="en"/>
-          <w14:ligatures w14:val="none"/>
-        </w:rPr>
-        <w:t xml:space="preserve">: </w:t>
-      </w:r>
-      <w:r>
-        <w:rPr>
-          <w:rFonts w:ascii="Times New Roman" w:eastAsia="Times New Roman" w:hAnsi="Times New Roman" w:cs="Times New Roman"/>
-          <w:kern w:val="0"/>
-          <w:sz w:val="26"/>
-          <w:szCs w:val="26"/>
-          <w:lang w:val="en"/>
-          <w14:ligatures w14:val="none"/>
-        </w:rPr>
-        <w:t>{{</w:t>
+          <w:lang w:val="en"/>
+          <w14:ligatures w14:val="none"/>
+        </w:rPr>
+        <w:t>: {{</w:t>
       </w:r>
       <w:proofErr w:type="gramEnd"/>
       <w:r>
         <w:rPr>
           <w:rFonts w:ascii="Times New Roman" w:eastAsia="Times New Roman" w:hAnsi="Times New Roman" w:cs="Times New Roman"/>
           <w:kern w:val="0"/>
-          <w:sz w:val="26"/>
-          <w:szCs w:val="26"/>
           <w:lang w:val="en"/>
           <w14:ligatures w14:val="none"/>
         </w:rPr>
@@ -6161,57 +5333,20 @@
         <w:rPr>
           <w:rFonts w:ascii="Times New Roman" w:eastAsia="Times New Roman" w:hAnsi="Times New Roman" w:cs="Times New Roman"/>
           <w:kern w:val="0"/>
-          <w:sz w:val="26"/>
-          <w:szCs w:val="26"/>
-          <w:lang w:val="en"/>
-          <w14:ligatures w14:val="none"/>
-        </w:rPr>
-        <w:t>}}</w:t>
-      </w:r>
-      <w:r>
-        <w:rPr>
-          <w:rFonts w:ascii="Times New Roman" w:eastAsia="Times New Roman" w:hAnsi="Times New Roman" w:cs="Times New Roman"/>
-          <w:kern w:val="0"/>
-          <w:sz w:val="26"/>
-          <w:szCs w:val="26"/>
-          <w:lang w:val="en"/>
-          <w14:ligatures w14:val="none"/>
-        </w:rPr>
-        <w:t xml:space="preserve">   </w:t>
+          <w:lang w:val="en"/>
+          <w14:ligatures w14:val="none"/>
+        </w:rPr>
+        <w:t xml:space="preserve">}}   </w:t>
       </w:r>
       <w:proofErr w:type="gramEnd"/>
       <w:r>
         <w:rPr>
           <w:rFonts w:ascii="Times New Roman" w:eastAsia="Times New Roman" w:hAnsi="Times New Roman" w:cs="Times New Roman"/>
           <w:kern w:val="0"/>
-          <w:sz w:val="26"/>
-          <w:szCs w:val="26"/>
-          <w:lang w:val="en"/>
-          <w14:ligatures w14:val="none"/>
-        </w:rPr>
-        <w:t xml:space="preserve">     </w:t>
-      </w:r>
-      <w:r>
-        <w:rPr>
-          <w:rFonts w:ascii="Times New Roman" w:eastAsia="Times New Roman" w:hAnsi="Times New Roman" w:cs="Times New Roman"/>
-          <w:kern w:val="0"/>
-          <w:sz w:val="26"/>
-          <w:szCs w:val="26"/>
-          <w:lang w:val="en"/>
-          <w14:ligatures w14:val="none"/>
-        </w:rPr>
-        <w:t xml:space="preserve">  </w:t>
-      </w:r>
-      <w:r>
-        <w:rPr>
-          <w:rFonts w:ascii="Times New Roman" w:eastAsia="Times New Roman" w:hAnsi="Times New Roman" w:cs="Times New Roman"/>
-          <w:kern w:val="0"/>
-          <w:sz w:val="26"/>
-          <w:szCs w:val="26"/>
-          <w:lang w:val="en"/>
-          <w14:ligatures w14:val="none"/>
-        </w:rPr>
-        <w:t>Website</w:t>
+          <w:lang w:val="en"/>
+          <w14:ligatures w14:val="none"/>
+        </w:rPr>
+        <w:t xml:space="preserve">       Website</w:t>
       </w:r>
       <w:r>
         <w:rPr>
@@ -6219,8 +5354,6 @@
           <w:i/>
           <w:iCs/>
           <w:kern w:val="0"/>
-          <w:sz w:val="26"/>
-          <w:szCs w:val="26"/>
           <w:lang w:val="en"/>
           <w14:ligatures w14:val="none"/>
         </w:rPr>
@@ -6230,8 +5363,6 @@
         <w:rPr>
           <w:rFonts w:ascii="Times New Roman" w:eastAsia="Times New Roman" w:hAnsi="Times New Roman" w:cs="Times New Roman"/>
           <w:kern w:val="0"/>
-          <w:sz w:val="26"/>
-          <w:szCs w:val="26"/>
           <w:lang w:val="en"/>
           <w14:ligatures w14:val="none"/>
         </w:rPr>
@@ -6242,8 +5373,6 @@
           <w:rFonts w:ascii="Times New Roman" w:eastAsia="Times New Roman" w:hAnsi="Times New Roman" w:cs="Times New Roman"/>
           <w:noProof/>
           <w:kern w:val="0"/>
-          <w:sz w:val="20"/>
-          <w:szCs w:val="20"/>
           <w:lang w:val="en"/>
           <w14:ligatures w14:val="none"/>
         </w:rPr>
@@ -6326,8 +5455,6 @@
         <w:rPr>
           <w:rFonts w:ascii="Times New Roman" w:eastAsia="Times New Roman" w:hAnsi="Times New Roman" w:cs="Times New Roman"/>
           <w:kern w:val="0"/>
-          <w:sz w:val="26"/>
-          <w:szCs w:val="26"/>
           <w:lang w:val="en"/>
           <w14:ligatures w14:val="none"/>
         </w:rPr>
@@ -6342,18 +5469,14 @@
         <w:rPr>
           <w:rFonts w:ascii="Times New Roman" w:eastAsia="Times New Roman" w:hAnsi="Times New Roman" w:cs="Times New Roman"/>
           <w:kern w:val="0"/>
-          <w:sz w:val="26"/>
-          <w:szCs w:val="26"/>
-          <w:lang w:val="en"/>
-          <w14:ligatures w14:val="none"/>
-        </w:rPr>
-      </w:pPr>
-      <w:r>
-        <w:rPr>
-          <w:rFonts w:ascii="Times New Roman" w:eastAsia="Times New Roman" w:hAnsi="Times New Roman" w:cs="Times New Roman"/>
-          <w:kern w:val="0"/>
-          <w:sz w:val="26"/>
-          <w:szCs w:val="26"/>
+          <w:lang w:val="en"/>
+          <w14:ligatures w14:val="none"/>
+        </w:rPr>
+      </w:pPr>
+      <w:r>
+        <w:rPr>
+          <w:rFonts w:ascii="Times New Roman" w:eastAsia="Times New Roman" w:hAnsi="Times New Roman" w:cs="Times New Roman"/>
+          <w:kern w:val="0"/>
           <w:lang w:val="en"/>
           <w14:ligatures w14:val="none"/>
         </w:rPr>
@@ -6365,8 +5488,6 @@
           <w:i/>
           <w:iCs/>
           <w:kern w:val="0"/>
-          <w:sz w:val="26"/>
-          <w:szCs w:val="26"/>
           <w:lang w:val="en"/>
           <w14:ligatures w14:val="none"/>
         </w:rPr>
@@ -6376,8 +5497,6 @@
         <w:rPr>
           <w:rFonts w:ascii="Times New Roman" w:eastAsia="Times New Roman" w:hAnsi="Times New Roman" w:cs="Times New Roman"/>
           <w:kern w:val="0"/>
-          <w:sz w:val="26"/>
-          <w:szCs w:val="26"/>
           <w:lang w:val="en"/>
           <w14:ligatures w14:val="none"/>
         </w:rPr>
@@ -6397,8 +5516,6 @@
           <w:b/>
           <w:bCs/>
           <w:kern w:val="0"/>
-          <w:sz w:val="26"/>
-          <w:szCs w:val="26"/>
           <w:lang w:val="en"/>
           <w14:ligatures w14:val="none"/>
         </w:rPr>
@@ -6409,8 +5526,6 @@
           <w:b/>
           <w:bCs/>
           <w:kern w:val="0"/>
-          <w:sz w:val="26"/>
-          <w:szCs w:val="26"/>
           <w:lang w:val="en"/>
           <w14:ligatures w14:val="none"/>
         </w:rPr>
@@ -6467,8 +5582,6 @@
                 <w:b/>
                 <w:bCs/>
                 <w:kern w:val="0"/>
-                <w:sz w:val="26"/>
-                <w:szCs w:val="26"/>
                 <w:lang w:val="en"/>
                 <w14:ligatures w14:val="none"/>
               </w:rPr>
@@ -6479,8 +5592,6 @@
                 <w:b/>
                 <w:bCs/>
                 <w:kern w:val="0"/>
-                <w:sz w:val="26"/>
-                <w:szCs w:val="26"/>
                 <w:lang w:val="en"/>
                 <w14:ligatures w14:val="none"/>
               </w:rPr>
@@ -6514,8 +5625,6 @@
                 <w:b/>
                 <w:bCs/>
                 <w:kern w:val="0"/>
-                <w:sz w:val="26"/>
-                <w:szCs w:val="26"/>
                 <w:lang w:val="en"/>
                 <w14:ligatures w14:val="none"/>
               </w:rPr>
@@ -6526,8 +5635,6 @@
                 <w:b/>
                 <w:bCs/>
                 <w:kern w:val="0"/>
-                <w:sz w:val="26"/>
-                <w:szCs w:val="26"/>
                 <w:lang w:val="en"/>
                 <w14:ligatures w14:val="none"/>
               </w:rPr>
@@ -6559,8 +5666,6 @@
                 <w:b/>
                 <w:bCs/>
                 <w:kern w:val="0"/>
-                <w:sz w:val="26"/>
-                <w:szCs w:val="26"/>
                 <w:lang w:val="en"/>
                 <w14:ligatures w14:val="none"/>
               </w:rPr>
@@ -6571,8 +5676,6 @@
                 <w:b/>
                 <w:bCs/>
                 <w:kern w:val="0"/>
-                <w:sz w:val="26"/>
-                <w:szCs w:val="26"/>
                 <w:lang w:val="en"/>
                 <w14:ligatures w14:val="none"/>
               </w:rPr>
@@ -6604,8 +5707,6 @@
                 <w:b/>
                 <w:bCs/>
                 <w:kern w:val="0"/>
-                <w:sz w:val="26"/>
-                <w:szCs w:val="26"/>
                 <w:lang w:val="en"/>
                 <w14:ligatures w14:val="none"/>
               </w:rPr>
@@ -6616,8 +5717,6 @@
                 <w:b/>
                 <w:bCs/>
                 <w:kern w:val="0"/>
-                <w:sz w:val="26"/>
-                <w:szCs w:val="26"/>
                 <w:lang w:val="en"/>
                 <w14:ligatures w14:val="none"/>
               </w:rPr>
@@ -6655,18 +5754,14 @@
                 <w:b/>
                 <w:bCs/>
                 <w:kern w:val="0"/>
-                <w:sz w:val="26"/>
-                <w:szCs w:val="26"/>
-                <w:lang w:val="en"/>
-                <w14:ligatures w14:val="none"/>
-              </w:rPr>
-            </w:pPr>
-            <w:r>
-              <w:rPr>
-                <w:rFonts w:ascii="Times New Roman" w:eastAsia="Times New Roman" w:hAnsi="Times New Roman" w:cs="Times New Roman"/>
-                <w:kern w:val="0"/>
-                <w:sz w:val="26"/>
-                <w:szCs w:val="26"/>
+                <w:lang w:val="en"/>
+                <w14:ligatures w14:val="none"/>
+              </w:rPr>
+            </w:pPr>
+            <w:r>
+              <w:rPr>
+                <w:rFonts w:ascii="Times New Roman" w:eastAsia="Times New Roman" w:hAnsi="Times New Roman" w:cs="Times New Roman"/>
+                <w:kern w:val="0"/>
                 <w:lang w:val="en"/>
                 <w14:ligatures w14:val="none"/>
               </w:rPr>
@@ -6701,18 +5796,14 @@
               <w:rPr>
                 <w:rFonts w:ascii="Times New Roman" w:eastAsia="Times New Roman" w:hAnsi="Times New Roman" w:cs="Times New Roman"/>
                 <w:kern w:val="0"/>
-                <w:sz w:val="26"/>
-                <w:szCs w:val="26"/>
-                <w:lang w:val="en"/>
-                <w14:ligatures w14:val="none"/>
-              </w:rPr>
-            </w:pPr>
-            <w:r>
-              <w:rPr>
-                <w:rFonts w:ascii="Times New Roman" w:eastAsia="Times New Roman" w:hAnsi="Times New Roman" w:cs="Times New Roman"/>
-                <w:kern w:val="0"/>
-                <w:sz w:val="26"/>
-                <w:szCs w:val="26"/>
+                <w:lang w:val="en"/>
+                <w14:ligatures w14:val="none"/>
+              </w:rPr>
+            </w:pPr>
+            <w:r>
+              <w:rPr>
+                <w:rFonts w:ascii="Times New Roman" w:eastAsia="Times New Roman" w:hAnsi="Times New Roman" w:cs="Times New Roman"/>
+                <w:kern w:val="0"/>
                 <w:lang w:val="en"/>
                 <w14:ligatures w14:val="none"/>
               </w:rPr>
@@ -6740,8 +5831,6 @@
               <w:rPr>
                 <w:rFonts w:ascii="Times New Roman" w:eastAsia="Times New Roman" w:hAnsi="Times New Roman" w:cs="Times New Roman"/>
                 <w:kern w:val="0"/>
-                <w:sz w:val="26"/>
-                <w:szCs w:val="26"/>
                 <w:highlight w:val="white"/>
                 <w:lang w:val="en"/>
                 <w14:ligatures w14:val="none"/>
@@ -6751,8 +5840,6 @@
               <w:rPr>
                 <w:rFonts w:ascii="Times New Roman" w:eastAsia="Times New Roman" w:hAnsi="Times New Roman" w:cs="Times New Roman"/>
                 <w:kern w:val="0"/>
-                <w:sz w:val="26"/>
-                <w:szCs w:val="26"/>
                 <w:highlight w:val="white"/>
                 <w:lang w:val="en"/>
                 <w14:ligatures w14:val="none"/>
@@ -6764,8 +5851,6 @@
               <w:rPr>
                 <w:rFonts w:ascii="Times New Roman" w:eastAsia="Times New Roman" w:hAnsi="Times New Roman" w:cs="Times New Roman"/>
                 <w:kern w:val="0"/>
-                <w:sz w:val="26"/>
-                <w:szCs w:val="26"/>
                 <w:highlight w:val="white"/>
                 <w:lang w:val="en"/>
                 <w14:ligatures w14:val="none"/>
@@ -6776,8 +5861,6 @@
               <w:rPr>
                 <w:rFonts w:ascii="Times New Roman" w:eastAsia="Times New Roman" w:hAnsi="Times New Roman" w:cs="Times New Roman"/>
                 <w:kern w:val="0"/>
-                <w:sz w:val="26"/>
-                <w:szCs w:val="26"/>
                 <w:lang w:val="en"/>
                 <w14:ligatures w14:val="none"/>
               </w:rPr>
@@ -6788,8 +5871,6 @@
               <w:rPr>
                 <w:rFonts w:ascii="Times New Roman" w:eastAsia="Times New Roman" w:hAnsi="Times New Roman" w:cs="Times New Roman"/>
                 <w:kern w:val="0"/>
-                <w:sz w:val="26"/>
-                <w:szCs w:val="26"/>
                 <w:lang w:val="en"/>
                 <w14:ligatures w14:val="none"/>
               </w:rPr>
@@ -6800,8 +5881,6 @@
               <w:rPr>
                 <w:rFonts w:ascii="Times New Roman" w:eastAsia="Times New Roman" w:hAnsi="Times New Roman" w:cs="Times New Roman"/>
                 <w:kern w:val="0"/>
-                <w:sz w:val="26"/>
-                <w:szCs w:val="26"/>
                 <w:lang w:val="en"/>
                 <w14:ligatures w14:val="none"/>
               </w:rPr>
@@ -6813,8 +5892,6 @@
                 <w:i/>
                 <w:iCs/>
                 <w:kern w:val="0"/>
-                <w:sz w:val="26"/>
-                <w:szCs w:val="26"/>
                 <w:lang w:val="en"/>
                 <w14:ligatures w14:val="none"/>
               </w:rPr>
@@ -6827,8 +5904,6 @@
                 <w:i/>
                 <w:iCs/>
                 <w:kern w:val="0"/>
-                <w:sz w:val="26"/>
-                <w:szCs w:val="26"/>
                 <w:lang w:val="en"/>
                 <w14:ligatures w14:val="none"/>
               </w:rPr>
@@ -6841,8 +5916,6 @@
                 <w:i/>
                 <w:iCs/>
                 <w:kern w:val="0"/>
-                <w:sz w:val="26"/>
-                <w:szCs w:val="26"/>
                 <w:lang w:val="en"/>
                 <w14:ligatures w14:val="none"/>
               </w:rPr>
@@ -6852,8 +5925,6 @@
               <w:rPr>
                 <w:rFonts w:ascii="Times New Roman" w:eastAsia="Times New Roman" w:hAnsi="Times New Roman" w:cs="Times New Roman"/>
                 <w:kern w:val="0"/>
-                <w:sz w:val="26"/>
-                <w:szCs w:val="26"/>
                 <w:lang w:val="en"/>
                 <w14:ligatures w14:val="none"/>
               </w:rPr>
@@ -6864,8 +5935,6 @@
               <w:rPr>
                 <w:rFonts w:ascii="Times New Roman" w:eastAsia="Times New Roman" w:hAnsi="Times New Roman" w:cs="Times New Roman"/>
                 <w:kern w:val="0"/>
-                <w:sz w:val="26"/>
-                <w:szCs w:val="26"/>
                 <w:lang w:val="en"/>
                 <w14:ligatures w14:val="none"/>
               </w:rPr>
@@ -6892,8 +5961,6 @@
                 <w:rFonts w:ascii="Times New Roman" w:eastAsia="Times New Roman" w:hAnsi="Times New Roman" w:cs="Times New Roman"/>
                 <w:color w:val="000000"/>
                 <w:kern w:val="0"/>
-                <w:sz w:val="26"/>
-                <w:szCs w:val="26"/>
                 <w:lang w:val="en"/>
                 <w14:ligatures w14:val="none"/>
               </w:rPr>
@@ -6903,8 +5970,6 @@
                 <w:rFonts w:ascii="Times New Roman" w:eastAsia="Times New Roman" w:hAnsi="Times New Roman" w:cs="Times New Roman"/>
                 <w:color w:val="000000"/>
                 <w:kern w:val="0"/>
-                <w:sz w:val="26"/>
-                <w:szCs w:val="26"/>
                 <w:lang w:val="en"/>
                 <w14:ligatures w14:val="none"/>
               </w:rPr>
@@ -6933,18 +5998,14 @@
               <w:rPr>
                 <w:rFonts w:ascii="Times New Roman" w:eastAsia="Times New Roman" w:hAnsi="Times New Roman" w:cs="Times New Roman"/>
                 <w:kern w:val="0"/>
-                <w:sz w:val="26"/>
-                <w:szCs w:val="26"/>
-                <w:lang w:val="en"/>
-                <w14:ligatures w14:val="none"/>
-              </w:rPr>
-            </w:pPr>
-            <w:r>
-              <w:rPr>
-                <w:rFonts w:ascii="Times New Roman" w:eastAsia="Times New Roman" w:hAnsi="Times New Roman" w:cs="Times New Roman"/>
-                <w:kern w:val="0"/>
-                <w:sz w:val="26"/>
-                <w:szCs w:val="26"/>
+                <w:lang w:val="en"/>
+                <w14:ligatures w14:val="none"/>
+              </w:rPr>
+            </w:pPr>
+            <w:r>
+              <w:rPr>
+                <w:rFonts w:ascii="Times New Roman" w:eastAsia="Times New Roman" w:hAnsi="Times New Roman" w:cs="Times New Roman"/>
+                <w:kern w:val="0"/>
                 <w:lang w:val="en"/>
                 <w14:ligatures w14:val="none"/>
               </w:rPr>
@@ -6955,8 +6016,6 @@
               <w:rPr>
                 <w:rFonts w:ascii="Times New Roman" w:eastAsia="Times New Roman" w:hAnsi="Times New Roman" w:cs="Times New Roman"/>
                 <w:kern w:val="0"/>
-                <w:sz w:val="26"/>
-                <w:szCs w:val="26"/>
                 <w:lang w:val="en"/>
                 <w14:ligatures w14:val="none"/>
               </w:rPr>
@@ -6967,8 +6026,6 @@
               <w:rPr>
                 <w:rFonts w:ascii="Times New Roman" w:eastAsia="Times New Roman" w:hAnsi="Times New Roman" w:cs="Times New Roman"/>
                 <w:kern w:val="0"/>
-                <w:sz w:val="26"/>
-                <w:szCs w:val="26"/>
                 <w:lang w:val="en"/>
                 <w14:ligatures w14:val="none"/>
               </w:rPr>
@@ -7004,33 +6061,18 @@
               <w:rPr>
                 <w:rFonts w:ascii="Times New Roman" w:eastAsia="Times New Roman" w:hAnsi="Times New Roman" w:cs="Times New Roman"/>
                 <w:kern w:val="0"/>
-                <w:sz w:val="26"/>
-                <w:szCs w:val="26"/>
-                <w:lang w:val="en"/>
-                <w14:ligatures w14:val="none"/>
-              </w:rPr>
-            </w:pPr>
-            <w:r>
-              <w:rPr>
-                <w:rFonts w:ascii="Times New Roman" w:eastAsia="Times New Roman" w:hAnsi="Times New Roman" w:cs="Times New Roman"/>
-                <w:kern w:val="0"/>
-                <w:sz w:val="26"/>
-                <w:szCs w:val="26"/>
-                <w:lang w:val="en"/>
-                <w14:ligatures w14:val="none"/>
-              </w:rPr>
-              <w:t>{</w:t>
-            </w:r>
-            <w:r>
-              <w:rPr>
-                <w:rFonts w:ascii="Times New Roman" w:eastAsia="Times New Roman" w:hAnsi="Times New Roman" w:cs="Times New Roman"/>
-                <w:kern w:val="0"/>
-                <w:sz w:val="26"/>
-                <w:szCs w:val="26"/>
-                <w:lang w:val="en"/>
-                <w14:ligatures w14:val="none"/>
-              </w:rPr>
-              <w:t>%tr endfor %}</w:t>
+                <w:lang w:val="en"/>
+                <w14:ligatures w14:val="none"/>
+              </w:rPr>
+            </w:pPr>
+            <w:r>
+              <w:rPr>
+                <w:rFonts w:ascii="Times New Roman" w:eastAsia="Times New Roman" w:hAnsi="Times New Roman" w:cs="Times New Roman"/>
+                <w:kern w:val="0"/>
+                <w:lang w:val="en"/>
+                <w14:ligatures w14:val="none"/>
+              </w:rPr>
+              <w:t>{%tr endfor %}</w:t>
             </w:r>
           </w:p>
         </w:tc>
@@ -7047,8 +6089,6 @@
         <w:rPr>
           <w:rFonts w:ascii="Times New Roman" w:eastAsia="Times New Roman" w:hAnsi="Times New Roman" w:cs="Times New Roman"/>
           <w:kern w:val="0"/>
-          <w:sz w:val="26"/>
-          <w:szCs w:val="26"/>
           <w:lang w:val="en"/>
           <w14:ligatures w14:val="none"/>
         </w:rPr>
@@ -7059,8 +6099,6 @@
           <w:b/>
           <w:bCs/>
           <w:kern w:val="0"/>
-          <w:sz w:val="26"/>
-          <w:szCs w:val="26"/>
           <w:lang w:val="en"/>
           <w14:ligatures w14:val="none"/>
         </w:rPr>
@@ -7070,8 +6108,6 @@
         <w:rPr>
           <w:rFonts w:ascii="Times New Roman" w:eastAsia="Times New Roman" w:hAnsi="Times New Roman" w:cs="Times New Roman"/>
           <w:kern w:val="0"/>
-          <w:sz w:val="26"/>
-          <w:szCs w:val="26"/>
           <w:lang w:val="en"/>
           <w14:ligatures w14:val="none"/>
         </w:rPr>
@@ -7090,18 +6126,14 @@
           <w:i/>
           <w:iCs/>
           <w:kern w:val="0"/>
-          <w:sz w:val="26"/>
-          <w:szCs w:val="26"/>
-          <w:lang w:val="en"/>
-          <w14:ligatures w14:val="none"/>
-        </w:rPr>
-      </w:pPr>
-      <w:r>
-        <w:rPr>
-          <w:rFonts w:ascii="Times New Roman" w:eastAsia="Times New Roman" w:hAnsi="Times New Roman" w:cs="Times New Roman"/>
-          <w:kern w:val="0"/>
-          <w:sz w:val="26"/>
-          <w:szCs w:val="26"/>
+          <w:lang w:val="en"/>
+          <w14:ligatures w14:val="none"/>
+        </w:rPr>
+      </w:pPr>
+      <w:r>
+        <w:rPr>
+          <w:rFonts w:ascii="Times New Roman" w:eastAsia="Times New Roman" w:hAnsi="Times New Roman" w:cs="Times New Roman"/>
+          <w:kern w:val="0"/>
           <w:lang w:val="en"/>
           <w14:ligatures w14:val="none"/>
         </w:rPr>
@@ -7113,8 +6145,6 @@
           <w:i/>
           <w:iCs/>
           <w:kern w:val="0"/>
-          <w:sz w:val="26"/>
-          <w:szCs w:val="26"/>
           <w:lang w:val="en"/>
           <w14:ligatures w14:val="none"/>
         </w:rPr>
@@ -7124,31 +6154,16 @@
         <w:rPr>
           <w:rFonts w:ascii="Times New Roman" w:eastAsia="Times New Roman" w:hAnsi="Times New Roman" w:cs="Times New Roman"/>
           <w:kern w:val="0"/>
-          <w:sz w:val="26"/>
-          <w:szCs w:val="26"/>
-          <w:lang w:val="en"/>
-          <w14:ligatures w14:val="none"/>
-        </w:rPr>
-        <w:t xml:space="preserve">: </w:t>
-      </w:r>
-      <w:r>
-        <w:rPr>
-          <w:rFonts w:ascii="Times New Roman" w:eastAsia="Times New Roman" w:hAnsi="Times New Roman" w:cs="Times New Roman"/>
-          <w:kern w:val="0"/>
-          <w:sz w:val="26"/>
-          <w:szCs w:val="26"/>
-          <w:lang w:val="en"/>
-          <w14:ligatures w14:val="none"/>
-        </w:rPr>
-        <w:t>{{hkd_von_so</w:t>
+          <w:lang w:val="en"/>
+          <w14:ligatures w14:val="none"/>
+        </w:rPr>
+        <w:t>: {{hkd_von_so</w:t>
       </w:r>
       <w:proofErr w:type="gramStart"/>
       <w:r>
         <w:rPr>
           <w:rFonts w:ascii="Times New Roman" w:eastAsia="Times New Roman" w:hAnsi="Times New Roman" w:cs="Times New Roman"/>
           <w:kern w:val="0"/>
-          <w:sz w:val="26"/>
-          <w:szCs w:val="26"/>
           <w:lang w:val="en"/>
           <w14:ligatures w14:val="none"/>
         </w:rPr>
@@ -7159,23 +6174,10 @@
         <w:rPr>
           <w:rFonts w:ascii="Times New Roman" w:eastAsia="Times New Roman" w:hAnsi="Times New Roman" w:cs="Times New Roman"/>
           <w:kern w:val="0"/>
-          <w:sz w:val="26"/>
-          <w:szCs w:val="26"/>
-          <w:lang w:val="en"/>
-          <w14:ligatures w14:val="none"/>
-        </w:rPr>
-        <w:t xml:space="preserve"> </w:t>
-      </w:r>
-      <w:r>
-        <w:rPr>
-          <w:rFonts w:ascii="Times New Roman" w:eastAsia="Times New Roman" w:hAnsi="Times New Roman" w:cs="Times New Roman"/>
-          <w:kern w:val="0"/>
-          <w:sz w:val="26"/>
-          <w:szCs w:val="26"/>
-          <w:lang w:val="en"/>
-          <w14:ligatures w14:val="none"/>
-        </w:rPr>
-        <w:t xml:space="preserve"> (</w:t>
+          <w:lang w:val="en"/>
+          <w14:ligatures w14:val="none"/>
+        </w:rPr>
+        <w:t xml:space="preserve">  (</w:t>
       </w:r>
       <w:r>
         <w:rPr>
@@ -7183,38 +6185,10 @@
           <w:i/>
           <w:iCs/>
           <w:kern w:val="0"/>
-          <w:sz w:val="26"/>
-          <w:szCs w:val="26"/>
-          <w:lang w:val="en"/>
-          <w14:ligatures w14:val="none"/>
-        </w:rPr>
-        <w:t xml:space="preserve">Bằng chữ: </w:t>
-      </w:r>
-      <w:r>
-        <w:rPr>
-          <w:rFonts w:ascii="Times New Roman" w:eastAsia="Times New Roman" w:hAnsi="Times New Roman" w:cs="Times New Roman"/>
-          <w:i/>
-          <w:iCs/>
-          <w:kern w:val="0"/>
-          <w:sz w:val="26"/>
-          <w:szCs w:val="26"/>
-          <w:lang w:val="en"/>
-          <w14:ligatures w14:val="none"/>
-        </w:rPr>
-        <w:t>{{hkd_von_chu}}</w:t>
-      </w:r>
-      <w:r>
-        <w:rPr>
-          <w:rFonts w:ascii="Times New Roman" w:eastAsia="Times New Roman" w:hAnsi="Times New Roman" w:cs="Times New Roman"/>
-          <w:i/>
-          <w:iCs/>
-          <w:kern w:val="0"/>
-          <w:sz w:val="26"/>
-          <w:szCs w:val="26"/>
-          <w:lang w:val="en"/>
-          <w14:ligatures w14:val="none"/>
-        </w:rPr>
-        <w:t>)</w:t>
+          <w:lang w:val="en"/>
+          <w14:ligatures w14:val="none"/>
+        </w:rPr>
+        <w:t>Bằng chữ: {{hkd_von_chu}})</w:t>
       </w:r>
     </w:p>
     <w:p>
@@ -7228,8 +6202,6 @@
         <w:rPr>
           <w:rFonts w:ascii="Times New Roman" w:eastAsia="Times New Roman" w:hAnsi="Times New Roman" w:cs="Times New Roman"/>
           <w:kern w:val="0"/>
-          <w:sz w:val="26"/>
-          <w:szCs w:val="26"/>
           <w:lang w:val="en"/>
           <w14:ligatures w14:val="none"/>
         </w:rPr>
@@ -7240,8 +6212,6 @@
           <w:b/>
           <w:bCs/>
           <w:kern w:val="0"/>
-          <w:sz w:val="26"/>
-          <w:szCs w:val="26"/>
           <w:lang w:val="en"/>
           <w14:ligatures w14:val="none"/>
         </w:rPr>
@@ -7256,18 +6226,14 @@
         <w:rPr>
           <w:rFonts w:ascii="Times New Roman" w:eastAsia="Times New Roman" w:hAnsi="Times New Roman" w:cs="Times New Roman"/>
           <w:kern w:val="0"/>
-          <w:sz w:val="26"/>
-          <w:szCs w:val="26"/>
-          <w:lang w:val="en"/>
-          <w14:ligatures w14:val="none"/>
-        </w:rPr>
-      </w:pPr>
-      <w:r>
-        <w:rPr>
-          <w:rFonts w:ascii="Times New Roman" w:eastAsia="Times New Roman" w:hAnsi="Times New Roman" w:cs="Times New Roman"/>
-          <w:kern w:val="0"/>
-          <w:sz w:val="26"/>
-          <w:szCs w:val="26"/>
+          <w:lang w:val="en"/>
+          <w14:ligatures w14:val="none"/>
+        </w:rPr>
+      </w:pPr>
+      <w:r>
+        <w:rPr>
+          <w:rFonts w:ascii="Times New Roman" w:eastAsia="Times New Roman" w:hAnsi="Times New Roman" w:cs="Times New Roman"/>
+          <w:kern w:val="0"/>
           <w:lang w:val="en"/>
           <w14:ligatures w14:val="none"/>
         </w:rPr>
@@ -7279,8 +6245,6 @@
           <w:i/>
           <w:iCs/>
           <w:kern w:val="0"/>
-          <w:sz w:val="26"/>
-          <w:szCs w:val="26"/>
           <w:lang w:val="en"/>
           <w14:ligatures w14:val="none"/>
         </w:rPr>
@@ -7290,8 +6254,6 @@
         <w:rPr>
           <w:rFonts w:ascii="Times New Roman" w:eastAsia="Times New Roman" w:hAnsi="Times New Roman" w:cs="Times New Roman"/>
           <w:kern w:val="0"/>
-          <w:sz w:val="26"/>
-          <w:szCs w:val="26"/>
           <w:lang w:val="en"/>
           <w14:ligatures w14:val="none"/>
         </w:rPr>
@@ -7309,22 +6271,17 @@
         <w:rPr>
           <w:rFonts w:ascii="Times New Roman" w:eastAsia="Times New Roman" w:hAnsi="Times New Roman" w:cs="Times New Roman"/>
           <w:kern w:val="0"/>
-          <w:sz w:val="26"/>
-          <w:szCs w:val="26"/>
-          <w:lang w:val="en"/>
-          <w14:ligatures w14:val="none"/>
-        </w:rPr>
-      </w:pPr>
-      <w:r>
-        <w:rPr>
-          <w:rFonts w:ascii="Times New Roman" w:eastAsia="Times New Roman" w:hAnsi="Times New Roman" w:cs="Times New Roman"/>
-          <w:kern w:val="0"/>
-          <w:sz w:val="26"/>
-          <w:szCs w:val="26"/>
-          <w:lang w:val="en"/>
-          <w14:ligatures w14:val="none"/>
-        </w:rPr>
-        <w:lastRenderedPageBreak/>
+          <w:lang w:val="en"/>
+          <w14:ligatures w14:val="none"/>
+        </w:rPr>
+      </w:pPr>
+      <w:r>
+        <w:rPr>
+          <w:rFonts w:ascii="Times New Roman" w:eastAsia="Times New Roman" w:hAnsi="Times New Roman" w:cs="Times New Roman"/>
+          <w:kern w:val="0"/>
+          <w:lang w:val="en"/>
+          <w14:ligatures w14:val="none"/>
+        </w:rPr>
         <w:t>Số nhà/phòng, ngách/hẻm, ngõ/kiệt, đường/phố/đại lộ, tổ/xóm/ấp/thôn: .....................</w:t>
       </w:r>
     </w:p>
@@ -7339,18 +6296,14 @@
         <w:rPr>
           <w:rFonts w:ascii="Times New Roman" w:eastAsia="Times New Roman" w:hAnsi="Times New Roman" w:cs="Times New Roman"/>
           <w:kern w:val="0"/>
-          <w:sz w:val="26"/>
-          <w:szCs w:val="26"/>
-          <w:lang w:val="en"/>
-          <w14:ligatures w14:val="none"/>
-        </w:rPr>
-      </w:pPr>
-      <w:r>
-        <w:rPr>
-          <w:rFonts w:ascii="Times New Roman" w:eastAsia="Times New Roman" w:hAnsi="Times New Roman" w:cs="Times New Roman"/>
-          <w:kern w:val="0"/>
-          <w:sz w:val="26"/>
-          <w:szCs w:val="26"/>
+          <w:lang w:val="en"/>
+          <w14:ligatures w14:val="none"/>
+        </w:rPr>
+      </w:pPr>
+      <w:r>
+        <w:rPr>
+          <w:rFonts w:ascii="Times New Roman" w:eastAsia="Times New Roman" w:hAnsi="Times New Roman" w:cs="Times New Roman"/>
+          <w:kern w:val="0"/>
           <w:lang w:val="en"/>
           <w14:ligatures w14:val="none"/>
         </w:rPr>
@@ -7368,18 +6321,14 @@
         <w:rPr>
           <w:rFonts w:ascii="Times New Roman" w:eastAsia="Times New Roman" w:hAnsi="Times New Roman" w:cs="Times New Roman"/>
           <w:kern w:val="0"/>
-          <w:sz w:val="26"/>
-          <w:szCs w:val="26"/>
-          <w:lang w:val="en"/>
-          <w14:ligatures w14:val="none"/>
-        </w:rPr>
-      </w:pPr>
-      <w:r>
-        <w:rPr>
-          <w:rFonts w:ascii="Times New Roman" w:eastAsia="Times New Roman" w:hAnsi="Times New Roman" w:cs="Times New Roman"/>
-          <w:kern w:val="0"/>
-          <w:sz w:val="26"/>
-          <w:szCs w:val="26"/>
+          <w:lang w:val="en"/>
+          <w14:ligatures w14:val="none"/>
+        </w:rPr>
+      </w:pPr>
+      <w:r>
+        <w:rPr>
+          <w:rFonts w:ascii="Times New Roman" w:eastAsia="Times New Roman" w:hAnsi="Times New Roman" w:cs="Times New Roman"/>
+          <w:kern w:val="0"/>
           <w:lang w:val="en"/>
           <w14:ligatures w14:val="none"/>
         </w:rPr>
@@ -7394,18 +6343,14 @@
         <w:rPr>
           <w:rFonts w:ascii="Times New Roman" w:eastAsia="Times New Roman" w:hAnsi="Times New Roman" w:cs="Times New Roman"/>
           <w:kern w:val="0"/>
-          <w:sz w:val="26"/>
-          <w:szCs w:val="26"/>
-          <w:lang w:val="en"/>
-          <w14:ligatures w14:val="none"/>
-        </w:rPr>
-      </w:pPr>
-      <w:r>
-        <w:rPr>
-          <w:rFonts w:ascii="Times New Roman" w:eastAsia="Times New Roman" w:hAnsi="Times New Roman" w:cs="Times New Roman"/>
-          <w:kern w:val="0"/>
-          <w:sz w:val="26"/>
-          <w:szCs w:val="26"/>
+          <w:lang w:val="en"/>
+          <w14:ligatures w14:val="none"/>
+        </w:rPr>
+      </w:pPr>
+      <w:r>
+        <w:rPr>
+          <w:rFonts w:ascii="Times New Roman" w:eastAsia="Times New Roman" w:hAnsi="Times New Roman" w:cs="Times New Roman"/>
+          <w:kern w:val="0"/>
           <w:lang w:val="en"/>
           <w14:ligatures w14:val="none"/>
         </w:rPr>
@@ -7417,8 +6362,6 @@
           <w:i/>
           <w:iCs/>
           <w:kern w:val="0"/>
-          <w:sz w:val="26"/>
-          <w:szCs w:val="26"/>
           <w:lang w:val="en"/>
           <w14:ligatures w14:val="none"/>
         </w:rPr>
@@ -7428,8 +6371,6 @@
         <w:rPr>
           <w:rFonts w:ascii="Times New Roman" w:eastAsia="Times New Roman" w:hAnsi="Times New Roman" w:cs="Times New Roman"/>
           <w:kern w:val="0"/>
-          <w:sz w:val="26"/>
-          <w:szCs w:val="26"/>
           <w:lang w:val="en"/>
           <w14:ligatures w14:val="none"/>
         </w:rPr>
@@ -7441,8 +6382,6 @@
           <w:i/>
           <w:iCs/>
           <w:kern w:val="0"/>
-          <w:sz w:val="26"/>
-          <w:szCs w:val="26"/>
           <w:lang w:val="en"/>
           <w14:ligatures w14:val="none"/>
         </w:rPr>
@@ -7452,8 +6391,6 @@
         <w:rPr>
           <w:rFonts w:ascii="Times New Roman" w:eastAsia="Times New Roman" w:hAnsi="Times New Roman" w:cs="Times New Roman"/>
           <w:kern w:val="0"/>
-          <w:sz w:val="26"/>
-          <w:szCs w:val="26"/>
           <w:lang w:val="en"/>
           <w14:ligatures w14:val="none"/>
         </w:rPr>
@@ -7471,18 +6408,14 @@
         <w:rPr>
           <w:rFonts w:ascii="Times New Roman" w:eastAsia="Times New Roman" w:hAnsi="Times New Roman" w:cs="Times New Roman"/>
           <w:kern w:val="0"/>
-          <w:sz w:val="26"/>
-          <w:szCs w:val="26"/>
-          <w:lang w:val="en"/>
-          <w14:ligatures w14:val="none"/>
-        </w:rPr>
-      </w:pPr>
-      <w:r>
-        <w:rPr>
-          <w:rFonts w:ascii="Times New Roman" w:eastAsia="Times New Roman" w:hAnsi="Times New Roman" w:cs="Times New Roman"/>
-          <w:kern w:val="0"/>
-          <w:sz w:val="26"/>
-          <w:szCs w:val="26"/>
+          <w:lang w:val="en"/>
+          <w14:ligatures w14:val="none"/>
+        </w:rPr>
+      </w:pPr>
+      <w:r>
+        <w:rPr>
+          <w:rFonts w:ascii="Times New Roman" w:eastAsia="Times New Roman" w:hAnsi="Times New Roman" w:cs="Times New Roman"/>
+          <w:kern w:val="0"/>
           <w:lang w:val="en"/>
           <w14:ligatures w14:val="none"/>
         </w:rPr>
@@ -7494,8 +6427,6 @@
           <w:i/>
           <w:iCs/>
           <w:kern w:val="0"/>
-          <w:sz w:val="26"/>
-          <w:szCs w:val="26"/>
           <w:lang w:val="en"/>
           <w14:ligatures w14:val="none"/>
         </w:rPr>
@@ -7505,8 +6436,6 @@
         <w:rPr>
           <w:rFonts w:ascii="Times New Roman" w:eastAsia="Times New Roman" w:hAnsi="Times New Roman" w:cs="Times New Roman"/>
           <w:kern w:val="0"/>
-          <w:sz w:val="26"/>
-          <w:szCs w:val="26"/>
           <w:lang w:val="en"/>
           <w14:ligatures w14:val="none"/>
         </w:rPr>
@@ -7517,8 +6446,6 @@
         <w:rPr>
           <w:rFonts w:ascii="Times New Roman" w:eastAsia="Times New Roman" w:hAnsi="Times New Roman" w:cs="Times New Roman"/>
           <w:kern w:val="0"/>
-          <w:sz w:val="26"/>
-          <w:szCs w:val="26"/>
           <w:lang w:val="en"/>
           <w14:ligatures w14:val="none"/>
         </w:rPr>
@@ -7529,8 +6456,6 @@
         <w:rPr>
           <w:rFonts w:ascii="Times New Roman" w:eastAsia="Times New Roman" w:hAnsi="Times New Roman" w:cs="Times New Roman"/>
           <w:kern w:val="0"/>
-          <w:sz w:val="26"/>
-          <w:szCs w:val="26"/>
           <w:lang w:val="en"/>
           <w14:ligatures w14:val="none"/>
         </w:rPr>
@@ -7541,8 +6466,6 @@
         <w:rPr>
           <w:rFonts w:ascii="Times New Roman" w:eastAsia="Times New Roman" w:hAnsi="Times New Roman" w:cs="Times New Roman"/>
           <w:kern w:val="0"/>
-          <w:sz w:val="26"/>
-          <w:szCs w:val="26"/>
           <w:lang w:val="en"/>
           <w14:ligatures w14:val="none"/>
         </w:rPr>
@@ -7553,8 +6476,6 @@
         <w:rPr>
           <w:rFonts w:ascii="Times New Roman" w:eastAsia="Times New Roman" w:hAnsi="Times New Roman" w:cs="Times New Roman"/>
           <w:kern w:val="0"/>
-          <w:sz w:val="26"/>
-          <w:szCs w:val="26"/>
           <w:lang w:val="en"/>
           <w14:ligatures w14:val="none"/>
         </w:rPr>
@@ -7572,18 +6493,14 @@
         <w:rPr>
           <w:rFonts w:ascii="Times New Roman" w:eastAsia="Times New Roman" w:hAnsi="Times New Roman" w:cs="Times New Roman"/>
           <w:kern w:val="0"/>
-          <w:sz w:val="26"/>
-          <w:szCs w:val="26"/>
-          <w:lang w:val="en"/>
-          <w14:ligatures w14:val="none"/>
-        </w:rPr>
-      </w:pPr>
-      <w:r>
-        <w:rPr>
-          <w:rFonts w:ascii="Times New Roman" w:eastAsia="Times New Roman" w:hAnsi="Times New Roman" w:cs="Times New Roman"/>
-          <w:kern w:val="0"/>
-          <w:sz w:val="26"/>
-          <w:szCs w:val="26"/>
+          <w:lang w:val="en"/>
+          <w14:ligatures w14:val="none"/>
+        </w:rPr>
+      </w:pPr>
+      <w:r>
+        <w:rPr>
+          <w:rFonts w:ascii="Times New Roman" w:eastAsia="Times New Roman" w:hAnsi="Times New Roman" w:cs="Times New Roman"/>
+          <w:kern w:val="0"/>
           <w:lang w:val="en"/>
           <w14:ligatures w14:val="none"/>
         </w:rPr>
@@ -7595,8 +6512,6 @@
           <w:i/>
           <w:iCs/>
           <w:kern w:val="0"/>
-          <w:sz w:val="26"/>
-          <w:szCs w:val="26"/>
           <w:lang w:val="en"/>
           <w14:ligatures w14:val="none"/>
         </w:rPr>
@@ -7606,34 +6521,10 @@
         <w:rPr>
           <w:rFonts w:ascii="Times New Roman" w:eastAsia="Times New Roman" w:hAnsi="Times New Roman" w:cs="Times New Roman"/>
           <w:kern w:val="0"/>
-          <w:sz w:val="26"/>
-          <w:szCs w:val="26"/>
-          <w:lang w:val="en"/>
-          <w14:ligatures w14:val="none"/>
-        </w:rPr>
-        <w:t>: 0</w:t>
-      </w:r>
-      <w:r>
-        <w:rPr>
-          <w:rFonts w:ascii="Times New Roman" w:eastAsia="Times New Roman" w:hAnsi="Times New Roman" w:cs="Times New Roman"/>
-          <w:kern w:val="0"/>
-          <w:sz w:val="26"/>
-          <w:szCs w:val="26"/>
-          <w:lang w:val="en"/>
-          <w14:ligatures w14:val="none"/>
-        </w:rPr>
-        <w:t>1</w:t>
-      </w:r>
-      <w:r>
-        <w:rPr>
-          <w:rFonts w:ascii="Times New Roman" w:eastAsia="Times New Roman" w:hAnsi="Times New Roman" w:cs="Times New Roman"/>
-          <w:kern w:val="0"/>
-          <w:sz w:val="26"/>
-          <w:szCs w:val="26"/>
-          <w:lang w:val="en"/>
-          <w14:ligatures w14:val="none"/>
-        </w:rPr>
-        <w:t xml:space="preserve"> người </w:t>
+          <w:lang w:val="en"/>
+          <w14:ligatures w14:val="none"/>
+        </w:rPr>
+        <w:t xml:space="preserve">: 01 người </w:t>
       </w:r>
     </w:p>
     <w:p>
@@ -7649,18 +6540,14 @@
           <w:i/>
           <w:iCs/>
           <w:kern w:val="0"/>
-          <w:sz w:val="26"/>
-          <w:szCs w:val="26"/>
-          <w:lang w:val="en"/>
-          <w14:ligatures w14:val="none"/>
-        </w:rPr>
-      </w:pPr>
-      <w:r>
-        <w:rPr>
-          <w:rFonts w:ascii="Times New Roman" w:eastAsia="Times New Roman" w:hAnsi="Times New Roman" w:cs="Times New Roman"/>
-          <w:kern w:val="0"/>
-          <w:sz w:val="26"/>
-          <w:szCs w:val="26"/>
+          <w:lang w:val="en"/>
+          <w14:ligatures w14:val="none"/>
+        </w:rPr>
+      </w:pPr>
+      <w:r>
+        <w:rPr>
+          <w:rFonts w:ascii="Times New Roman" w:eastAsia="Times New Roman" w:hAnsi="Times New Roman" w:cs="Times New Roman"/>
+          <w:kern w:val="0"/>
           <w:lang w:val="en"/>
           <w14:ligatures w14:val="none"/>
         </w:rPr>
@@ -7672,8 +6559,6 @@
           <w:i/>
           <w:iCs/>
           <w:kern w:val="0"/>
-          <w:sz w:val="26"/>
-          <w:szCs w:val="26"/>
           <w:lang w:val="en"/>
           <w14:ligatures w14:val="none"/>
         </w:rPr>
@@ -7711,18 +6596,14 @@
               <w:rPr>
                 <w:rFonts w:ascii="Times New Roman" w:eastAsia="Times New Roman" w:hAnsi="Times New Roman" w:cs="Times New Roman"/>
                 <w:kern w:val="0"/>
-                <w:sz w:val="26"/>
-                <w:szCs w:val="26"/>
-                <w:lang w:val="en"/>
-                <w14:ligatures w14:val="none"/>
-              </w:rPr>
-            </w:pPr>
-            <w:r>
-              <w:rPr>
-                <w:rFonts w:ascii="Times New Roman" w:eastAsia="Times New Roman" w:hAnsi="Times New Roman" w:cs="Times New Roman"/>
-                <w:kern w:val="0"/>
-                <w:sz w:val="26"/>
-                <w:szCs w:val="26"/>
+                <w:lang w:val="en"/>
+                <w14:ligatures w14:val="none"/>
+              </w:rPr>
+            </w:pPr>
+            <w:r>
+              <w:rPr>
+                <w:rFonts w:ascii="Times New Roman" w:eastAsia="Times New Roman" w:hAnsi="Times New Roman" w:cs="Times New Roman"/>
+                <w:kern w:val="0"/>
                 <w:lang w:val="en"/>
                 <w14:ligatures w14:val="none"/>
               </w:rPr>
@@ -7733,8 +6614,6 @@
                 <w:rFonts w:ascii="Times New Roman" w:eastAsia="Times New Roman" w:hAnsi="Times New Roman" w:cs="Times New Roman"/>
                 <w:noProof/>
                 <w:kern w:val="0"/>
-                <w:sz w:val="20"/>
-                <w:szCs w:val="20"/>
                 <w:lang w:val="en"/>
                 <w14:ligatures w14:val="none"/>
               </w:rPr>
@@ -7851,18 +6730,14 @@
               <w:rPr>
                 <w:rFonts w:ascii="Times New Roman" w:eastAsia="Times New Roman" w:hAnsi="Times New Roman" w:cs="Times New Roman"/>
                 <w:kern w:val="0"/>
-                <w:sz w:val="26"/>
-                <w:szCs w:val="26"/>
-                <w:lang w:val="en"/>
-                <w14:ligatures w14:val="none"/>
-              </w:rPr>
-            </w:pPr>
-            <w:r>
-              <w:rPr>
-                <w:rFonts w:ascii="Times New Roman" w:eastAsia="Times New Roman" w:hAnsi="Times New Roman" w:cs="Times New Roman"/>
-                <w:kern w:val="0"/>
-                <w:sz w:val="26"/>
-                <w:szCs w:val="26"/>
+                <w:lang w:val="en"/>
+                <w14:ligatures w14:val="none"/>
+              </w:rPr>
+            </w:pPr>
+            <w:r>
+              <w:rPr>
+                <w:rFonts w:ascii="Times New Roman" w:eastAsia="Times New Roman" w:hAnsi="Times New Roman" w:cs="Times New Roman"/>
+                <w:kern w:val="0"/>
                 <w:lang w:val="en"/>
                 <w14:ligatures w14:val="none"/>
               </w:rPr>
@@ -7873,8 +6748,6 @@
                 <w:rFonts w:ascii="Times New Roman" w:eastAsia="Times New Roman" w:hAnsi="Times New Roman" w:cs="Times New Roman"/>
                 <w:noProof/>
                 <w:kern w:val="0"/>
-                <w:sz w:val="20"/>
-                <w:szCs w:val="20"/>
                 <w:lang w:val="en"/>
                 <w14:ligatures w14:val="none"/>
               </w:rPr>
@@ -7976,8 +6849,6 @@
         <w:rPr>
           <w:rFonts w:ascii="Times New Roman" w:eastAsia="Times New Roman" w:hAnsi="Times New Roman" w:cs="Times New Roman"/>
           <w:kern w:val="0"/>
-          <w:sz w:val="26"/>
-          <w:szCs w:val="26"/>
           <w:lang w:val="en"/>
           <w14:ligatures w14:val="none"/>
         </w:rPr>
@@ -7988,11 +6859,10 @@
           <w:b/>
           <w:bCs/>
           <w:kern w:val="0"/>
-          <w:sz w:val="26"/>
-          <w:szCs w:val="26"/>
-          <w:lang w:val="en"/>
-          <w14:ligatures w14:val="none"/>
-        </w:rPr>
+          <w:lang w:val="en"/>
+          <w14:ligatures w14:val="none"/>
+        </w:rPr>
+        <w:lastRenderedPageBreak/>
         <w:t xml:space="preserve">6. Chủ thể thành lập hộ kinh doanh: </w:t>
       </w:r>
       <w:r>
@@ -8001,8 +6871,6 @@
           <w:i/>
           <w:iCs/>
           <w:kern w:val="0"/>
-          <w:sz w:val="26"/>
-          <w:szCs w:val="26"/>
           <w:lang w:val="en"/>
           <w14:ligatures w14:val="none"/>
         </w:rPr>
@@ -8040,18 +6908,14 @@
               <w:rPr>
                 <w:rFonts w:ascii="Times New Roman" w:eastAsia="Times New Roman" w:hAnsi="Times New Roman" w:cs="Times New Roman"/>
                 <w:kern w:val="0"/>
-                <w:sz w:val="26"/>
-                <w:szCs w:val="26"/>
-                <w:lang w:val="en"/>
-                <w14:ligatures w14:val="none"/>
-              </w:rPr>
-            </w:pPr>
-            <w:r>
-              <w:rPr>
-                <w:rFonts w:ascii="Times New Roman" w:eastAsia="Times New Roman" w:hAnsi="Times New Roman" w:cs="Times New Roman"/>
-                <w:kern w:val="0"/>
-                <w:sz w:val="26"/>
-                <w:szCs w:val="26"/>
+                <w:lang w:val="en"/>
+                <w14:ligatures w14:val="none"/>
+              </w:rPr>
+            </w:pPr>
+            <w:r>
+              <w:rPr>
+                <w:rFonts w:ascii="Times New Roman" w:eastAsia="Times New Roman" w:hAnsi="Times New Roman" w:cs="Times New Roman"/>
+                <w:kern w:val="0"/>
                 <w:lang w:val="en"/>
                 <w14:ligatures w14:val="none"/>
               </w:rPr>
@@ -8062,8 +6926,6 @@
                 <w:rFonts w:ascii="Times New Roman" w:eastAsia="Times New Roman" w:hAnsi="Times New Roman" w:cs="Times New Roman"/>
                 <w:noProof/>
                 <w:kern w:val="0"/>
-                <w:sz w:val="20"/>
-                <w:szCs w:val="20"/>
                 <w:lang w:val="en"/>
                 <w14:ligatures w14:val="none"/>
               </w:rPr>
@@ -8180,18 +7042,14 @@
               <w:rPr>
                 <w:rFonts w:ascii="Times New Roman" w:eastAsia="Times New Roman" w:hAnsi="Times New Roman" w:cs="Times New Roman"/>
                 <w:kern w:val="0"/>
-                <w:sz w:val="26"/>
-                <w:szCs w:val="26"/>
-                <w:lang w:val="en"/>
-                <w14:ligatures w14:val="none"/>
-              </w:rPr>
-            </w:pPr>
-            <w:r>
-              <w:rPr>
-                <w:rFonts w:ascii="Times New Roman" w:eastAsia="Times New Roman" w:hAnsi="Times New Roman" w:cs="Times New Roman"/>
-                <w:kern w:val="0"/>
-                <w:sz w:val="26"/>
-                <w:szCs w:val="26"/>
+                <w:lang w:val="en"/>
+                <w14:ligatures w14:val="none"/>
+              </w:rPr>
+            </w:pPr>
+            <w:r>
+              <w:rPr>
+                <w:rFonts w:ascii="Times New Roman" w:eastAsia="Times New Roman" w:hAnsi="Times New Roman" w:cs="Times New Roman"/>
+                <w:kern w:val="0"/>
                 <w:lang w:val="en"/>
                 <w14:ligatures w14:val="none"/>
               </w:rPr>
@@ -8202,8 +7060,6 @@
                 <w:rFonts w:ascii="Times New Roman" w:eastAsia="Times New Roman" w:hAnsi="Times New Roman" w:cs="Times New Roman"/>
                 <w:noProof/>
                 <w:kern w:val="0"/>
-                <w:sz w:val="20"/>
-                <w:szCs w:val="20"/>
                 <w:lang w:val="en"/>
                 <w14:ligatures w14:val="none"/>
               </w:rPr>
@@ -8294,8 +7150,6 @@
         <w:rPr>
           <w:rFonts w:ascii="Times New Roman" w:eastAsia="Times New Roman" w:hAnsi="Times New Roman" w:cs="Times New Roman"/>
           <w:kern w:val="0"/>
-          <w:sz w:val="26"/>
-          <w:szCs w:val="26"/>
           <w:lang w:val="en"/>
           <w14:ligatures w14:val="none"/>
         </w:rPr>
@@ -8308,8 +7162,6 @@
           <w:b/>
           <w:bCs/>
           <w:kern w:val="0"/>
-          <w:sz w:val="26"/>
-          <w:szCs w:val="26"/>
           <w:lang w:val="en"/>
           <w14:ligatures w14:val="none"/>
         </w:rPr>
@@ -8365,18 +7217,14 @@
               <w:rPr>
                 <w:rFonts w:ascii="Times New Roman" w:eastAsia="Times New Roman" w:hAnsi="Times New Roman" w:cs="Times New Roman"/>
                 <w:kern w:val="0"/>
-                <w:sz w:val="26"/>
-                <w:szCs w:val="26"/>
-                <w:lang w:val="en"/>
-                <w14:ligatures w14:val="none"/>
-              </w:rPr>
-            </w:pPr>
-            <w:r>
-              <w:rPr>
-                <w:rFonts w:ascii="Times New Roman" w:eastAsia="Times New Roman" w:hAnsi="Times New Roman" w:cs="Times New Roman"/>
-                <w:kern w:val="0"/>
-                <w:sz w:val="26"/>
-                <w:szCs w:val="26"/>
+                <w:lang w:val="en"/>
+                <w14:ligatures w14:val="none"/>
+              </w:rPr>
+            </w:pPr>
+            <w:r>
+              <w:rPr>
+                <w:rFonts w:ascii="Times New Roman" w:eastAsia="Times New Roman" w:hAnsi="Times New Roman" w:cs="Times New Roman"/>
+                <w:kern w:val="0"/>
                 <w:lang w:val="en"/>
                 <w14:ligatures w14:val="none"/>
               </w:rPr>
@@ -8402,18 +7250,14 @@
               <w:rPr>
                 <w:rFonts w:ascii="Times New Roman" w:eastAsia="Times New Roman" w:hAnsi="Times New Roman" w:cs="Times New Roman"/>
                 <w:kern w:val="0"/>
-                <w:sz w:val="26"/>
-                <w:szCs w:val="26"/>
-                <w:lang w:val="en"/>
-                <w14:ligatures w14:val="none"/>
-              </w:rPr>
-            </w:pPr>
-            <w:r>
-              <w:rPr>
-                <w:rFonts w:ascii="Times New Roman" w:eastAsia="Times New Roman" w:hAnsi="Times New Roman" w:cs="Times New Roman"/>
-                <w:kern w:val="0"/>
-                <w:sz w:val="26"/>
-                <w:szCs w:val="26"/>
+                <w:lang w:val="en"/>
+                <w14:ligatures w14:val="none"/>
+              </w:rPr>
+            </w:pPr>
+            <w:r>
+              <w:rPr>
+                <w:rFonts w:ascii="Times New Roman" w:eastAsia="Times New Roman" w:hAnsi="Times New Roman" w:cs="Times New Roman"/>
+                <w:kern w:val="0"/>
                 <w:lang w:val="en"/>
                 <w14:ligatures w14:val="none"/>
               </w:rPr>
@@ -8439,18 +7283,14 @@
               <w:rPr>
                 <w:rFonts w:ascii="Times New Roman" w:eastAsia="Times New Roman" w:hAnsi="Times New Roman" w:cs="Times New Roman"/>
                 <w:kern w:val="0"/>
-                <w:sz w:val="26"/>
-                <w:szCs w:val="26"/>
-                <w:lang w:val="en"/>
-                <w14:ligatures w14:val="none"/>
-              </w:rPr>
-            </w:pPr>
-            <w:r>
-              <w:rPr>
-                <w:rFonts w:ascii="Times New Roman" w:eastAsia="Times New Roman" w:hAnsi="Times New Roman" w:cs="Times New Roman"/>
-                <w:kern w:val="0"/>
-                <w:sz w:val="26"/>
-                <w:szCs w:val="26"/>
+                <w:lang w:val="en"/>
+                <w14:ligatures w14:val="none"/>
+              </w:rPr>
+            </w:pPr>
+            <w:r>
+              <w:rPr>
+                <w:rFonts w:ascii="Times New Roman" w:eastAsia="Times New Roman" w:hAnsi="Times New Roman" w:cs="Times New Roman"/>
+                <w:kern w:val="0"/>
                 <w:lang w:val="en"/>
                 <w14:ligatures w14:val="none"/>
               </w:rPr>
@@ -8476,18 +7316,14 @@
               <w:rPr>
                 <w:rFonts w:ascii="Times New Roman" w:eastAsia="Times New Roman" w:hAnsi="Times New Roman" w:cs="Times New Roman"/>
                 <w:kern w:val="0"/>
-                <w:sz w:val="26"/>
-                <w:szCs w:val="26"/>
-                <w:lang w:val="en"/>
-                <w14:ligatures w14:val="none"/>
-              </w:rPr>
-            </w:pPr>
-            <w:r>
-              <w:rPr>
-                <w:rFonts w:ascii="Times New Roman" w:eastAsia="Times New Roman" w:hAnsi="Times New Roman" w:cs="Times New Roman"/>
-                <w:kern w:val="0"/>
-                <w:sz w:val="26"/>
-                <w:szCs w:val="26"/>
+                <w:lang w:val="en"/>
+                <w14:ligatures w14:val="none"/>
+              </w:rPr>
+            </w:pPr>
+            <w:r>
+              <w:rPr>
+                <w:rFonts w:ascii="Times New Roman" w:eastAsia="Times New Roman" w:hAnsi="Times New Roman" w:cs="Times New Roman"/>
+                <w:kern w:val="0"/>
                 <w:lang w:val="en"/>
                 <w14:ligatures w14:val="none"/>
               </w:rPr>
@@ -8513,18 +7349,14 @@
               <w:rPr>
                 <w:rFonts w:ascii="Times New Roman" w:eastAsia="Times New Roman" w:hAnsi="Times New Roman" w:cs="Times New Roman"/>
                 <w:kern w:val="0"/>
-                <w:sz w:val="26"/>
-                <w:szCs w:val="26"/>
-                <w:lang w:val="en"/>
-                <w14:ligatures w14:val="none"/>
-              </w:rPr>
-            </w:pPr>
-            <w:r>
-              <w:rPr>
-                <w:rFonts w:ascii="Times New Roman" w:eastAsia="Times New Roman" w:hAnsi="Times New Roman" w:cs="Times New Roman"/>
-                <w:kern w:val="0"/>
-                <w:sz w:val="26"/>
-                <w:szCs w:val="26"/>
+                <w:lang w:val="en"/>
+                <w14:ligatures w14:val="none"/>
+              </w:rPr>
+            </w:pPr>
+            <w:r>
+              <w:rPr>
+                <w:rFonts w:ascii="Times New Roman" w:eastAsia="Times New Roman" w:hAnsi="Times New Roman" w:cs="Times New Roman"/>
+                <w:kern w:val="0"/>
                 <w:lang w:val="en"/>
                 <w14:ligatures w14:val="none"/>
               </w:rPr>
@@ -8550,18 +7382,14 @@
               <w:rPr>
                 <w:rFonts w:ascii="Times New Roman" w:eastAsia="Times New Roman" w:hAnsi="Times New Roman" w:cs="Times New Roman"/>
                 <w:kern w:val="0"/>
-                <w:sz w:val="26"/>
-                <w:szCs w:val="26"/>
-                <w:lang w:val="en"/>
-                <w14:ligatures w14:val="none"/>
-              </w:rPr>
-            </w:pPr>
-            <w:r>
-              <w:rPr>
-                <w:rFonts w:ascii="Times New Roman" w:eastAsia="Times New Roman" w:hAnsi="Times New Roman" w:cs="Times New Roman"/>
-                <w:kern w:val="0"/>
-                <w:sz w:val="26"/>
-                <w:szCs w:val="26"/>
+                <w:lang w:val="en"/>
+                <w14:ligatures w14:val="none"/>
+              </w:rPr>
+            </w:pPr>
+            <w:r>
+              <w:rPr>
+                <w:rFonts w:ascii="Times New Roman" w:eastAsia="Times New Roman" w:hAnsi="Times New Roman" w:cs="Times New Roman"/>
+                <w:kern w:val="0"/>
                 <w:lang w:val="en"/>
                 <w14:ligatures w14:val="none"/>
               </w:rPr>
@@ -8587,18 +7415,14 @@
               <w:rPr>
                 <w:rFonts w:ascii="Times New Roman" w:eastAsia="Times New Roman" w:hAnsi="Times New Roman" w:cs="Times New Roman"/>
                 <w:kern w:val="0"/>
-                <w:sz w:val="26"/>
-                <w:szCs w:val="26"/>
-                <w:lang w:val="en"/>
-                <w14:ligatures w14:val="none"/>
-              </w:rPr>
-            </w:pPr>
-            <w:r>
-              <w:rPr>
-                <w:rFonts w:ascii="Times New Roman" w:eastAsia="Times New Roman" w:hAnsi="Times New Roman" w:cs="Times New Roman"/>
-                <w:kern w:val="0"/>
-                <w:sz w:val="26"/>
-                <w:szCs w:val="26"/>
+                <w:lang w:val="en"/>
+                <w14:ligatures w14:val="none"/>
+              </w:rPr>
+            </w:pPr>
+            <w:r>
+              <w:rPr>
+                <w:rFonts w:ascii="Times New Roman" w:eastAsia="Times New Roman" w:hAnsi="Times New Roman" w:cs="Times New Roman"/>
+                <w:kern w:val="0"/>
                 <w:lang w:val="en"/>
                 <w14:ligatures w14:val="none"/>
               </w:rPr>
@@ -8624,18 +7448,14 @@
               <w:rPr>
                 <w:rFonts w:ascii="Times New Roman" w:eastAsia="Times New Roman" w:hAnsi="Times New Roman" w:cs="Times New Roman"/>
                 <w:kern w:val="0"/>
-                <w:sz w:val="26"/>
-                <w:szCs w:val="26"/>
-                <w:lang w:val="en"/>
-                <w14:ligatures w14:val="none"/>
-              </w:rPr>
-            </w:pPr>
-            <w:r>
-              <w:rPr>
-                <w:rFonts w:ascii="Times New Roman" w:eastAsia="Times New Roman" w:hAnsi="Times New Roman" w:cs="Times New Roman"/>
-                <w:kern w:val="0"/>
-                <w:sz w:val="26"/>
-                <w:szCs w:val="26"/>
+                <w:lang w:val="en"/>
+                <w14:ligatures w14:val="none"/>
+              </w:rPr>
+            </w:pPr>
+            <w:r>
+              <w:rPr>
+                <w:rFonts w:ascii="Times New Roman" w:eastAsia="Times New Roman" w:hAnsi="Times New Roman" w:cs="Times New Roman"/>
+                <w:kern w:val="0"/>
                 <w:lang w:val="en"/>
                 <w14:ligatures w14:val="none"/>
               </w:rPr>
@@ -8661,18 +7481,14 @@
               <w:rPr>
                 <w:rFonts w:ascii="Times New Roman" w:eastAsia="Times New Roman" w:hAnsi="Times New Roman" w:cs="Times New Roman"/>
                 <w:kern w:val="0"/>
-                <w:sz w:val="26"/>
-                <w:szCs w:val="26"/>
-                <w:lang w:val="en"/>
-                <w14:ligatures w14:val="none"/>
-              </w:rPr>
-            </w:pPr>
-            <w:r>
-              <w:rPr>
-                <w:rFonts w:ascii="Times New Roman" w:eastAsia="Times New Roman" w:hAnsi="Times New Roman" w:cs="Times New Roman"/>
-                <w:kern w:val="0"/>
-                <w:sz w:val="26"/>
-                <w:szCs w:val="26"/>
+                <w:lang w:val="en"/>
+                <w14:ligatures w14:val="none"/>
+              </w:rPr>
+            </w:pPr>
+            <w:r>
+              <w:rPr>
+                <w:rFonts w:ascii="Times New Roman" w:eastAsia="Times New Roman" w:hAnsi="Times New Roman" w:cs="Times New Roman"/>
+                <w:kern w:val="0"/>
                 <w:lang w:val="en"/>
                 <w14:ligatures w14:val="none"/>
               </w:rPr>
@@ -8698,18 +7514,14 @@
               <w:rPr>
                 <w:rFonts w:ascii="Times New Roman" w:eastAsia="Times New Roman" w:hAnsi="Times New Roman" w:cs="Times New Roman"/>
                 <w:kern w:val="0"/>
-                <w:sz w:val="26"/>
-                <w:szCs w:val="26"/>
-                <w:lang w:val="en"/>
-                <w14:ligatures w14:val="none"/>
-              </w:rPr>
-            </w:pPr>
-            <w:r>
-              <w:rPr>
-                <w:rFonts w:ascii="Times New Roman" w:eastAsia="Times New Roman" w:hAnsi="Times New Roman" w:cs="Times New Roman"/>
-                <w:kern w:val="0"/>
-                <w:sz w:val="26"/>
-                <w:szCs w:val="26"/>
+                <w:lang w:val="en"/>
+                <w14:ligatures w14:val="none"/>
+              </w:rPr>
+            </w:pPr>
+            <w:r>
+              <w:rPr>
+                <w:rFonts w:ascii="Times New Roman" w:eastAsia="Times New Roman" w:hAnsi="Times New Roman" w:cs="Times New Roman"/>
+                <w:kern w:val="0"/>
                 <w:lang w:val="en"/>
                 <w14:ligatures w14:val="none"/>
               </w:rPr>
@@ -8739,8 +7551,6 @@
                 <w:b/>
                 <w:bCs/>
                 <w:kern w:val="0"/>
-                <w:sz w:val="26"/>
-                <w:szCs w:val="26"/>
                 <w:lang w:val="en"/>
                 <w14:ligatures w14:val="none"/>
               </w:rPr>
@@ -8751,8 +7561,6 @@
                 <w:b/>
                 <w:bCs/>
                 <w:kern w:val="0"/>
-                <w:sz w:val="26"/>
-                <w:szCs w:val="26"/>
                 <w:lang w:val="en"/>
                 <w14:ligatures w14:val="none"/>
               </w:rPr>
@@ -8780,8 +7588,6 @@
                 <w:b/>
                 <w:bCs/>
                 <w:kern w:val="0"/>
-                <w:sz w:val="26"/>
-                <w:szCs w:val="26"/>
                 <w:lang w:val="en"/>
                 <w14:ligatures w14:val="none"/>
               </w:rPr>
@@ -8792,8 +7598,6 @@
                 <w:b/>
                 <w:bCs/>
                 <w:kern w:val="0"/>
-                <w:sz w:val="26"/>
-                <w:szCs w:val="26"/>
                 <w:lang w:val="en"/>
                 <w14:ligatures w14:val="none"/>
               </w:rPr>
@@ -8821,8 +7625,6 @@
                 <w:b/>
                 <w:bCs/>
                 <w:kern w:val="0"/>
-                <w:sz w:val="26"/>
-                <w:szCs w:val="26"/>
                 <w:lang w:val="en"/>
                 <w14:ligatures w14:val="none"/>
               </w:rPr>
@@ -8833,8 +7635,6 @@
                 <w:b/>
                 <w:bCs/>
                 <w:kern w:val="0"/>
-                <w:sz w:val="26"/>
-                <w:szCs w:val="26"/>
                 <w:lang w:val="en"/>
                 <w14:ligatures w14:val="none"/>
               </w:rPr>
@@ -8862,8 +7662,6 @@
                 <w:b/>
                 <w:bCs/>
                 <w:kern w:val="0"/>
-                <w:sz w:val="26"/>
-                <w:szCs w:val="26"/>
                 <w:lang w:val="en"/>
                 <w14:ligatures w14:val="none"/>
               </w:rPr>
@@ -8874,8 +7672,6 @@
                 <w:b/>
                 <w:bCs/>
                 <w:kern w:val="0"/>
-                <w:sz w:val="26"/>
-                <w:szCs w:val="26"/>
                 <w:lang w:val="en"/>
                 <w14:ligatures w14:val="none"/>
               </w:rPr>
@@ -8903,8 +7699,6 @@
                 <w:b/>
                 <w:bCs/>
                 <w:kern w:val="0"/>
-                <w:sz w:val="26"/>
-                <w:szCs w:val="26"/>
                 <w:lang w:val="en"/>
                 <w14:ligatures w14:val="none"/>
               </w:rPr>
@@ -8915,8 +7709,6 @@
                 <w:b/>
                 <w:bCs/>
                 <w:kern w:val="0"/>
-                <w:sz w:val="26"/>
-                <w:szCs w:val="26"/>
                 <w:lang w:val="en"/>
                 <w14:ligatures w14:val="none"/>
               </w:rPr>
@@ -8944,8 +7736,6 @@
                 <w:b/>
                 <w:bCs/>
                 <w:kern w:val="0"/>
-                <w:sz w:val="26"/>
-                <w:szCs w:val="26"/>
                 <w:lang w:val="en"/>
                 <w14:ligatures w14:val="none"/>
               </w:rPr>
@@ -8956,8 +7746,6 @@
                 <w:b/>
                 <w:bCs/>
                 <w:kern w:val="0"/>
-                <w:sz w:val="26"/>
-                <w:szCs w:val="26"/>
                 <w:lang w:val="en"/>
                 <w14:ligatures w14:val="none"/>
               </w:rPr>
@@ -8985,8 +7773,6 @@
                 <w:b/>
                 <w:bCs/>
                 <w:kern w:val="0"/>
-                <w:sz w:val="26"/>
-                <w:szCs w:val="26"/>
                 <w:lang w:val="en"/>
                 <w14:ligatures w14:val="none"/>
               </w:rPr>
@@ -8997,8 +7783,6 @@
                 <w:b/>
                 <w:bCs/>
                 <w:kern w:val="0"/>
-                <w:sz w:val="26"/>
-                <w:szCs w:val="26"/>
                 <w:lang w:val="en"/>
                 <w14:ligatures w14:val="none"/>
               </w:rPr>
@@ -9026,8 +7810,6 @@
                 <w:b/>
                 <w:bCs/>
                 <w:kern w:val="0"/>
-                <w:sz w:val="26"/>
-                <w:szCs w:val="26"/>
                 <w:lang w:val="en"/>
                 <w14:ligatures w14:val="none"/>
               </w:rPr>
@@ -9038,8 +7820,6 @@
                 <w:b/>
                 <w:bCs/>
                 <w:kern w:val="0"/>
-                <w:sz w:val="26"/>
-                <w:szCs w:val="26"/>
                 <w:lang w:val="en"/>
                 <w14:ligatures w14:val="none"/>
               </w:rPr>
@@ -9067,8 +7847,6 @@
                 <w:b/>
                 <w:bCs/>
                 <w:kern w:val="0"/>
-                <w:sz w:val="26"/>
-                <w:szCs w:val="26"/>
                 <w:lang w:val="en"/>
                 <w14:ligatures w14:val="none"/>
               </w:rPr>
@@ -9079,8 +7857,6 @@
                 <w:b/>
                 <w:bCs/>
                 <w:kern w:val="0"/>
-                <w:sz w:val="26"/>
-                <w:szCs w:val="26"/>
                 <w:lang w:val="en"/>
                 <w14:ligatures w14:val="none"/>
               </w:rPr>
@@ -9108,8 +7884,6 @@
                 <w:b/>
                 <w:bCs/>
                 <w:kern w:val="0"/>
-                <w:sz w:val="26"/>
-                <w:szCs w:val="26"/>
                 <w:lang w:val="en"/>
                 <w14:ligatures w14:val="none"/>
               </w:rPr>
@@ -9120,8 +7894,6 @@
                 <w:b/>
                 <w:bCs/>
                 <w:kern w:val="0"/>
-                <w:sz w:val="26"/>
-                <w:szCs w:val="26"/>
                 <w:lang w:val="en"/>
                 <w14:ligatures w14:val="none"/>
               </w:rPr>
@@ -9148,8 +7920,6 @@
               <w:rPr>
                 <w:rFonts w:ascii="Times New Roman" w:eastAsia="Times New Roman" w:hAnsi="Times New Roman" w:cs="Times New Roman"/>
                 <w:kern w:val="0"/>
-                <w:sz w:val="26"/>
-                <w:szCs w:val="26"/>
                 <w:lang w:val="en"/>
                 <w14:ligatures w14:val="none"/>
               </w:rPr>
@@ -9173,8 +7943,6 @@
               <w:rPr>
                 <w:rFonts w:ascii="Times New Roman" w:eastAsia="Times New Roman" w:hAnsi="Times New Roman" w:cs="Times New Roman"/>
                 <w:kern w:val="0"/>
-                <w:sz w:val="26"/>
-                <w:szCs w:val="26"/>
                 <w:lang w:val="en"/>
                 <w14:ligatures w14:val="none"/>
               </w:rPr>
@@ -9198,8 +7966,6 @@
               <w:rPr>
                 <w:rFonts w:ascii="Times New Roman" w:eastAsia="Times New Roman" w:hAnsi="Times New Roman" w:cs="Times New Roman"/>
                 <w:kern w:val="0"/>
-                <w:sz w:val="26"/>
-                <w:szCs w:val="26"/>
                 <w:lang w:val="en"/>
                 <w14:ligatures w14:val="none"/>
               </w:rPr>
@@ -9223,8 +7989,6 @@
               <w:rPr>
                 <w:rFonts w:ascii="Times New Roman" w:eastAsia="Times New Roman" w:hAnsi="Times New Roman" w:cs="Times New Roman"/>
                 <w:kern w:val="0"/>
-                <w:sz w:val="26"/>
-                <w:szCs w:val="26"/>
                 <w:lang w:val="en"/>
                 <w14:ligatures w14:val="none"/>
               </w:rPr>
@@ -9248,8 +8012,6 @@
               <w:rPr>
                 <w:rFonts w:ascii="Times New Roman" w:eastAsia="Times New Roman" w:hAnsi="Times New Roman" w:cs="Times New Roman"/>
                 <w:kern w:val="0"/>
-                <w:sz w:val="26"/>
-                <w:szCs w:val="26"/>
                 <w:lang w:val="en"/>
                 <w14:ligatures w14:val="none"/>
               </w:rPr>
@@ -9273,8 +8035,6 @@
               <w:rPr>
                 <w:rFonts w:ascii="Times New Roman" w:eastAsia="Times New Roman" w:hAnsi="Times New Roman" w:cs="Times New Roman"/>
                 <w:kern w:val="0"/>
-                <w:sz w:val="26"/>
-                <w:szCs w:val="26"/>
                 <w:lang w:val="en"/>
                 <w14:ligatures w14:val="none"/>
               </w:rPr>
@@ -9298,8 +8058,6 @@
               <w:rPr>
                 <w:rFonts w:ascii="Times New Roman" w:eastAsia="Times New Roman" w:hAnsi="Times New Roman" w:cs="Times New Roman"/>
                 <w:kern w:val="0"/>
-                <w:sz w:val="26"/>
-                <w:szCs w:val="26"/>
                 <w:lang w:val="en"/>
                 <w14:ligatures w14:val="none"/>
               </w:rPr>
@@ -9323,8 +8081,6 @@
               <w:rPr>
                 <w:rFonts w:ascii="Times New Roman" w:eastAsia="Times New Roman" w:hAnsi="Times New Roman" w:cs="Times New Roman"/>
                 <w:kern w:val="0"/>
-                <w:sz w:val="26"/>
-                <w:szCs w:val="26"/>
                 <w:lang w:val="en"/>
                 <w14:ligatures w14:val="none"/>
               </w:rPr>
@@ -9348,8 +8104,6 @@
               <w:rPr>
                 <w:rFonts w:ascii="Times New Roman" w:eastAsia="Times New Roman" w:hAnsi="Times New Roman" w:cs="Times New Roman"/>
                 <w:kern w:val="0"/>
-                <w:sz w:val="26"/>
-                <w:szCs w:val="26"/>
                 <w:lang w:val="en"/>
                 <w14:ligatures w14:val="none"/>
               </w:rPr>
@@ -9373,8 +8127,6 @@
               <w:rPr>
                 <w:rFonts w:ascii="Times New Roman" w:eastAsia="Times New Roman" w:hAnsi="Times New Roman" w:cs="Times New Roman"/>
                 <w:kern w:val="0"/>
-                <w:sz w:val="26"/>
-                <w:szCs w:val="26"/>
                 <w:lang w:val="en"/>
                 <w14:ligatures w14:val="none"/>
               </w:rPr>
@@ -9400,8 +8152,6 @@
               <w:rPr>
                 <w:rFonts w:ascii="Times New Roman" w:eastAsia="Times New Roman" w:hAnsi="Times New Roman" w:cs="Times New Roman"/>
                 <w:kern w:val="0"/>
-                <w:sz w:val="26"/>
-                <w:szCs w:val="26"/>
                 <w:lang w:val="en"/>
                 <w14:ligatures w14:val="none"/>
               </w:rPr>
@@ -9425,8 +8175,6 @@
               <w:rPr>
                 <w:rFonts w:ascii="Times New Roman" w:eastAsia="Times New Roman" w:hAnsi="Times New Roman" w:cs="Times New Roman"/>
                 <w:kern w:val="0"/>
-                <w:sz w:val="26"/>
-                <w:szCs w:val="26"/>
                 <w:lang w:val="en"/>
                 <w14:ligatures w14:val="none"/>
               </w:rPr>
@@ -9450,8 +8198,6 @@
               <w:rPr>
                 <w:rFonts w:ascii="Times New Roman" w:eastAsia="Times New Roman" w:hAnsi="Times New Roman" w:cs="Times New Roman"/>
                 <w:kern w:val="0"/>
-                <w:sz w:val="26"/>
-                <w:szCs w:val="26"/>
                 <w:lang w:val="en"/>
                 <w14:ligatures w14:val="none"/>
               </w:rPr>
@@ -9475,8 +8221,6 @@
               <w:rPr>
                 <w:rFonts w:ascii="Times New Roman" w:eastAsia="Times New Roman" w:hAnsi="Times New Roman" w:cs="Times New Roman"/>
                 <w:kern w:val="0"/>
-                <w:sz w:val="26"/>
-                <w:szCs w:val="26"/>
                 <w:lang w:val="en"/>
                 <w14:ligatures w14:val="none"/>
               </w:rPr>
@@ -9500,8 +8244,6 @@
               <w:rPr>
                 <w:rFonts w:ascii="Times New Roman" w:eastAsia="Times New Roman" w:hAnsi="Times New Roman" w:cs="Times New Roman"/>
                 <w:kern w:val="0"/>
-                <w:sz w:val="26"/>
-                <w:szCs w:val="26"/>
                 <w:lang w:val="en"/>
                 <w14:ligatures w14:val="none"/>
               </w:rPr>
@@ -9525,8 +8267,6 @@
               <w:rPr>
                 <w:rFonts w:ascii="Times New Roman" w:eastAsia="Times New Roman" w:hAnsi="Times New Roman" w:cs="Times New Roman"/>
                 <w:kern w:val="0"/>
-                <w:sz w:val="26"/>
-                <w:szCs w:val="26"/>
                 <w:lang w:val="en"/>
                 <w14:ligatures w14:val="none"/>
               </w:rPr>
@@ -9550,8 +8290,6 @@
               <w:rPr>
                 <w:rFonts w:ascii="Times New Roman" w:eastAsia="Times New Roman" w:hAnsi="Times New Roman" w:cs="Times New Roman"/>
                 <w:kern w:val="0"/>
-                <w:sz w:val="26"/>
-                <w:szCs w:val="26"/>
                 <w:lang w:val="en"/>
                 <w14:ligatures w14:val="none"/>
               </w:rPr>
@@ -9575,8 +8313,6 @@
               <w:rPr>
                 <w:rFonts w:ascii="Times New Roman" w:eastAsia="Times New Roman" w:hAnsi="Times New Roman" w:cs="Times New Roman"/>
                 <w:kern w:val="0"/>
-                <w:sz w:val="26"/>
-                <w:szCs w:val="26"/>
                 <w:lang w:val="en"/>
                 <w14:ligatures w14:val="none"/>
               </w:rPr>
@@ -9600,8 +8336,6 @@
               <w:rPr>
                 <w:rFonts w:ascii="Times New Roman" w:eastAsia="Times New Roman" w:hAnsi="Times New Roman" w:cs="Times New Roman"/>
                 <w:kern w:val="0"/>
-                <w:sz w:val="26"/>
-                <w:szCs w:val="26"/>
                 <w:lang w:val="en"/>
                 <w14:ligatures w14:val="none"/>
               </w:rPr>
@@ -9625,8 +8359,6 @@
               <w:rPr>
                 <w:rFonts w:ascii="Times New Roman" w:eastAsia="Times New Roman" w:hAnsi="Times New Roman" w:cs="Times New Roman"/>
                 <w:kern w:val="0"/>
-                <w:sz w:val="26"/>
-                <w:szCs w:val="26"/>
                 <w:lang w:val="en"/>
                 <w14:ligatures w14:val="none"/>
               </w:rPr>
@@ -9642,8 +8374,6 @@
         <w:rPr>
           <w:rFonts w:ascii="Times New Roman" w:eastAsia="Times New Roman" w:hAnsi="Times New Roman" w:cs="Times New Roman"/>
           <w:kern w:val="0"/>
-          <w:sz w:val="26"/>
-          <w:szCs w:val="26"/>
           <w:lang w:val="en"/>
           <w14:ligatures w14:val="none"/>
         </w:rPr>
@@ -9654,18 +8384,14 @@
         <w:rPr>
           <w:rFonts w:ascii="Times New Roman" w:eastAsia="Times New Roman" w:hAnsi="Times New Roman" w:cs="Times New Roman"/>
           <w:kern w:val="0"/>
-          <w:sz w:val="26"/>
-          <w:szCs w:val="26"/>
-          <w:lang w:val="en"/>
-          <w14:ligatures w14:val="none"/>
-        </w:rPr>
-      </w:pPr>
-      <w:r>
-        <w:rPr>
-          <w:rFonts w:ascii="Times New Roman" w:eastAsia="Times New Roman" w:hAnsi="Times New Roman" w:cs="Times New Roman"/>
-          <w:kern w:val="0"/>
-          <w:sz w:val="26"/>
-          <w:szCs w:val="26"/>
+          <w:lang w:val="en"/>
+          <w14:ligatures w14:val="none"/>
+        </w:rPr>
+      </w:pPr>
+      <w:r>
+        <w:rPr>
+          <w:rFonts w:ascii="Times New Roman" w:eastAsia="Times New Roman" w:hAnsi="Times New Roman" w:cs="Times New Roman"/>
+          <w:kern w:val="0"/>
           <w:lang w:val="en"/>
           <w14:ligatures w14:val="none"/>
         </w:rPr>
@@ -9680,18 +8406,14 @@
         <w:rPr>
           <w:rFonts w:ascii="Times New Roman" w:eastAsia="Times New Roman" w:hAnsi="Times New Roman" w:cs="Times New Roman"/>
           <w:kern w:val="0"/>
-          <w:sz w:val="26"/>
-          <w:szCs w:val="26"/>
-          <w:lang w:val="en"/>
-          <w14:ligatures w14:val="none"/>
-        </w:rPr>
-      </w:pPr>
-      <w:r>
-        <w:rPr>
-          <w:rFonts w:ascii="Times New Roman" w:eastAsia="Times New Roman" w:hAnsi="Times New Roman" w:cs="Times New Roman"/>
-          <w:kern w:val="0"/>
-          <w:sz w:val="26"/>
-          <w:szCs w:val="26"/>
+          <w:lang w:val="en"/>
+          <w14:ligatures w14:val="none"/>
+        </w:rPr>
+      </w:pPr>
+      <w:r>
+        <w:rPr>
+          <w:rFonts w:ascii="Times New Roman" w:eastAsia="Times New Roman" w:hAnsi="Times New Roman" w:cs="Times New Roman"/>
+          <w:kern w:val="0"/>
           <w:lang w:val="en"/>
           <w14:ligatures w14:val="none"/>
         </w:rPr>
@@ -9707,8 +8429,6 @@
         <w:rPr>
           <w:rFonts w:ascii="Times New Roman" w:eastAsia="Times New Roman" w:hAnsi="Times New Roman" w:cs="Times New Roman"/>
           <w:kern w:val="0"/>
-          <w:sz w:val="26"/>
-          <w:szCs w:val="26"/>
           <w:lang w:val="en"/>
           <w14:ligatures w14:val="none"/>
         </w:rPr>
@@ -9719,8 +8439,6 @@
         <w:rPr>
           <w:rFonts w:ascii="Times New Roman" w:eastAsia="Times New Roman" w:hAnsi="Times New Roman" w:cs="Times New Roman"/>
           <w:kern w:val="0"/>
-          <w:sz w:val="26"/>
-          <w:szCs w:val="26"/>
           <w:lang w:val="en"/>
           <w14:ligatures w14:val="none"/>
         </w:rPr>
@@ -9735,18 +8453,14 @@
         <w:rPr>
           <w:rFonts w:ascii="Times New Roman" w:eastAsia="Times New Roman" w:hAnsi="Times New Roman" w:cs="Times New Roman"/>
           <w:kern w:val="0"/>
-          <w:sz w:val="26"/>
-          <w:szCs w:val="26"/>
-          <w:lang w:val="en"/>
-          <w14:ligatures w14:val="none"/>
-        </w:rPr>
-      </w:pPr>
-      <w:r>
-        <w:rPr>
-          <w:rFonts w:ascii="Times New Roman" w:eastAsia="Times New Roman" w:hAnsi="Times New Roman" w:cs="Times New Roman"/>
-          <w:kern w:val="0"/>
-          <w:sz w:val="26"/>
-          <w:szCs w:val="26"/>
+          <w:lang w:val="en"/>
+          <w14:ligatures w14:val="none"/>
+        </w:rPr>
+      </w:pPr>
+      <w:r>
+        <w:rPr>
+          <w:rFonts w:ascii="Times New Roman" w:eastAsia="Times New Roman" w:hAnsi="Times New Roman" w:cs="Times New Roman"/>
+          <w:kern w:val="0"/>
           <w:lang w:val="en"/>
           <w14:ligatures w14:val="none"/>
         </w:rPr>
@@ -9761,18 +8475,14 @@
         <w:rPr>
           <w:rFonts w:ascii="Times New Roman" w:eastAsia="Times New Roman" w:hAnsi="Times New Roman" w:cs="Times New Roman"/>
           <w:kern w:val="0"/>
-          <w:sz w:val="26"/>
-          <w:szCs w:val="26"/>
-          <w:lang w:val="en"/>
-          <w14:ligatures w14:val="none"/>
-        </w:rPr>
-      </w:pPr>
-      <w:r>
-        <w:rPr>
-          <w:rFonts w:ascii="Times New Roman" w:eastAsia="Times New Roman" w:hAnsi="Times New Roman" w:cs="Times New Roman"/>
-          <w:kern w:val="0"/>
-          <w:sz w:val="26"/>
-          <w:szCs w:val="26"/>
+          <w:lang w:val="en"/>
+          <w14:ligatures w14:val="none"/>
+        </w:rPr>
+      </w:pPr>
+      <w:r>
+        <w:rPr>
+          <w:rFonts w:ascii="Times New Roman" w:eastAsia="Times New Roman" w:hAnsi="Times New Roman" w:cs="Times New Roman"/>
+          <w:kern w:val="0"/>
           <w:lang w:val="en"/>
           <w14:ligatures w14:val="none"/>
         </w:rPr>
@@ -9784,8 +8494,6 @@
           <w:i/>
           <w:iCs/>
           <w:kern w:val="0"/>
-          <w:sz w:val="26"/>
-          <w:szCs w:val="26"/>
           <w:lang w:val="en"/>
           <w14:ligatures w14:val="none"/>
         </w:rPr>
@@ -9795,8 +8503,6 @@
         <w:rPr>
           <w:rFonts w:ascii="Times New Roman" w:eastAsia="Times New Roman" w:hAnsi="Times New Roman" w:cs="Times New Roman"/>
           <w:kern w:val="0"/>
-          <w:sz w:val="26"/>
-          <w:szCs w:val="26"/>
           <w:lang w:val="en"/>
           <w14:ligatures w14:val="none"/>
         </w:rPr>
@@ -9811,18 +8517,14 @@
         <w:rPr>
           <w:rFonts w:ascii="Times New Roman" w:eastAsia="Times New Roman" w:hAnsi="Times New Roman" w:cs="Times New Roman"/>
           <w:kern w:val="0"/>
-          <w:sz w:val="26"/>
-          <w:szCs w:val="26"/>
-          <w:lang w:val="en"/>
-          <w14:ligatures w14:val="none"/>
-        </w:rPr>
-      </w:pPr>
-      <w:r>
-        <w:rPr>
-          <w:rFonts w:ascii="Times New Roman" w:eastAsia="Times New Roman" w:hAnsi="Times New Roman" w:cs="Times New Roman"/>
-          <w:kern w:val="0"/>
-          <w:sz w:val="26"/>
-          <w:szCs w:val="26"/>
+          <w:lang w:val="en"/>
+          <w14:ligatures w14:val="none"/>
+        </w:rPr>
+      </w:pPr>
+      <w:r>
+        <w:rPr>
+          <w:rFonts w:ascii="Times New Roman" w:eastAsia="Times New Roman" w:hAnsi="Times New Roman" w:cs="Times New Roman"/>
+          <w:kern w:val="0"/>
           <w:lang w:val="en"/>
           <w14:ligatures w14:val="none"/>
         </w:rPr>
@@ -9852,8 +8554,6 @@
               <w:rPr>
                 <w:rFonts w:ascii="Times New Roman" w:eastAsia="Times New Roman" w:hAnsi="Times New Roman" w:cs="Times New Roman"/>
                 <w:kern w:val="0"/>
-                <w:sz w:val="26"/>
-                <w:szCs w:val="26"/>
                 <w:lang w:val="en"/>
                 <w14:ligatures w14:val="none"/>
               </w:rPr>
@@ -9873,8 +8573,6 @@
                 <w:b/>
                 <w:bCs/>
                 <w:kern w:val="0"/>
-                <w:sz w:val="26"/>
-                <w:szCs w:val="26"/>
                 <w:lang w:val="en"/>
                 <w14:ligatures w14:val="none"/>
               </w:rPr>
@@ -9885,8 +8583,6 @@
                 <w:b/>
                 <w:bCs/>
                 <w:kern w:val="0"/>
-                <w:sz w:val="26"/>
-                <w:szCs w:val="26"/>
                 <w:lang w:val="en"/>
                 <w14:ligatures w14:val="none"/>
               </w:rPr>
@@ -9903,8 +8599,6 @@
                 <w:i/>
                 <w:iCs/>
                 <w:kern w:val="0"/>
-                <w:sz w:val="26"/>
-                <w:szCs w:val="26"/>
                 <w:lang w:val="en"/>
                 <w14:ligatures w14:val="none"/>
               </w:rPr>
@@ -9915,8 +8609,6 @@
                 <w:i/>
                 <w:iCs/>
                 <w:kern w:val="0"/>
-                <w:sz w:val="26"/>
-                <w:szCs w:val="26"/>
                 <w:lang w:val="en"/>
                 <w14:ligatures w14:val="none"/>
               </w:rPr>
@@ -9931,8 +8623,6 @@
               <w:rPr>
                 <w:rFonts w:ascii="Times New Roman" w:eastAsia="Times New Roman" w:hAnsi="Times New Roman" w:cs="Times New Roman"/>
                 <w:kern w:val="0"/>
-                <w:sz w:val="26"/>
-                <w:szCs w:val="26"/>
                 <w:lang w:val="en"/>
                 <w14:ligatures w14:val="none"/>
               </w:rPr>
@@ -9946,8 +8636,6 @@
               <w:rPr>
                 <w:rFonts w:ascii="Times New Roman" w:eastAsia="Times New Roman" w:hAnsi="Times New Roman" w:cs="Times New Roman"/>
                 <w:kern w:val="0"/>
-                <w:sz w:val="26"/>
-                <w:szCs w:val="26"/>
                 <w:lang w:val="en"/>
                 <w14:ligatures w14:val="none"/>
               </w:rPr>
@@ -9961,8 +8649,6 @@
               <w:rPr>
                 <w:rFonts w:ascii="Times New Roman" w:eastAsia="Times New Roman" w:hAnsi="Times New Roman" w:cs="Times New Roman"/>
                 <w:kern w:val="0"/>
-                <w:sz w:val="26"/>
-                <w:szCs w:val="26"/>
                 <w:lang w:val="en"/>
                 <w14:ligatures w14:val="none"/>
               </w:rPr>
@@ -9976,8 +8662,6 @@
               <w:rPr>
                 <w:rFonts w:ascii="Times New Roman" w:eastAsia="Times New Roman" w:hAnsi="Times New Roman" w:cs="Times New Roman"/>
                 <w:kern w:val="0"/>
-                <w:sz w:val="26"/>
-                <w:szCs w:val="26"/>
                 <w:lang w:val="en"/>
                 <w14:ligatures w14:val="none"/>
               </w:rPr>
@@ -9991,8 +8675,6 @@
               <w:rPr>
                 <w:rFonts w:ascii="Times New Roman" w:eastAsia="Times New Roman" w:hAnsi="Times New Roman" w:cs="Times New Roman"/>
                 <w:kern w:val="0"/>
-                <w:sz w:val="26"/>
-                <w:szCs w:val="26"/>
                 <w:lang w:val="en"/>
                 <w14:ligatures w14:val="none"/>
               </w:rPr>
@@ -10008,8 +8690,6 @@
                 <w:b/>
                 <w:bCs/>
                 <w:kern w:val="0"/>
-                <w:sz w:val="26"/>
-                <w:szCs w:val="26"/>
                 <w:lang w:val="en"/>
                 <w14:ligatures w14:val="none"/>
               </w:rPr>
@@ -10020,8 +8700,6 @@
                 <w:b/>
                 <w:bCs/>
                 <w:kern w:val="0"/>
-                <w:sz w:val="26"/>
-                <w:szCs w:val="26"/>
                 <w:lang w:val="en"/>
                 <w14:ligatures w14:val="none"/>
               </w:rPr>
@@ -10037,8 +8715,6 @@
         <w:rPr>
           <w:rFonts w:ascii="Times New Roman" w:eastAsia="Times New Roman" w:hAnsi="Times New Roman" w:cs="Times New Roman"/>
           <w:kern w:val="0"/>
-          <w:sz w:val="26"/>
-          <w:szCs w:val="26"/>
           <w:lang w:val="en"/>
           <w14:ligatures w14:val="none"/>
         </w:rPr>
@@ -10050,8 +8726,6 @@
         <w:rPr>
           <w:rFonts w:ascii="Times New Roman" w:eastAsia="Times New Roman" w:hAnsi="Times New Roman" w:cs="Times New Roman"/>
           <w:kern w:val="0"/>
-          <w:sz w:val="26"/>
-          <w:szCs w:val="26"/>
           <w:lang w:val="en"/>
           <w14:ligatures w14:val="none"/>
         </w:rPr>
@@ -10072,8 +8746,6 @@
           <w:b/>
           <w:bCs/>
           <w:kern w:val="0"/>
-          <w:sz w:val="26"/>
-          <w:szCs w:val="26"/>
           <w:lang w:val="vi-VN"/>
           <w14:ligatures w14:val="none"/>
         </w:rPr>
